--- a/Documentacion/Informe capitulo 1.docx
+++ b/Documentacion/Informe capitulo 1.docx
@@ -81,8 +81,374 @@
           <w:sz w:val="52"/>
           <w:szCs w:val="52"/>
         </w:rPr>
-        <w:t>Sistema de Gestión de Atención de Emergencias Hospitalarias</w:t>
-      </w:r>
+        <w:t>Sistema de Gestión de Procesos</w:t>
+      </w:r>
+    </w:p>
+    <w:p>
+      <w:pPr>
+        <w:jc w:val="center"/>
+        <w:rPr>
+          <w:rFonts w:ascii="Times New Roman" w:hAnsi="Times New Roman" w:cs="Times New Roman"/>
+        </w:rPr>
+      </w:pPr>
+    </w:p>
+    <w:p>
+      <w:pPr>
+        <w:jc w:val="center"/>
+        <w:rPr>
+          <w:rFonts w:ascii="Times New Roman" w:hAnsi="Times New Roman" w:cs="Times New Roman"/>
+        </w:rPr>
+      </w:pPr>
+      <w:r>
+        <w:rPr>
+          <w:rFonts w:ascii="Times New Roman" w:hAnsi="Times New Roman" w:cs="Times New Roman"/>
+        </w:rPr>
+        <w:t>Integrantes:</w:t>
+      </w:r>
+    </w:p>
+    <w:p>
+      <w:pPr>
+        <w:jc w:val="center"/>
+        <w:rPr>
+          <w:rFonts w:ascii="Times New Roman" w:hAnsi="Times New Roman" w:cs="Times New Roman"/>
+        </w:rPr>
+      </w:pPr>
+      <w:r>
+        <w:rPr>
+          <w:rFonts w:ascii="Times New Roman" w:hAnsi="Times New Roman" w:cs="Times New Roman"/>
+        </w:rPr>
+        <w:t>Ordoñez Molinero Hans Anderson</w:t>
+      </w:r>
+    </w:p>
+    <w:p>
+      <w:pPr>
+        <w:jc w:val="center"/>
+        <w:rPr>
+          <w:rFonts w:ascii="Times New Roman" w:hAnsi="Times New Roman" w:cs="Times New Roman"/>
+        </w:rPr>
+      </w:pPr>
+      <w:r>
+        <w:rPr>
+          <w:rFonts w:ascii="Times New Roman" w:hAnsi="Times New Roman" w:cs="Times New Roman"/>
+        </w:rPr>
+        <w:t>George Bill Valdivieso Tomas</w:t>
+      </w:r>
+    </w:p>
+    <w:p>
+      <w:pPr>
+        <w:jc w:val="center"/>
+        <w:rPr>
+          <w:rFonts w:ascii="Times New Roman" w:hAnsi="Times New Roman" w:cs="Times New Roman"/>
+        </w:rPr>
+      </w:pPr>
+      <w:proofErr w:type="spellStart"/>
+      <w:r>
+        <w:rPr>
+          <w:rFonts w:ascii="Times New Roman" w:hAnsi="Times New Roman" w:cs="Times New Roman"/>
+        </w:rPr>
+        <w:t>Casavilca</w:t>
+      </w:r>
+      <w:proofErr w:type="spellEnd"/>
+      <w:r>
+        <w:rPr>
+          <w:rFonts w:ascii="Times New Roman" w:hAnsi="Times New Roman" w:cs="Times New Roman"/>
+        </w:rPr>
+        <w:t xml:space="preserve"> Paucar Joel Walter</w:t>
+      </w:r>
+    </w:p>
+    <w:p>
+      <w:pPr>
+        <w:jc w:val="center"/>
+        <w:rPr>
+          <w:rFonts w:ascii="Times New Roman" w:hAnsi="Times New Roman" w:cs="Times New Roman"/>
+        </w:rPr>
+      </w:pPr>
+      <w:r>
+        <w:rPr>
+          <w:rFonts w:ascii="Times New Roman" w:hAnsi="Times New Roman" w:cs="Times New Roman"/>
+        </w:rPr>
+        <w:t xml:space="preserve">De la cruz Santana </w:t>
+      </w:r>
+      <w:proofErr w:type="spellStart"/>
+      <w:r>
+        <w:rPr>
+          <w:rFonts w:ascii="Times New Roman" w:hAnsi="Times New Roman" w:cs="Times New Roman"/>
+        </w:rPr>
+        <w:t>Jhon</w:t>
+      </w:r>
+      <w:proofErr w:type="spellEnd"/>
+      <w:r>
+        <w:rPr>
+          <w:rFonts w:ascii="Times New Roman" w:hAnsi="Times New Roman" w:cs="Times New Roman"/>
+        </w:rPr>
+        <w:t xml:space="preserve"> Kenyo</w:t>
+      </w:r>
+    </w:p>
+    <w:p>
+      <w:pPr>
+        <w:jc w:val="center"/>
+        <w:rPr>
+          <w:rFonts w:ascii="Times New Roman" w:hAnsi="Times New Roman" w:cs="Times New Roman"/>
+          <w:lang w:val="en-US"/>
+        </w:rPr>
+      </w:pPr>
+      <w:proofErr w:type="spellStart"/>
+      <w:r>
+        <w:rPr>
+          <w:rFonts w:ascii="Times New Roman" w:hAnsi="Times New Roman" w:cs="Times New Roman"/>
+          <w:lang w:val="en-US"/>
+        </w:rPr>
+        <w:t>Github</w:t>
+      </w:r>
+      <w:proofErr w:type="spellEnd"/>
+      <w:r>
+        <w:rPr>
+          <w:rFonts w:ascii="Times New Roman" w:hAnsi="Times New Roman" w:cs="Times New Roman"/>
+          <w:lang w:val="en-US"/>
+        </w:rPr>
+        <w:t xml:space="preserve">: </w:t>
+      </w:r>
+      <w:hyperlink r:id="rId5" w:history="1">
+        <w:r>
+          <w:rPr>
+            <w:rStyle w:val="Hipervnculo"/>
+            <w:rFonts w:ascii="Times New Roman" w:hAnsi="Times New Roman" w:cs="Times New Roman"/>
+            <w:lang w:val="en-US"/>
+          </w:rPr>
+          <w:t>https://github.com/hanserlodev/Trabajo-EDD-1</w:t>
+        </w:r>
+      </w:hyperlink>
+      <w:r>
+        <w:rPr>
+          <w:rFonts w:ascii="Times New Roman" w:hAnsi="Times New Roman" w:cs="Times New Roman"/>
+          <w:lang w:val="en-US"/>
+        </w:rPr>
+        <w:t xml:space="preserve"> </w:t>
+      </w:r>
+    </w:p>
+    <w:p>
+      <w:pPr>
+        <w:jc w:val="center"/>
+        <w:rPr>
+          <w:rFonts w:ascii="Times New Roman" w:hAnsi="Times New Roman" w:cs="Times New Roman"/>
+          <w:lang w:val="en-US"/>
+        </w:rPr>
+      </w:pPr>
+    </w:p>
+    <w:p>
+      <w:pPr>
+        <w:jc w:val="center"/>
+        <w:rPr>
+          <w:rFonts w:ascii="Times New Roman" w:hAnsi="Times New Roman" w:cs="Times New Roman"/>
+          <w:lang w:val="en-US"/>
+        </w:rPr>
+      </w:pPr>
+    </w:p>
+    <w:p>
+      <w:pPr>
+        <w:jc w:val="center"/>
+        <w:rPr>
+          <w:rFonts w:ascii="Times New Roman" w:hAnsi="Times New Roman" w:cs="Times New Roman"/>
+          <w:lang w:val="en-US"/>
+        </w:rPr>
+      </w:pPr>
+    </w:p>
+    <w:p>
+      <w:pPr>
+        <w:jc w:val="center"/>
+        <w:rPr>
+          <w:rFonts w:ascii="Times New Roman" w:hAnsi="Times New Roman" w:cs="Times New Roman"/>
+          <w:lang w:val="en-US"/>
+        </w:rPr>
+      </w:pPr>
+    </w:p>
+    <w:p>
+      <w:pPr>
+        <w:jc w:val="center"/>
+        <w:rPr>
+          <w:rFonts w:ascii="Times New Roman" w:hAnsi="Times New Roman" w:cs="Times New Roman"/>
+          <w:lang w:val="en-US"/>
+        </w:rPr>
+      </w:pPr>
+    </w:p>
+    <w:p>
+      <w:pPr>
+        <w:jc w:val="center"/>
+        <w:rPr>
+          <w:rFonts w:ascii="Times New Roman" w:hAnsi="Times New Roman" w:cs="Times New Roman"/>
+          <w:lang w:val="en-US"/>
+        </w:rPr>
+      </w:pPr>
+    </w:p>
+    <w:p>
+      <w:pPr>
+        <w:jc w:val="center"/>
+        <w:rPr>
+          <w:rFonts w:ascii="Times New Roman" w:hAnsi="Times New Roman" w:cs="Times New Roman"/>
+          <w:lang w:val="en-US"/>
+        </w:rPr>
+      </w:pPr>
+    </w:p>
+    <w:p>
+      <w:pPr>
+        <w:jc w:val="center"/>
+        <w:rPr>
+          <w:rFonts w:ascii="Times New Roman" w:hAnsi="Times New Roman" w:cs="Times New Roman"/>
+          <w:lang w:val="en-US"/>
+        </w:rPr>
+      </w:pPr>
+    </w:p>
+    <w:p>
+      <w:pPr>
+        <w:jc w:val="center"/>
+        <w:rPr>
+          <w:rFonts w:ascii="Times New Roman" w:hAnsi="Times New Roman" w:cs="Times New Roman"/>
+          <w:lang w:val="en-US"/>
+        </w:rPr>
+      </w:pPr>
+    </w:p>
+    <w:p>
+      <w:pPr>
+        <w:jc w:val="center"/>
+        <w:rPr>
+          <w:rFonts w:ascii="Times New Roman" w:hAnsi="Times New Roman" w:cs="Times New Roman"/>
+          <w:b/>
+          <w:bCs/>
+          <w:lang w:val="en-US"/>
+        </w:rPr>
+      </w:pPr>
+    </w:p>
+    <w:p>
+      <w:pPr>
+        <w:jc w:val="center"/>
+        <w:rPr>
+          <w:rFonts w:ascii="Times New Roman" w:hAnsi="Times New Roman" w:cs="Times New Roman"/>
+          <w:b/>
+          <w:bCs/>
+          <w:lang w:val="en-US"/>
+        </w:rPr>
+      </w:pPr>
+    </w:p>
+    <w:p>
+      <w:pPr>
+        <w:jc w:val="center"/>
+        <w:rPr>
+          <w:rFonts w:ascii="Times New Roman" w:hAnsi="Times New Roman" w:cs="Times New Roman"/>
+          <w:b/>
+          <w:bCs/>
+          <w:lang w:val="en-US"/>
+        </w:rPr>
+      </w:pPr>
+    </w:p>
+    <w:p>
+      <w:pPr>
+        <w:jc w:val="center"/>
+        <w:rPr>
+          <w:rFonts w:ascii="Times New Roman" w:hAnsi="Times New Roman" w:cs="Times New Roman"/>
+          <w:b/>
+          <w:bCs/>
+          <w:lang w:val="en-US"/>
+        </w:rPr>
+      </w:pPr>
+    </w:p>
+    <w:p>
+      <w:pPr>
+        <w:jc w:val="center"/>
+        <w:rPr>
+          <w:rFonts w:ascii="Times New Roman" w:hAnsi="Times New Roman" w:cs="Times New Roman"/>
+          <w:b/>
+          <w:bCs/>
+          <w:lang w:val="en-US"/>
+        </w:rPr>
+      </w:pPr>
+    </w:p>
+    <w:p>
+      <w:pPr>
+        <w:jc w:val="center"/>
+        <w:rPr>
+          <w:rFonts w:ascii="Times New Roman" w:hAnsi="Times New Roman" w:cs="Times New Roman"/>
+          <w:b/>
+          <w:bCs/>
+          <w:lang w:val="en-US"/>
+        </w:rPr>
+      </w:pPr>
+    </w:p>
+    <w:p>
+      <w:pPr>
+        <w:jc w:val="center"/>
+        <w:rPr>
+          <w:rFonts w:ascii="Times New Roman" w:hAnsi="Times New Roman" w:cs="Times New Roman"/>
+          <w:b/>
+          <w:bCs/>
+          <w:lang w:val="en-US"/>
+        </w:rPr>
+      </w:pPr>
+    </w:p>
+    <w:p>
+      <w:pPr>
+        <w:jc w:val="center"/>
+        <w:rPr>
+          <w:rFonts w:ascii="Times New Roman" w:hAnsi="Times New Roman" w:cs="Times New Roman"/>
+          <w:b/>
+          <w:bCs/>
+          <w:lang w:val="en-US"/>
+        </w:rPr>
+      </w:pPr>
+    </w:p>
+    <w:p>
+      <w:pPr>
+        <w:jc w:val="center"/>
+        <w:rPr>
+          <w:rFonts w:ascii="Times New Roman" w:hAnsi="Times New Roman" w:cs="Times New Roman"/>
+          <w:b/>
+          <w:bCs/>
+          <w:lang w:val="en-US"/>
+        </w:rPr>
+      </w:pPr>
+    </w:p>
+    <w:p>
+      <w:pPr>
+        <w:jc w:val="center"/>
+        <w:rPr>
+          <w:rFonts w:ascii="Times New Roman" w:hAnsi="Times New Roman" w:cs="Times New Roman"/>
+          <w:b/>
+          <w:bCs/>
+          <w:lang w:val="en-US"/>
+        </w:rPr>
+      </w:pPr>
+    </w:p>
+    <w:p>
+      <w:pPr>
+        <w:jc w:val="center"/>
+        <w:rPr>
+          <w:rFonts w:ascii="Times New Roman" w:hAnsi="Times New Roman" w:cs="Times New Roman"/>
+          <w:b/>
+          <w:bCs/>
+          <w:lang w:val="en-US"/>
+        </w:rPr>
+      </w:pPr>
+    </w:p>
+    <w:p>
+      <w:pPr>
+        <w:jc w:val="center"/>
+        <w:rPr>
+          <w:rFonts w:ascii="Times New Roman" w:hAnsi="Times New Roman" w:cs="Times New Roman"/>
+          <w:b/>
+          <w:bCs/>
+          <w:lang w:val="en-US"/>
+        </w:rPr>
+      </w:pPr>
+    </w:p>
+    <w:p>
+      <w:pPr>
+        <w:jc w:val="center"/>
+        <w:rPr>
+          <w:rFonts w:ascii="Times New Roman" w:hAnsi="Times New Roman" w:cs="Times New Roman"/>
+          <w:b/>
+          <w:bCs/>
+          <w:lang w:val="en-US"/>
+        </w:rPr>
+      </w:pPr>
     </w:p>
     <w:p>
       <w:pPr>
@@ -101,315 +467,16 @@
         <w:jc w:val="center"/>
         <w:rPr>
           <w:rFonts w:ascii="Times New Roman" w:hAnsi="Times New Roman" w:cs="Times New Roman"/>
-        </w:rPr>
-      </w:pPr>
-      <w:r>
-        <w:rPr>
-          <w:rFonts w:ascii="Times New Roman" w:hAnsi="Times New Roman" w:cs="Times New Roman"/>
-        </w:rPr>
-        <w:t>Integrantes:</w:t>
-      </w:r>
-    </w:p>
-    <w:p>
-      <w:pPr>
-        <w:jc w:val="center"/>
-        <w:rPr>
-          <w:rFonts w:ascii="Times New Roman" w:hAnsi="Times New Roman" w:cs="Times New Roman"/>
-        </w:rPr>
-      </w:pPr>
-      <w:r>
-        <w:rPr>
-          <w:rFonts w:ascii="Times New Roman" w:hAnsi="Times New Roman" w:cs="Times New Roman"/>
-        </w:rPr>
-        <w:t>Ordoñez Molinero Hans Anderson</w:t>
-      </w:r>
-    </w:p>
-    <w:p>
-      <w:pPr>
-        <w:jc w:val="center"/>
-        <w:rPr>
-          <w:rFonts w:ascii="Times New Roman" w:hAnsi="Times New Roman" w:cs="Times New Roman"/>
-        </w:rPr>
-      </w:pPr>
-      <w:r>
-        <w:rPr>
-          <w:rFonts w:ascii="Times New Roman" w:hAnsi="Times New Roman" w:cs="Times New Roman"/>
-        </w:rPr>
-        <w:t>George Bill Valdivieso Tomas</w:t>
-      </w:r>
-    </w:p>
-    <w:p>
-      <w:pPr>
-        <w:jc w:val="center"/>
-        <w:rPr>
-          <w:rFonts w:ascii="Times New Roman" w:hAnsi="Times New Roman" w:cs="Times New Roman"/>
-        </w:rPr>
-      </w:pPr>
-      <w:proofErr w:type="spellStart"/>
-      <w:r>
-        <w:rPr>
-          <w:rFonts w:ascii="Times New Roman" w:hAnsi="Times New Roman" w:cs="Times New Roman"/>
-        </w:rPr>
-        <w:t>Casavilca</w:t>
-      </w:r>
-      <w:proofErr w:type="spellEnd"/>
-      <w:r>
-        <w:rPr>
-          <w:rFonts w:ascii="Times New Roman" w:hAnsi="Times New Roman" w:cs="Times New Roman"/>
-        </w:rPr>
-        <w:t xml:space="preserve"> Paucar Joel Walter</w:t>
-      </w:r>
-    </w:p>
-    <w:p>
-      <w:pPr>
-        <w:jc w:val="center"/>
-        <w:rPr>
-          <w:rFonts w:ascii="Times New Roman" w:hAnsi="Times New Roman" w:cs="Times New Roman"/>
-        </w:rPr>
-      </w:pPr>
-      <w:r>
-        <w:rPr>
-          <w:rFonts w:ascii="Times New Roman" w:hAnsi="Times New Roman" w:cs="Times New Roman"/>
-        </w:rPr>
-        <w:t xml:space="preserve">De la cruz Santana </w:t>
-      </w:r>
-      <w:proofErr w:type="spellStart"/>
-      <w:r>
-        <w:rPr>
-          <w:rFonts w:ascii="Times New Roman" w:hAnsi="Times New Roman" w:cs="Times New Roman"/>
-        </w:rPr>
-        <w:t>Jhon</w:t>
-      </w:r>
-      <w:proofErr w:type="spellEnd"/>
-      <w:r>
-        <w:rPr>
-          <w:rFonts w:ascii="Times New Roman" w:hAnsi="Times New Roman" w:cs="Times New Roman"/>
-        </w:rPr>
-        <w:t xml:space="preserve"> Kenyo</w:t>
-      </w:r>
-    </w:p>
-    <w:p>
-      <w:pPr>
-        <w:jc w:val="center"/>
-        <w:rPr>
-          <w:rFonts w:ascii="Times New Roman" w:hAnsi="Times New Roman" w:cs="Times New Roman"/>
-        </w:rPr>
-      </w:pPr>
-    </w:p>
-    <w:p>
-      <w:pPr>
-        <w:jc w:val="center"/>
-        <w:rPr>
-          <w:rFonts w:ascii="Times New Roman" w:hAnsi="Times New Roman" w:cs="Times New Roman"/>
-        </w:rPr>
-      </w:pPr>
-    </w:p>
-    <w:p>
-      <w:pPr>
-        <w:jc w:val="center"/>
-        <w:rPr>
-          <w:rFonts w:ascii="Times New Roman" w:hAnsi="Times New Roman" w:cs="Times New Roman"/>
-        </w:rPr>
-      </w:pPr>
-    </w:p>
-    <w:p>
-      <w:pPr>
-        <w:jc w:val="center"/>
-        <w:rPr>
-          <w:rFonts w:ascii="Times New Roman" w:hAnsi="Times New Roman" w:cs="Times New Roman"/>
-        </w:rPr>
-      </w:pPr>
-    </w:p>
-    <w:p>
-      <w:pPr>
-        <w:jc w:val="center"/>
-        <w:rPr>
-          <w:rFonts w:ascii="Times New Roman" w:hAnsi="Times New Roman" w:cs="Times New Roman"/>
-        </w:rPr>
-      </w:pPr>
-    </w:p>
-    <w:p>
-      <w:pPr>
-        <w:jc w:val="center"/>
-        <w:rPr>
-          <w:rFonts w:ascii="Times New Roman" w:hAnsi="Times New Roman" w:cs="Times New Roman"/>
-        </w:rPr>
-      </w:pPr>
-    </w:p>
-    <w:p>
-      <w:pPr>
-        <w:jc w:val="center"/>
-        <w:rPr>
-          <w:rFonts w:ascii="Times New Roman" w:hAnsi="Times New Roman" w:cs="Times New Roman"/>
-        </w:rPr>
-      </w:pPr>
-    </w:p>
-    <w:p>
-      <w:pPr>
-        <w:jc w:val="center"/>
-        <w:rPr>
-          <w:rFonts w:ascii="Times New Roman" w:hAnsi="Times New Roman" w:cs="Times New Roman"/>
-        </w:rPr>
-      </w:pPr>
-    </w:p>
-    <w:p>
-      <w:pPr>
-        <w:jc w:val="center"/>
-        <w:rPr>
-          <w:rFonts w:ascii="Times New Roman" w:hAnsi="Times New Roman" w:cs="Times New Roman"/>
-        </w:rPr>
-      </w:pPr>
-    </w:p>
-    <w:p>
-      <w:pPr>
-        <w:jc w:val="center"/>
-        <w:rPr>
-          <w:rFonts w:ascii="Times New Roman" w:hAnsi="Times New Roman" w:cs="Times New Roman"/>
-        </w:rPr>
-      </w:pPr>
-    </w:p>
-    <w:p>
-      <w:pPr>
-        <w:jc w:val="center"/>
-        <w:rPr>
-          <w:rFonts w:ascii="Times New Roman" w:hAnsi="Times New Roman" w:cs="Times New Roman"/>
-          <w:b/>
-          <w:bCs/>
-        </w:rPr>
-      </w:pPr>
-    </w:p>
-    <w:p>
-      <w:pPr>
-        <w:jc w:val="center"/>
-        <w:rPr>
-          <w:rFonts w:ascii="Times New Roman" w:hAnsi="Times New Roman" w:cs="Times New Roman"/>
-          <w:b/>
-          <w:bCs/>
-        </w:rPr>
-      </w:pPr>
-    </w:p>
-    <w:p>
-      <w:pPr>
-        <w:jc w:val="center"/>
-        <w:rPr>
-          <w:rFonts w:ascii="Times New Roman" w:hAnsi="Times New Roman" w:cs="Times New Roman"/>
-          <w:b/>
-          <w:bCs/>
-        </w:rPr>
-      </w:pPr>
-    </w:p>
-    <w:p>
-      <w:pPr>
-        <w:jc w:val="center"/>
-        <w:rPr>
-          <w:rFonts w:ascii="Times New Roman" w:hAnsi="Times New Roman" w:cs="Times New Roman"/>
-          <w:b/>
-          <w:bCs/>
-        </w:rPr>
-      </w:pPr>
-    </w:p>
-    <w:p>
-      <w:pPr>
-        <w:jc w:val="center"/>
-        <w:rPr>
-          <w:rFonts w:ascii="Times New Roman" w:hAnsi="Times New Roman" w:cs="Times New Roman"/>
-          <w:b/>
-          <w:bCs/>
-        </w:rPr>
-      </w:pPr>
-    </w:p>
-    <w:p>
-      <w:pPr>
-        <w:jc w:val="center"/>
-        <w:rPr>
-          <w:rFonts w:ascii="Times New Roman" w:hAnsi="Times New Roman" w:cs="Times New Roman"/>
-          <w:b/>
-          <w:bCs/>
-        </w:rPr>
-      </w:pPr>
-    </w:p>
-    <w:p>
-      <w:pPr>
-        <w:jc w:val="center"/>
-        <w:rPr>
-          <w:rFonts w:ascii="Times New Roman" w:hAnsi="Times New Roman" w:cs="Times New Roman"/>
-          <w:b/>
-          <w:bCs/>
-        </w:rPr>
-      </w:pPr>
-    </w:p>
-    <w:p>
-      <w:pPr>
-        <w:jc w:val="center"/>
-        <w:rPr>
-          <w:rFonts w:ascii="Times New Roman" w:hAnsi="Times New Roman" w:cs="Times New Roman"/>
-          <w:b/>
-          <w:bCs/>
-        </w:rPr>
-      </w:pPr>
-    </w:p>
-    <w:p>
-      <w:pPr>
-        <w:jc w:val="center"/>
-        <w:rPr>
-          <w:rFonts w:ascii="Times New Roman" w:hAnsi="Times New Roman" w:cs="Times New Roman"/>
-          <w:b/>
-          <w:bCs/>
-        </w:rPr>
-      </w:pPr>
-    </w:p>
-    <w:p>
-      <w:pPr>
-        <w:jc w:val="center"/>
-        <w:rPr>
-          <w:rFonts w:ascii="Times New Roman" w:hAnsi="Times New Roman" w:cs="Times New Roman"/>
-          <w:b/>
-          <w:bCs/>
-        </w:rPr>
-      </w:pPr>
-    </w:p>
-    <w:p>
-      <w:pPr>
-        <w:jc w:val="center"/>
-        <w:rPr>
-          <w:rFonts w:ascii="Times New Roman" w:hAnsi="Times New Roman" w:cs="Times New Roman"/>
-          <w:b/>
-          <w:bCs/>
-        </w:rPr>
-      </w:pPr>
-    </w:p>
-    <w:p>
-      <w:pPr>
-        <w:jc w:val="center"/>
-        <w:rPr>
-          <w:rFonts w:ascii="Times New Roman" w:hAnsi="Times New Roman" w:cs="Times New Roman"/>
-          <w:b/>
-          <w:bCs/>
-        </w:rPr>
-      </w:pPr>
-    </w:p>
-    <w:p>
-      <w:pPr>
-        <w:jc w:val="center"/>
-        <w:rPr>
-          <w:rFonts w:ascii="Times New Roman" w:hAnsi="Times New Roman" w:cs="Times New Roman"/>
-          <w:b/>
-          <w:bCs/>
-        </w:rPr>
-      </w:pPr>
-    </w:p>
-    <w:p>
-      <w:pPr>
-        <w:jc w:val="center"/>
-        <w:rPr>
-          <w:rFonts w:ascii="Times New Roman" w:hAnsi="Times New Roman" w:cs="Times New Roman"/>
           <w:b/>
           <w:bCs/>
           <w:sz w:val="52"/>
           <w:szCs w:val="52"/>
         </w:rPr>
       </w:pPr>
-      <w:r>
+    </w:p>
+    <w:p>
+      <w:pPr>
+        <w:jc w:val="center"/>
         <w:rPr>
           <w:rFonts w:ascii="Times New Roman" w:hAnsi="Times New Roman" w:cs="Times New Roman"/>
           <w:b/>
@@ -417,8 +484,7 @@
           <w:sz w:val="52"/>
           <w:szCs w:val="52"/>
         </w:rPr>
-        <w:t xml:space="preserve">CAPITULO </w:t>
-      </w:r>
+      </w:pPr>
       <w:r>
         <w:rPr>
           <w:rFonts w:ascii="Times New Roman" w:hAnsi="Times New Roman" w:cs="Times New Roman"/>
@@ -427,12 +493,9 @@
           <w:sz w:val="52"/>
           <w:szCs w:val="52"/>
         </w:rPr>
-        <w:t>I</w:t>
-      </w:r>
-    </w:p>
-    <w:p>
-      <w:pPr>
-        <w:jc w:val="center"/>
+        <w:t xml:space="preserve">CAPITULO </w:t>
+      </w:r>
+      <w:r>
         <w:rPr>
           <w:rFonts w:ascii="Times New Roman" w:hAnsi="Times New Roman" w:cs="Times New Roman"/>
           <w:b/>
@@ -440,7 +503,8 @@
           <w:sz w:val="52"/>
           <w:szCs w:val="52"/>
         </w:rPr>
-      </w:pPr>
+        <w:t>I</w:t>
+      </w:r>
     </w:p>
     <w:p>
       <w:pPr>
@@ -548,52 +612,47 @@
       <w:pPr>
         <w:pStyle w:val="Cuerpo1"/>
         <w:ind w:left="284" w:firstLine="0"/>
-        <w:jc w:val="both"/>
-      </w:pPr>
-      <w:r>
-        <w:t>En los hospitales y centros de salud, especialmente en el área de emergencias, diariamente llegan pacientes con diferentes niveles de gravedad.</w:t>
-      </w:r>
-      <w:r>
-        <w:t xml:space="preserve"> Por lo tanto, a</w:t>
-      </w:r>
-      <w:r>
-        <w:t>lgunos requieren atención inmediata debido a accidentes o enfermedades graves, mientras que otros pueden esperar algunos minutos antes de ser atendidos.</w:t>
-      </w:r>
-      <w:r>
-        <w:t xml:space="preserve"> Por ello, u</w:t>
-      </w:r>
-      <w:r>
-        <w:t>no de los principales problemas en muchos centros médicos es la organización de los pacientes y la correcta administración del orden de atención.</w:t>
-      </w:r>
-      <w:r>
-        <w:t xml:space="preserve"> Ya que, c</w:t>
-      </w:r>
-      <w:r>
-        <w:t>uando esta gestión se realiza manualmente, pueden ocurrir retrasos, desorden, pérdida de información o errores al priorizar pacientes.</w:t>
+      </w:pPr>
+      <w:r>
+        <w:t>En la actualidad, los sistemas operativos como Windows o Linux ejecutan múltiples procesos de manera simultánea. Por ejemplo, mientras un usuario navega por internet, también puede escuchar música, descargar archivos y utilizar programas de oficina al mismo tiempo. Debido a ello, el sistema operativo necesita administrar correctamente todos los procesos que se encuentran en ejecución.</w:t>
       </w:r>
       <w:r>
         <w:t xml:space="preserve"> </w:t>
       </w:r>
       <w:r>
-        <w:t>Por ejemplo, un paciente en estado crítico debe ser atendido antes que uno con síntomas leves, incluso si llegó después. Además, el personal médico necesita controlar camas disponibles, registrar pacientes y mantener organizada toda la información.</w:t>
+        <w:t>Sin embargo, cuando existe una gran cantidad de procesos activos, pueden presentarse problemas relacionados con la organización de tareas, el consumo de memoria y el uso eficiente del procesador. Asimismo, algunos procesos requieren mayor prioridad que otros, por lo que el sistema debe decidir cuáles deben ejecutarse primero.</w:t>
       </w:r>
       <w:r>
         <w:t xml:space="preserve"> </w:t>
       </w:r>
       <w:r>
-        <w:t>Para resolver esta problemática, se desarrollará un Sistema de Gestión de Atención de Emergencias Hospitalarias utilizando estructuras de datos dinámicas lineales implementadas en lenguaje C++ mediante DEV C++.</w:t>
-      </w:r>
-      <w:r>
-        <w:t>Asimismo, e</w:t>
-      </w:r>
-      <w:r>
-        <w:t>l sistema permitirá registrar pacientes, asignar prioridades de atención, administrar el orden de espera y controlar la disponibilidad de camas hospitalarias.</w:t>
-      </w:r>
-      <w:r>
-        <w:t xml:space="preserve"> En resumen, e</w:t>
-      </w:r>
-      <w:r>
-        <w:t>ste proyecto busca aplicar los conocimientos del curso de Estructura de Datos en un caso de la vida real relacionado con el área de salud.</w:t>
+        <w:t>Por ejemplo, un proceso importante del sistema operativo debe ejecutarse antes que una aplicación secundaria abierta por el usuario. Del mismo modo, la memoria utilizada por los procesos debe administrarse correctamente para evitar bloqueos, lentitud o pérdida de rendimiento.</w:t>
+      </w:r>
+      <w:r>
+        <w:t xml:space="preserve"> </w:t>
+      </w:r>
+      <w:r>
+        <w:t>Debido a esta problemática, se desarrollará un Sistema de Gestión de Procesos utilizando estructuras de datos dinámicas lineales implementadas en lenguaje C++ mediante DEV C++. El sistema simulará el funcionamiento básico de un administrador de tareas de un sistema operativo.</w:t>
+      </w:r>
+      <w:r>
+        <w:t xml:space="preserve"> </w:t>
+      </w:r>
+      <w:r>
+        <w:t xml:space="preserve">Asimismo, el proyecto permitirá registrar procesos, organizar su ejecución según prioridad y administrar bloques de memoria dinámicamente. De esta manera, se aplicarán los conocimientos aprendidos en el curso de Estructura de Datos utilizando listas enlazadas, </w:t>
+      </w:r>
+      <w:proofErr w:type="gramStart"/>
+      <w:r>
+        <w:t>colas dinámicas y pilas dinámicas</w:t>
+      </w:r>
+      <w:proofErr w:type="gramEnd"/>
+      <w:r>
+        <w:t xml:space="preserve"> desarrolladas desde cero, sin utilizar bibliotecas predefinidas.</w:t>
+      </w:r>
+      <w:r>
+        <w:t xml:space="preserve"> </w:t>
+      </w:r>
+      <w:r>
+        <w:t>Finalmente, este sistema permitirá comprender de forma práctica cómo un sistema operativo organiza y administra procesos internos utilizando estructuras dinámicas lineales.</w:t>
       </w:r>
     </w:p>
     <w:p>
@@ -615,9 +674,18 @@
     <w:p>
       <w:pPr>
         <w:pStyle w:val="cuerpo2"/>
-      </w:pPr>
-      <w:r>
-        <w:t>El objetivo principal es desarrollar un sistema que permita:</w:t>
+        <w:ind w:left="567" w:firstLine="0"/>
+      </w:pPr>
+      <w:r>
+        <w:t>El objetivo principal del sistema es desarrollar una aplicación que permita simular la administración de procesos de un sistema operativo mediante estructuras de datos dinámicas lineales.</w:t>
+      </w:r>
+    </w:p>
+    <w:p>
+      <w:pPr>
+        <w:pStyle w:val="cuerpo2"/>
+      </w:pPr>
+      <w:r>
+        <w:t>Asimismo, el sistema permitirá:</w:t>
       </w:r>
     </w:p>
     <w:p>
@@ -625,11 +693,11 @@
         <w:pStyle w:val="cuerpo2"/>
         <w:numPr>
           <w:ilvl w:val="0"/>
-          <w:numId w:val="2"/>
+          <w:numId w:val="35"/>
         </w:numPr>
       </w:pPr>
       <w:r>
-        <w:t xml:space="preserve">Registrar pacientes. </w:t>
+        <w:t xml:space="preserve">Registrar procesos dinámicamente. </w:t>
       </w:r>
     </w:p>
     <w:p>
@@ -637,11 +705,11 @@
         <w:pStyle w:val="cuerpo2"/>
         <w:numPr>
           <w:ilvl w:val="0"/>
-          <w:numId w:val="2"/>
+          <w:numId w:val="35"/>
         </w:numPr>
       </w:pPr>
       <w:r>
-        <w:t xml:space="preserve">Organizar el orden de atención según gravedad. </w:t>
+        <w:t xml:space="preserve">Organizar procesos según prioridad de ejecución. </w:t>
       </w:r>
     </w:p>
     <w:p>
@@ -649,11 +717,11 @@
         <w:pStyle w:val="cuerpo2"/>
         <w:numPr>
           <w:ilvl w:val="0"/>
-          <w:numId w:val="2"/>
+          <w:numId w:val="35"/>
         </w:numPr>
       </w:pPr>
       <w:r>
-        <w:t xml:space="preserve">Administrar camas disponibles. </w:t>
+        <w:t xml:space="preserve">Administrar memoria utilizando una pila dinámica. </w:t>
       </w:r>
     </w:p>
     <w:p>
@@ -661,11 +729,11 @@
         <w:pStyle w:val="cuerpo2"/>
         <w:numPr>
           <w:ilvl w:val="0"/>
-          <w:numId w:val="2"/>
+          <w:numId w:val="35"/>
         </w:numPr>
       </w:pPr>
       <w:r>
-        <w:t xml:space="preserve">Buscar y eliminar registros. </w:t>
+        <w:t xml:space="preserve">Buscar, modificar y eliminar procesos. </w:t>
       </w:r>
     </w:p>
     <w:p>
@@ -673,42 +741,11 @@
         <w:pStyle w:val="cuerpo2"/>
         <w:numPr>
           <w:ilvl w:val="0"/>
-          <w:numId w:val="2"/>
+          <w:numId w:val="35"/>
         </w:numPr>
       </w:pPr>
       <w:r>
-        <w:t>Mejorar la organización de la atención hospitalaria.</w:t>
-      </w:r>
-    </w:p>
-    <w:p>
-      <w:pPr>
-        <w:pStyle w:val="Titulo2"/>
-        <w:rPr>
-          <w:b/>
-          <w:bCs w:val="0"/>
-        </w:rPr>
-      </w:pPr>
-      <w:r>
-        <w:rPr>
-          <w:b/>
-          <w:bCs w:val="0"/>
-        </w:rPr>
-        <w:t xml:space="preserve">1.2 </w:t>
-      </w:r>
-      <w:r>
-        <w:rPr>
-          <w:b/>
-          <w:bCs w:val="0"/>
-        </w:rPr>
-        <w:t>Usuarios del Sistema</w:t>
-      </w:r>
-    </w:p>
-    <w:p>
-      <w:pPr>
-        <w:pStyle w:val="cuerpo2"/>
-      </w:pPr>
-      <w:r>
-        <w:t>El sistema podrá ser utilizado por:</w:t>
+        <w:t xml:space="preserve">Simular el funcionamiento básico de un administrador de tareas. </w:t>
       </w:r>
     </w:p>
     <w:p>
@@ -716,11 +753,49 @@
         <w:pStyle w:val="cuerpo2"/>
         <w:numPr>
           <w:ilvl w:val="0"/>
-          <w:numId w:val="3"/>
+          <w:numId w:val="35"/>
         </w:numPr>
       </w:pPr>
       <w:r>
-        <w:t>Personal administrativo.</w:t>
+        <w:t>Aplicar estructuras de datos dinámicas en un caso de la vida real.</w:t>
+      </w:r>
+    </w:p>
+    <w:p>
+      <w:pPr>
+        <w:pStyle w:val="cuerpo2"/>
+        <w:ind w:left="927" w:firstLine="0"/>
+      </w:pPr>
+    </w:p>
+    <w:p>
+      <w:pPr>
+        <w:pStyle w:val="Titulo2"/>
+        <w:rPr>
+          <w:b/>
+          <w:bCs w:val="0"/>
+        </w:rPr>
+      </w:pPr>
+      <w:r>
+        <w:rPr>
+          <w:b/>
+          <w:bCs w:val="0"/>
+        </w:rPr>
+        <w:lastRenderedPageBreak/>
+        <w:t xml:space="preserve">1.2 </w:t>
+      </w:r>
+      <w:r>
+        <w:rPr>
+          <w:b/>
+          <w:bCs w:val="0"/>
+        </w:rPr>
+        <w:t>Usuarios del Sistema</w:t>
+      </w:r>
+    </w:p>
+    <w:p>
+      <w:pPr>
+        <w:pStyle w:val="cuerpo2"/>
+      </w:pPr>
+      <w:r>
+        <w:t>El sistema podrá ser utilizado por:</w:t>
       </w:r>
     </w:p>
     <w:p>
@@ -728,11 +803,11 @@
         <w:pStyle w:val="cuerpo2"/>
         <w:numPr>
           <w:ilvl w:val="0"/>
-          <w:numId w:val="3"/>
+          <w:numId w:val="31"/>
         </w:numPr>
       </w:pPr>
       <w:r>
-        <w:t>Recepcionistas del hospital.</w:t>
+        <w:t xml:space="preserve">Estudiantes de programación. </w:t>
       </w:r>
     </w:p>
     <w:p>
@@ -740,11 +815,11 @@
         <w:pStyle w:val="cuerpo2"/>
         <w:numPr>
           <w:ilvl w:val="0"/>
-          <w:numId w:val="3"/>
+          <w:numId w:val="31"/>
         </w:numPr>
       </w:pPr>
       <w:r>
-        <w:t>Enfermeros.</w:t>
+        <w:t xml:space="preserve">Docentes del curso de Estructura de Datos. </w:t>
       </w:r>
     </w:p>
     <w:p>
@@ -752,11 +827,11 @@
         <w:pStyle w:val="cuerpo2"/>
         <w:numPr>
           <w:ilvl w:val="0"/>
-          <w:numId w:val="3"/>
+          <w:numId w:val="31"/>
         </w:numPr>
       </w:pPr>
       <w:r>
-        <w:t>Personal médico.</w:t>
+        <w:t xml:space="preserve">Usuarios que deseen comprender el funcionamiento básico de un sistema operativo. </w:t>
       </w:r>
     </w:p>
     <w:p>
@@ -795,7 +870,10 @@
         <w:pStyle w:val="titulo3"/>
       </w:pPr>
       <w:r>
-        <w:t>1.3.1 Gestor de Pacientes</w:t>
+        <w:t xml:space="preserve">1.3.1 Gestor de </w:t>
+      </w:r>
+      <w:r>
+        <w:t>Procesos</w:t>
       </w:r>
     </w:p>
     <w:p>
@@ -807,8 +885,7 @@
         </w:rPr>
       </w:pPr>
       <w:r>
-        <w:lastRenderedPageBreak/>
-        <w:t>Permitirá registrar, buscar, modificar y eliminar pacientes utilizando una lista enlazada.</w:t>
+        <w:t>Permitirá registrar, buscar, modificar y eliminar procesos utilizando una lista enlazada simple. Además, almacenará toda la información relacionada con cada proceso registrado en el sistema.</w:t>
       </w:r>
     </w:p>
     <w:p>
@@ -819,16 +896,22 @@
         <w:t xml:space="preserve">1.3.2 </w:t>
       </w:r>
       <w:r>
-        <w:t>Planificador de Atención</w:t>
+        <w:t xml:space="preserve">Planificador de </w:t>
+      </w:r>
+      <w:r>
+        <w:t>CPU</w:t>
       </w:r>
     </w:p>
     <w:p>
       <w:pPr>
         <w:pStyle w:val="cuerpo3"/>
         <w:ind w:left="1134" w:firstLine="0"/>
-      </w:pPr>
-      <w:r>
-        <w:t>Organizará a los pacientes según prioridad médica utilizando una cola dinámica.</w:t>
+        <w:rPr>
+          <w:b/>
+        </w:rPr>
+      </w:pPr>
+      <w:r>
+        <w:t>Permitirá organizar los procesos según su prioridad utilizando una cola dinámica. Por lo tanto, los procesos con mayor prioridad serán ejecutados primero.</w:t>
       </w:r>
     </w:p>
     <w:p>
@@ -839,21 +922,20 @@
         <w:t xml:space="preserve">1.3.3 </w:t>
       </w:r>
       <w:r>
-        <w:t>Gestor de Camas</w:t>
+        <w:t xml:space="preserve">Gestor de </w:t>
+      </w:r>
+      <w:r>
+        <w:t>Memoria</w:t>
       </w:r>
     </w:p>
     <w:p>
       <w:pPr>
         <w:pStyle w:val="cuerpo3"/>
-      </w:pPr>
-      <w:r>
-        <w:t>Administrará las camas disponibles utilizando una pila dinámica.</w:t>
-      </w:r>
-    </w:p>
-    <w:p>
-      <w:pPr>
-        <w:pStyle w:val="cuerpo3"/>
-      </w:pPr>
+        <w:ind w:left="1134" w:firstLine="0"/>
+      </w:pPr>
+      <w:r>
+        <w:t>Permitirá administrar bloques de memoria utilizando una pila dinámica. Debido a ello, la memoria asignada más recientemente será la primera en liberarse.</w:t>
+      </w:r>
     </w:p>
     <w:p>
       <w:pPr>
@@ -919,7 +1001,13 @@
         <w:pStyle w:val="cuerpo3"/>
       </w:pPr>
       <w:r>
-        <w:t>El sistema debe permitir registrar nuevos pacientes ingresando:</w:t>
+        <w:t>El sistema debe permitir registrar nuevos p</w:t>
+      </w:r>
+      <w:r>
+        <w:t>rocesos</w:t>
+      </w:r>
+      <w:r>
+        <w:t xml:space="preserve"> ingresando:</w:t>
       </w:r>
     </w:p>
     <w:p>
@@ -927,11 +1015,11 @@
         <w:pStyle w:val="cuerpo3"/>
         <w:numPr>
           <w:ilvl w:val="0"/>
-          <w:numId w:val="5"/>
+          <w:numId w:val="36"/>
         </w:numPr>
       </w:pPr>
       <w:r>
-        <w:t xml:space="preserve">ID </w:t>
+        <w:t xml:space="preserve">ID del proceso </w:t>
       </w:r>
     </w:p>
     <w:p>
@@ -939,11 +1027,11 @@
         <w:pStyle w:val="cuerpo3"/>
         <w:numPr>
           <w:ilvl w:val="0"/>
-          <w:numId w:val="5"/>
+          <w:numId w:val="36"/>
         </w:numPr>
       </w:pPr>
       <w:r>
-        <w:t xml:space="preserve">Nombre </w:t>
+        <w:t xml:space="preserve">Nombre del proceso </w:t>
       </w:r>
     </w:p>
     <w:p>
@@ -951,11 +1039,11 @@
         <w:pStyle w:val="cuerpo3"/>
         <w:numPr>
           <w:ilvl w:val="0"/>
-          <w:numId w:val="5"/>
+          <w:numId w:val="36"/>
         </w:numPr>
       </w:pPr>
       <w:r>
-        <w:t xml:space="preserve">Edad </w:t>
+        <w:t xml:space="preserve">Prioridad </w:t>
       </w:r>
     </w:p>
     <w:p>
@@ -963,11 +1051,11 @@
         <w:pStyle w:val="cuerpo3"/>
         <w:numPr>
           <w:ilvl w:val="0"/>
-          <w:numId w:val="5"/>
+          <w:numId w:val="36"/>
         </w:numPr>
       </w:pPr>
       <w:r>
-        <w:t xml:space="preserve">Síntomas </w:t>
+        <w:t xml:space="preserve">Estado del proceso </w:t>
       </w:r>
     </w:p>
     <w:p>
@@ -975,11 +1063,11 @@
         <w:pStyle w:val="cuerpo3"/>
         <w:numPr>
           <w:ilvl w:val="0"/>
-          <w:numId w:val="5"/>
+          <w:numId w:val="36"/>
         </w:numPr>
       </w:pPr>
       <w:r>
-        <w:t xml:space="preserve">Nivel de prioridad </w:t>
+        <w:t>Cantidad de memoria asignada</w:t>
       </w:r>
     </w:p>
     <w:p>
@@ -996,9 +1084,12 @@
     <w:p>
       <w:pPr>
         <w:pStyle w:val="cuerpo3"/>
-      </w:pPr>
-      <w:r>
-        <w:t>El sistema debe mostrar todos los pacientes registrados.</w:t>
+        <w:rPr>
+          <w:b/>
+        </w:rPr>
+      </w:pPr>
+      <w:r>
+        <w:t>El sistema debe permitir mostrar todos los procesos registrados.</w:t>
       </w:r>
     </w:p>
     <w:p>
@@ -1006,6 +1097,7 @@
         <w:pStyle w:val="titulo3"/>
       </w:pPr>
       <w:r>
+        <w:lastRenderedPageBreak/>
         <w:t xml:space="preserve">2.1.3 </w:t>
       </w:r>
       <w:r>
@@ -1015,9 +1107,12 @@
     <w:p>
       <w:pPr>
         <w:pStyle w:val="cuerpo3"/>
-      </w:pPr>
-      <w:r>
-        <w:t>El sistema debe permitir buscar pacientes por ID o nombre.</w:t>
+        <w:rPr>
+          <w:b/>
+        </w:rPr>
+      </w:pPr>
+      <w:r>
+        <w:t>El sistema debe permitir buscar procesos mediante ID o nombre.</w:t>
       </w:r>
     </w:p>
     <w:p>
@@ -1034,9 +1129,12 @@
     <w:p>
       <w:pPr>
         <w:pStyle w:val="cuerpo3"/>
-      </w:pPr>
-      <w:r>
-        <w:t>El sistema debe permitir modificar información del paciente.</w:t>
+        <w:rPr>
+          <w:b/>
+        </w:rPr>
+      </w:pPr>
+      <w:r>
+        <w:t>El sistema debe permitir modificar la prioridad de un proceso.</w:t>
       </w:r>
     </w:p>
     <w:p>
@@ -1053,14 +1151,18 @@
     <w:p>
       <w:pPr>
         <w:pStyle w:val="cuerpo3"/>
-      </w:pPr>
-      <w:r>
-        <w:t>El sistema debe permitir eliminar pacientes dados de alta.</w:t>
+        <w:rPr>
+          <w:b/>
+        </w:rPr>
+      </w:pPr>
+      <w:r>
+        <w:t>El sistema debe permitir eliminar procesos finalizados.</w:t>
       </w:r>
     </w:p>
     <w:p>
       <w:pPr>
         <w:pStyle w:val="titulo3"/>
+        <w:ind w:firstLine="708"/>
       </w:pPr>
       <w:r>
         <w:t xml:space="preserve">2.1.6 </w:t>
@@ -1073,9 +1175,12 @@
       <w:pPr>
         <w:pStyle w:val="cuerpo3"/>
         <w:ind w:left="1134" w:firstLine="0"/>
-      </w:pPr>
-      <w:r>
-        <w:t>El sistema debe organizar automáticamente a los pacientes según prioridad médica.</w:t>
+        <w:rPr>
+          <w:b/>
+        </w:rPr>
+      </w:pPr>
+      <w:r>
+        <w:t>El sistema debe organizar automáticamente los procesos según prioridad.</w:t>
       </w:r>
     </w:p>
     <w:p>
@@ -1095,8 +1200,7 @@
         <w:ind w:left="1134" w:firstLine="0"/>
       </w:pPr>
       <w:r>
-        <w:lastRenderedPageBreak/>
-        <w:t>El sistema debe permitir atender pacientes según el orden de prioridad.</w:t>
+        <w:t>El sistema debe permitir ejecutar procesos mediante desencolamiento.</w:t>
       </w:r>
     </w:p>
     <w:p>
@@ -1108,114 +1212,6 @@
       </w:r>
       <w:r>
         <w:t>RF8</w:t>
-      </w:r>
-    </w:p>
-    <w:p>
-      <w:pPr>
-        <w:pStyle w:val="cuerpo3"/>
-      </w:pPr>
-      <w:r>
-        <w:t>El sistema debe permitir asignar camas disponibles.</w:t>
-      </w:r>
-    </w:p>
-    <w:p>
-      <w:pPr>
-        <w:pStyle w:val="titulo3"/>
-      </w:pPr>
-      <w:r>
-        <w:t xml:space="preserve">2.1.9 </w:t>
-      </w:r>
-      <w:r>
-        <w:t>RF9</w:t>
-      </w:r>
-    </w:p>
-    <w:p>
-      <w:pPr>
-        <w:pStyle w:val="cuerpo3"/>
-      </w:pPr>
-      <w:r>
-        <w:t>El sistema debe permitir liberar camas hospitalarias.</w:t>
-      </w:r>
-    </w:p>
-    <w:p>
-      <w:pPr>
-        <w:pStyle w:val="titulo3"/>
-      </w:pPr>
-      <w:r>
-        <w:t xml:space="preserve">2.1.10 </w:t>
-      </w:r>
-      <w:r>
-        <w:t>RF10</w:t>
-      </w:r>
-    </w:p>
-    <w:p>
-      <w:pPr>
-        <w:pStyle w:val="cuerpo3"/>
-      </w:pPr>
-      <w:r>
-        <w:t>El sistema debe guardar información en archivos.</w:t>
-      </w:r>
-    </w:p>
-    <w:p>
-      <w:pPr>
-        <w:pStyle w:val="titulo3"/>
-      </w:pPr>
-      <w:r>
-        <w:t xml:space="preserve">2.1.11 </w:t>
-      </w:r>
-      <w:r>
-        <w:t>RF11</w:t>
-      </w:r>
-    </w:p>
-    <w:p>
-      <w:pPr>
-        <w:pStyle w:val="cuerpo3"/>
-      </w:pPr>
-      <w:r>
-        <w:t>El sistema debe mostrar mensajes de error y confirmación.</w:t>
-      </w:r>
-    </w:p>
-    <w:p>
-      <w:pPr>
-        <w:pStyle w:val="titulo3"/>
-      </w:pPr>
-      <w:r>
-        <w:t xml:space="preserve">2.1.12 </w:t>
-      </w:r>
-      <w:r>
-        <w:t>RF12</w:t>
-      </w:r>
-    </w:p>
-    <w:p>
-      <w:pPr>
-        <w:pStyle w:val="cuerpo3"/>
-      </w:pPr>
-      <w:r>
-        <w:t>El sistema debe permitir salir del programa correctamente.</w:t>
-      </w:r>
-    </w:p>
-    <w:p>
-      <w:pPr>
-        <w:pStyle w:val="Titulo2"/>
-        <w:rPr>
-          <w:b/>
-          <w:bCs w:val="0"/>
-        </w:rPr>
-      </w:pPr>
-      <w:r>
-        <w:rPr>
-          <w:b/>
-          <w:bCs w:val="0"/>
-        </w:rPr>
-        <w:t>2.2 Requerimientos no funcionales</w:t>
-      </w:r>
-    </w:p>
-    <w:p>
-      <w:pPr>
-        <w:pStyle w:val="titulo3"/>
-      </w:pPr>
-      <w:r>
-        <w:t>2.2.1 RNF1</w:t>
       </w:r>
     </w:p>
     <w:p>
@@ -1227,7 +1223,7 @@
         </w:rPr>
       </w:pPr>
       <w:r>
-        <w:t>El sistema debe ser desarrollado en lenguaje C++ utilizando DEV C++.</w:t>
+        <w:t>El sistema debe permitir asignar bloques de memoria utilizando una pila dinámica.</w:t>
       </w:r>
     </w:p>
     <w:p>
@@ -1235,16 +1231,66 @@
         <w:pStyle w:val="titulo3"/>
       </w:pPr>
       <w:r>
-        <w:t>2.2.2 RNF2</w:t>
+        <w:t xml:space="preserve">2.1.9 </w:t>
+      </w:r>
+      <w:r>
+        <w:t>RF9</w:t>
+      </w:r>
+    </w:p>
+    <w:p>
+      <w:pPr>
+        <w:pStyle w:val="cuerpo3"/>
+        <w:rPr>
+          <w:b/>
+        </w:rPr>
+      </w:pPr>
+      <w:r>
+        <w:t>El sistema debe permitir liberar bloques de memoria.</w:t>
+      </w:r>
+    </w:p>
+    <w:p>
+      <w:pPr>
+        <w:pStyle w:val="titulo3"/>
+      </w:pPr>
+      <w:r>
+        <w:t xml:space="preserve">2.1.10 </w:t>
+      </w:r>
+      <w:r>
+        <w:t>RF10</w:t>
+      </w:r>
+    </w:p>
+    <w:p>
+      <w:pPr>
+        <w:pStyle w:val="cuerpo3"/>
+        <w:rPr>
+          <w:b/>
+        </w:rPr>
+      </w:pPr>
+      <w:r>
+        <w:t>El sistema debe mostrar el estado actual de la memoria.</w:t>
+      </w:r>
+    </w:p>
+    <w:p>
+      <w:pPr>
+        <w:pStyle w:val="titulo3"/>
+      </w:pPr>
+      <w:r>
+        <w:t xml:space="preserve">2.1.11 </w:t>
+      </w:r>
+      <w:r>
+        <w:t>RF11</w:t>
       </w:r>
     </w:p>
     <w:p>
       <w:pPr>
         <w:pStyle w:val="cuerpo3"/>
         <w:ind w:left="1134" w:firstLine="0"/>
-      </w:pPr>
-      <w:r>
-        <w:t>La interfaz debe ser sencilla y fácil de usar.</w:t>
+        <w:rPr>
+          <w:b/>
+        </w:rPr>
+      </w:pPr>
+      <w:r>
+        <w:t>El sistema debe guardar información en archivos para mantener persistencia de datos.</w:t>
       </w:r>
     </w:p>
     <w:p>
@@ -1252,7 +1298,10 @@
         <w:pStyle w:val="titulo3"/>
       </w:pPr>
       <w:r>
-        <w:t>2.2.3 RNF3</w:t>
+        <w:t xml:space="preserve">2.1.12 </w:t>
+      </w:r>
+      <w:r>
+        <w:t>RF12</w:t>
       </w:r>
     </w:p>
     <w:p>
@@ -1261,7 +1310,47 @@
         <w:ind w:left="1134" w:firstLine="0"/>
       </w:pPr>
       <w:r>
-        <w:t>El sistema debe validar datos incorrectos o vacíos.</w:t>
+        <w:t>El sistema debe mostrar mensajes de confirmación y error durante la ejecución.</w:t>
+      </w:r>
+    </w:p>
+    <w:p>
+      <w:pPr>
+        <w:pStyle w:val="cuerpo2"/>
+        <w:rPr>
+          <w:b/>
+          <w:bCs w:val="0"/>
+        </w:rPr>
+      </w:pPr>
+      <w:r>
+        <w:rPr>
+          <w:b/>
+          <w:bCs w:val="0"/>
+        </w:rPr>
+        <w:t>2.1.13 RF13</w:t>
+      </w:r>
+    </w:p>
+    <w:p>
+      <w:pPr>
+        <w:pStyle w:val="cuerpo3"/>
+      </w:pPr>
+      <w:r>
+        <w:t>El sistema debe permitir salir correctamente del programa.</w:t>
+      </w:r>
+    </w:p>
+    <w:p>
+      <w:pPr>
+        <w:pStyle w:val="Titulo2"/>
+        <w:rPr>
+          <w:b/>
+          <w:bCs w:val="0"/>
+        </w:rPr>
+      </w:pPr>
+      <w:r>
+        <w:rPr>
+          <w:b/>
+          <w:bCs w:val="0"/>
+        </w:rPr>
+        <w:t>2.2 Requerimientos no funcionales</w:t>
       </w:r>
     </w:p>
     <w:p>
@@ -1269,16 +1358,19 @@
         <w:pStyle w:val="titulo3"/>
       </w:pPr>
       <w:r>
-        <w:t xml:space="preserve">2.2.4 RNF4 </w:t>
+        <w:t>2.2.1 RNF1</w:t>
       </w:r>
     </w:p>
     <w:p>
       <w:pPr>
         <w:pStyle w:val="cuerpo3"/>
         <w:ind w:left="1134" w:firstLine="0"/>
-      </w:pPr>
-      <w:r>
-        <w:t>El programa debe ejecutarse eficientemente.</w:t>
+        <w:rPr>
+          <w:b/>
+        </w:rPr>
+      </w:pPr>
+      <w:r>
+        <w:t>El sistema debe ser desarrollado en lenguaje C++ utilizando DEV C++.</w:t>
       </w:r>
     </w:p>
     <w:p>
@@ -1286,20 +1378,84 @@
         <w:pStyle w:val="titulo3"/>
       </w:pPr>
       <w:r>
-        <w:t>2.2.5 RNF5</w:t>
+        <w:lastRenderedPageBreak/>
+        <w:t>2.2.2 RNF2</w:t>
+      </w:r>
+    </w:p>
+    <w:p>
+      <w:pPr>
+        <w:pStyle w:val="cuerpo3"/>
+        <w:rPr>
+          <w:b/>
+        </w:rPr>
+      </w:pPr>
+      <w:r>
+        <w:t>La interfaz debe ser sencilla y ejecutarse mediante consola.</w:t>
+      </w:r>
+    </w:p>
+    <w:p>
+      <w:pPr>
+        <w:pStyle w:val="titulo3"/>
+      </w:pPr>
+      <w:r>
+        <w:t>2.2.3 RNF3</w:t>
       </w:r>
     </w:p>
     <w:p>
       <w:pPr>
         <w:pStyle w:val="cuerpo3"/>
         <w:ind w:left="1134" w:firstLine="0"/>
+      </w:pPr>
+      <w:r>
+        <w:t>Las estructuras dinámicas deben implementarse manualmente sin utilizar bibliotecas predefinidas como &lt;</w:t>
+      </w:r>
+      <w:proofErr w:type="spellStart"/>
+      <w:r>
+        <w:t>list</w:t>
+      </w:r>
+      <w:proofErr w:type="spellEnd"/>
+      <w:r>
+        <w:t>&gt;, &lt;</w:t>
+      </w:r>
+      <w:proofErr w:type="spellStart"/>
+      <w:r>
+        <w:t>stack</w:t>
+      </w:r>
+      <w:proofErr w:type="spellEnd"/>
+      <w:r>
+        <w:t>&gt; o &lt;</w:t>
+      </w:r>
+      <w:proofErr w:type="spellStart"/>
+      <w:r>
+        <w:t>queue</w:t>
+      </w:r>
+      <w:proofErr w:type="spellEnd"/>
+      <w:r>
+        <w:t>&gt;.</w:t>
+      </w:r>
+    </w:p>
+    <w:p>
+      <w:pPr>
+        <w:pStyle w:val="cuerpo2"/>
         <w:rPr>
           <w:b/>
           <w:bCs w:val="0"/>
         </w:rPr>
       </w:pPr>
       <w:r>
-        <w:t>El código debe estar correctamente comentado y organizado.</w:t>
+        <w:rPr>
+          <w:b/>
+          <w:bCs w:val="0"/>
+        </w:rPr>
+        <w:t xml:space="preserve">2.2.4 RNF4 </w:t>
+      </w:r>
+    </w:p>
+    <w:p>
+      <w:pPr>
+        <w:pStyle w:val="cuerpo3"/>
+      </w:pPr>
+      <w:r>
+        <w:t>El sistema debe validar datos incorrectos o vacíos.</w:t>
       </w:r>
     </w:p>
     <w:p>
@@ -1307,7 +1463,7 @@
         <w:pStyle w:val="titulo3"/>
       </w:pPr>
       <w:r>
-        <w:t>2.2.6 RNF6</w:t>
+        <w:t>2.2.5 RNF5</w:t>
       </w:r>
     </w:p>
     <w:p>
@@ -1316,7 +1472,7 @@
         <w:ind w:left="1134" w:firstLine="0"/>
       </w:pPr>
       <w:r>
-        <w:t>Las estructuras de datos deben implementarse manualmente sin bibliotecas avanzadas.</w:t>
+        <w:t>El código debe encontrarse correctamente comentado y organizado.</w:t>
       </w:r>
     </w:p>
     <w:p>
@@ -1324,7 +1480,45 @@
         <w:pStyle w:val="titulo3"/>
       </w:pPr>
       <w:r>
+        <w:t>2.2.6 RNF6</w:t>
+      </w:r>
+    </w:p>
+    <w:p>
+      <w:pPr>
+        <w:pStyle w:val="cuerpo3"/>
+        <w:rPr>
+          <w:b/>
+        </w:rPr>
+      </w:pPr>
+      <w:r>
+        <w:t>El sistema debe utilizar memoria dinámica eficientemente.</w:t>
+      </w:r>
+    </w:p>
+    <w:p>
+      <w:pPr>
+        <w:pStyle w:val="titulo3"/>
+      </w:pPr>
+      <w:r>
         <w:t>2.2.7 RNF7</w:t>
+      </w:r>
+    </w:p>
+    <w:p>
+      <w:pPr>
+        <w:pStyle w:val="cuerpo3"/>
+        <w:rPr>
+          <w:b/>
+        </w:rPr>
+      </w:pPr>
+      <w:r>
+        <w:t>El sistema debe evitar pérdidas de memoria durante la ejecución.</w:t>
+      </w:r>
+    </w:p>
+    <w:p>
+      <w:pPr>
+        <w:pStyle w:val="titulo3"/>
+      </w:pPr>
+      <w:r>
+        <w:t>2.2.8 RNF8</w:t>
       </w:r>
     </w:p>
     <w:p>
@@ -1333,15 +1527,23 @@
         <w:ind w:left="1134" w:firstLine="0"/>
       </w:pPr>
       <w:r>
-        <w:t>El sistema debe evitar pérdidas de memoria.</w:t>
-      </w:r>
-    </w:p>
-    <w:p>
-      <w:pPr>
-        <w:pStyle w:val="titulo3"/>
-      </w:pPr>
-      <w:r>
-        <w:t>2.2.8 RNF8</w:t>
+        <w:t>La información debe mantenerse organizada durante toda la ejecución del programa.</w:t>
+      </w:r>
+    </w:p>
+    <w:p>
+      <w:pPr>
+        <w:pStyle w:val="cuerpo2"/>
+        <w:rPr>
+          <w:b/>
+          <w:bCs w:val="0"/>
+        </w:rPr>
+      </w:pPr>
+      <w:r>
+        <w:rPr>
+          <w:b/>
+          <w:bCs w:val="0"/>
+        </w:rPr>
+        <w:t>2.2.9 RNF9</w:t>
       </w:r>
     </w:p>
     <w:p>
@@ -1350,8 +1552,7 @@
         <w:ind w:left="1134" w:firstLine="0"/>
       </w:pPr>
       <w:r>
-        <w:lastRenderedPageBreak/>
-        <w:t>La información debe mantenerse organizada y segura durante la ejecución.</w:t>
+        <w:t>El sistema debe permitir guardar y cargar información utilizando archivos.</w:t>
       </w:r>
     </w:p>
     <w:p>
@@ -1410,6 +1611,9 @@
       <w:r>
         <w:t>Cola dinámica</w:t>
       </w:r>
+      <w:r>
+        <w:t xml:space="preserve"> de prioridad</w:t>
+      </w:r>
     </w:p>
     <w:p>
       <w:pPr>
@@ -1429,12 +1633,13 @@
         <w:ind w:left="284" w:firstLine="0"/>
       </w:pPr>
       <w:r>
-        <w:t>Estas estructuras permitirán organizar correctamente la información de pacientes y recursos hospitalarios.</w:t>
+        <w:t>Estas estructuras permitirán administrar correctamente los procesos y recursos del sistema operativo simulado.</w:t>
       </w:r>
     </w:p>
     <w:p>
       <w:pPr>
         <w:pStyle w:val="Titulo2"/>
+        <w:ind w:left="284" w:firstLine="0"/>
         <w:rPr>
           <w:b/>
           <w:bCs w:val="0"/>
@@ -1454,25 +1659,11 @@
         <w:ind w:left="567" w:firstLine="0"/>
       </w:pPr>
       <w:r>
-        <w:t>La lista enlazada simple permitirá almacenar dinámicamente la información de los pacientes sin necesidad de utilizar tamaños fijos de memoria. Por lo tanto, cada paciente será representado mediante un nodo conectado al siguiente a través de punteros.</w:t>
-      </w:r>
-      <w:r>
-        <w:t xml:space="preserve"> </w:t>
-      </w:r>
-      <w:r>
-        <w:t>Asimis</w:t>
-      </w:r>
-      <w:r>
-        <w:t>m</w:t>
-      </w:r>
-      <w:r>
-        <w:t>o, esta estructura facilitará la inserción y eliminación de pacientes durante la ejecución del programa, ya que en un entorno hospitalario constantemente ingresan y salen nuevos pacientes.</w:t>
-      </w:r>
-      <w:r>
-        <w:t xml:space="preserve"> </w:t>
-      </w:r>
-      <w:r>
-        <w:t>Por consiguiente, se utilizará una lista enlazada para almacenar todos los pacientes registrados en el sistema.</w:t>
+        <w:t xml:space="preserve">La lista enlazada simple será utilizada para almacenar todos los procesos registrados en el sistema. A diferencia de los arreglos tradicionales, esta estructura permite agregar y eliminar procesos dinámicamente sin necesidad </w:t>
+      </w:r>
+      <w:r>
+        <w:lastRenderedPageBreak/>
+        <w:t>de utilizar tamaños fijos de memoria. Por lo tanto, cada proceso podrá almacenarse de manera flexible durante la ejecución del programa.</w:t>
       </w:r>
     </w:p>
     <w:p>
@@ -1496,11 +1687,11 @@
         <w:pStyle w:val="cuerpo2"/>
         <w:numPr>
           <w:ilvl w:val="0"/>
-          <w:numId w:val="12"/>
+          <w:numId w:val="37"/>
         </w:numPr>
       </w:pPr>
       <w:r>
-        <w:t xml:space="preserve">ID del paciente </w:t>
+        <w:t xml:space="preserve">ID del proceso </w:t>
       </w:r>
     </w:p>
     <w:p>
@@ -1508,11 +1699,11 @@
         <w:pStyle w:val="cuerpo2"/>
         <w:numPr>
           <w:ilvl w:val="0"/>
-          <w:numId w:val="12"/>
+          <w:numId w:val="37"/>
         </w:numPr>
       </w:pPr>
       <w:r>
-        <w:t xml:space="preserve">Nombre </w:t>
+        <w:t xml:space="preserve">Nombre del proceso </w:t>
       </w:r>
     </w:p>
     <w:p>
@@ -1520,11 +1711,11 @@
         <w:pStyle w:val="cuerpo2"/>
         <w:numPr>
           <w:ilvl w:val="0"/>
-          <w:numId w:val="12"/>
+          <w:numId w:val="37"/>
         </w:numPr>
       </w:pPr>
       <w:r>
-        <w:t xml:space="preserve">Edad </w:t>
+        <w:t xml:space="preserve">Prioridad </w:t>
       </w:r>
     </w:p>
     <w:p>
@@ -1532,11 +1723,11 @@
         <w:pStyle w:val="cuerpo2"/>
         <w:numPr>
           <w:ilvl w:val="0"/>
-          <w:numId w:val="12"/>
+          <w:numId w:val="37"/>
         </w:numPr>
       </w:pPr>
       <w:r>
-        <w:t xml:space="preserve">Síntomas </w:t>
+        <w:t xml:space="preserve">Estado del proceso </w:t>
       </w:r>
     </w:p>
     <w:p>
@@ -1544,11 +1735,11 @@
         <w:pStyle w:val="cuerpo2"/>
         <w:numPr>
           <w:ilvl w:val="0"/>
-          <w:numId w:val="12"/>
+          <w:numId w:val="37"/>
         </w:numPr>
       </w:pPr>
       <w:r>
-        <w:t xml:space="preserve">Prioridad </w:t>
+        <w:t xml:space="preserve">Memoria asignada </w:t>
       </w:r>
     </w:p>
     <w:p>
@@ -1556,23 +1747,20 @@
         <w:pStyle w:val="cuerpo2"/>
         <w:numPr>
           <w:ilvl w:val="0"/>
-          <w:numId w:val="12"/>
+          <w:numId w:val="37"/>
         </w:numPr>
       </w:pPr>
       <w:r>
-        <w:t xml:space="preserve">Estado </w:t>
+        <w:t>Puntero al siguiente nodo</w:t>
       </w:r>
     </w:p>
     <w:p>
       <w:pPr>
         <w:pStyle w:val="cuerpo2"/>
-        <w:numPr>
-          <w:ilvl w:val="0"/>
-          <w:numId w:val="12"/>
-        </w:numPr>
-      </w:pPr>
-      <w:r>
-        <w:t xml:space="preserve">Puntero al siguiente nodo </w:t>
+        <w:ind w:left="567" w:firstLine="0"/>
+      </w:pPr>
+      <w:r>
+        <w:t>Asimismo, la lista enlazada permitirá recorrer todos los procesos mediante punteros dinámicos, facilitando la administración de la información.</w:t>
       </w:r>
     </w:p>
     <w:p>
@@ -1588,7 +1776,21 @@
           <w:b/>
           <w:bCs w:val="0"/>
         </w:rPr>
-        <w:t>Operaciones:</w:t>
+        <w:t>Operaciones</w:t>
+      </w:r>
+      <w:r>
+        <w:rPr>
+          <w:b/>
+          <w:bCs w:val="0"/>
+        </w:rPr>
+        <w:t xml:space="preserve"> principales</w:t>
+      </w:r>
+      <w:r>
+        <w:rPr>
+          <w:b/>
+          <w:bCs w:val="0"/>
+        </w:rPr>
+        <w:t>:</w:t>
       </w:r>
     </w:p>
     <w:p>
@@ -1600,16 +1802,19 @@
         </w:numPr>
       </w:pPr>
       <w:r>
-        <w:t xml:space="preserve">Insertar pacientes </w:t>
-      </w:r>
-    </w:p>
-    <w:p>
-      <w:pPr>
-        <w:pStyle w:val="cuerpo2"/>
-        <w:ind w:left="1287" w:firstLine="0"/>
-      </w:pPr>
-      <w:r>
-        <w:t>Permite agregar un nuevo paciente al final de la lista. De esta manera, el sistema podrá registrar continuamente nuevos ingresos hospitalarios.</w:t>
+        <w:t xml:space="preserve">Insertar </w:t>
+      </w:r>
+      <w:r>
+        <w:t>procesos</w:t>
+      </w:r>
+    </w:p>
+    <w:p>
+      <w:pPr>
+        <w:pStyle w:val="NormalWeb"/>
+        <w:ind w:left="1287"/>
+      </w:pPr>
+      <w:r>
+        <w:t>Permite agregar un nuevo proceso al final de la lista enlazada. Para ello, el sistema recorrerá todos los nodos hasta encontrar el último elemento y posteriormente enlazará el nuevo nodo dinámicamente.</w:t>
       </w:r>
     </w:p>
     <w:p>
@@ -1621,7 +1826,10 @@
         </w:numPr>
       </w:pPr>
       <w:r>
-        <w:t xml:space="preserve">Buscar pacientes </w:t>
+        <w:t>Buscar p</w:t>
+      </w:r>
+      <w:r>
+        <w:t>rocesos</w:t>
       </w:r>
     </w:p>
     <w:p>
@@ -1630,8 +1838,7 @@
         <w:ind w:left="1287" w:firstLine="0"/>
       </w:pPr>
       <w:r>
-        <w:lastRenderedPageBreak/>
-        <w:t>Permite recorrer la lista hasta encontrar un paciente mediante su ID o nombre. Por ello, el personal médico podrá localizar información rápidamente.</w:t>
+        <w:t>Permite localizar procesos mediante ID o nombre. Para lograrlo, el programa recorrerá la lista utilizando estructuras repetitivas hasta encontrar el proceso solicitado.</w:t>
       </w:r>
     </w:p>
     <w:p>
@@ -1643,7 +1850,7 @@
         </w:numPr>
       </w:pPr>
       <w:r>
-        <w:t xml:space="preserve">Eliminar pacientes </w:t>
+        <w:t xml:space="preserve">Modificar procesos </w:t>
       </w:r>
     </w:p>
     <w:p>
@@ -1652,7 +1859,7 @@
         <w:ind w:left="1287" w:firstLine="0"/>
       </w:pPr>
       <w:r>
-        <w:t>Permite retirar un paciente de la lista cuando recibe alta médica. En consecuencia, la información del sistema permanecerá actualizada.</w:t>
+        <w:t>Permite cambiar la prioridad o el estado de un proceso registrado en el sistema. Para ello, el programa buscará el proceso correspondiente dentro de la lista enlazada y posteriormente actualizará la información necesaria.</w:t>
       </w:r>
     </w:p>
     <w:p>
@@ -1664,55 +1871,19 @@
         </w:numPr>
       </w:pPr>
       <w:r>
-        <w:t xml:space="preserve">Mostrar lista completa </w:t>
-      </w:r>
-    </w:p>
-    <w:p>
-      <w:pPr>
-        <w:pStyle w:val="Titulo2"/>
-        <w:ind w:left="1275" w:firstLine="0"/>
-      </w:pPr>
-      <w:r>
-        <w:t>Permite recorrer toda la lista mostrando la información almacenada. Así, el personal podrá visualizar todos los pacientes registrados.</w:t>
-      </w:r>
-    </w:p>
-    <w:p>
-      <w:pPr>
-        <w:pStyle w:val="Titulo2"/>
-        <w:rPr>
-          <w:b/>
-          <w:bCs w:val="0"/>
-        </w:rPr>
-      </w:pPr>
-      <w:r>
-        <w:rPr>
-          <w:b/>
-          <w:bCs w:val="0"/>
-        </w:rPr>
-        <w:t>3.2 Cola dinámica</w:t>
-      </w:r>
-    </w:p>
-    <w:p>
-      <w:pPr>
-        <w:pStyle w:val="cuerpo2"/>
-        <w:ind w:left="567" w:firstLine="0"/>
-      </w:pPr>
-      <w:r>
-        <w:t xml:space="preserve">La cola dinámica funciona siguiendo el principio FIFO (First In, First </w:t>
-      </w:r>
-      <w:proofErr w:type="spellStart"/>
-      <w:r>
-        <w:t>Out</w:t>
-      </w:r>
-      <w:proofErr w:type="spellEnd"/>
-      <w:r>
-        <w:t>), donde el primer elemento en ingresar es el primero en salir. Sin embargo, en este sistema hospitalario se utilizará una cola de prioridad, debido a que los pacientes con mayor gravedad médica deberán ser atendidos antes que los demás, independientemente del orden de llegada.</w:t>
-      </w:r>
-      <w:r>
-        <w:t xml:space="preserve"> </w:t>
-      </w:r>
-      <w:r>
-        <w:t>Por ello, cada paciente será insertado según su nivel de prioridad:</w:t>
+        <w:t>Eliminar p</w:t>
+      </w:r>
+      <w:r>
+        <w:t>rocesos</w:t>
+      </w:r>
+    </w:p>
+    <w:p>
+      <w:pPr>
+        <w:pStyle w:val="NormalWeb"/>
+        <w:ind w:left="1287"/>
+      </w:pPr>
+      <w:r>
+        <w:t>Permite retirar procesos finalizados del sistema. En consecuencia, el nodo correspondiente será eliminado y la memoria dinámica utilizada será liberada correctamente.</w:t>
       </w:r>
     </w:p>
     <w:p>
@@ -1720,11 +1891,88 @@
         <w:pStyle w:val="cuerpo2"/>
         <w:numPr>
           <w:ilvl w:val="0"/>
-          <w:numId w:val="22"/>
+          <w:numId w:val="13"/>
         </w:numPr>
       </w:pPr>
       <w:r>
-        <w:t>Prioridad alta: atención inmediata.</w:t>
+        <w:t xml:space="preserve">Mostrar </w:t>
+      </w:r>
+      <w:r>
+        <w:t>procesos</w:t>
+      </w:r>
+    </w:p>
+    <w:p>
+      <w:pPr>
+        <w:pStyle w:val="cuerpo3"/>
+        <w:ind w:left="1287" w:firstLine="0"/>
+      </w:pPr>
+      <w:r>
+        <w:t xml:space="preserve">Permite visualizar todos </w:t>
+      </w:r>
+      <w:proofErr w:type="gramStart"/>
+      <w:r>
+        <w:t>los  procesos</w:t>
+      </w:r>
+      <w:proofErr w:type="gramEnd"/>
+      <w:r>
+        <w:t xml:space="preserve"> registrados recorriendo la lista nodo por nodo.</w:t>
+      </w:r>
+    </w:p>
+    <w:p>
+      <w:pPr>
+        <w:pStyle w:val="Titulo2"/>
+        <w:rPr>
+          <w:b/>
+          <w:bCs w:val="0"/>
+        </w:rPr>
+      </w:pPr>
+      <w:r>
+        <w:rPr>
+          <w:b/>
+          <w:bCs w:val="0"/>
+        </w:rPr>
+        <w:t>3.2 Cola dinámica</w:t>
+      </w:r>
+      <w:r>
+        <w:rPr>
+          <w:b/>
+          <w:bCs w:val="0"/>
+        </w:rPr>
+        <w:t xml:space="preserve"> de prioridad</w:t>
+      </w:r>
+    </w:p>
+    <w:p>
+      <w:pPr>
+        <w:pStyle w:val="cuerpo2"/>
+        <w:ind w:left="567" w:firstLine="0"/>
+      </w:pPr>
+      <w:r>
+        <w:lastRenderedPageBreak/>
+        <w:t>La cola dinámica será utilizada para simular el planificador de CPU del sistema operativo. Debido a que algunos procesos tienen mayor prioridad que otros, el sistema organizará automáticamente la ejecución según el nivel de prioridad asignado.</w:t>
+      </w:r>
+      <w:r>
+        <w:t xml:space="preserve"> </w:t>
+      </w:r>
+      <w:r>
+        <w:t>Por lo tanto, los procesos más importantes serán ejecutados primero, simulando el comportamiento real de un sistema operativo.</w:t>
+      </w:r>
+    </w:p>
+    <w:p>
+      <w:pPr>
+        <w:pStyle w:val="cuerpo2"/>
+        <w:ind w:left="567" w:firstLine="0"/>
+      </w:pPr>
+      <w:r>
+        <w:t>Por ello, cada</w:t>
+      </w:r>
+      <w:r>
+        <w:t xml:space="preserve"> nodo</w:t>
+      </w:r>
+      <w:r>
+        <w:t xml:space="preserve"> </w:t>
+      </w:r>
+      <w:r>
+        <w:t>de la cola almacenará:</w:t>
       </w:r>
     </w:p>
     <w:p>
@@ -1732,11 +1980,11 @@
         <w:pStyle w:val="cuerpo2"/>
         <w:numPr>
           <w:ilvl w:val="0"/>
-          <w:numId w:val="22"/>
+          <w:numId w:val="38"/>
         </w:numPr>
       </w:pPr>
       <w:r>
-        <w:t>Prioridad media: atención moderada.</w:t>
+        <w:t xml:space="preserve">ID del proceso </w:t>
       </w:r>
     </w:p>
     <w:p>
@@ -1744,26 +1992,53 @@
         <w:pStyle w:val="cuerpo2"/>
         <w:numPr>
           <w:ilvl w:val="0"/>
-          <w:numId w:val="22"/>
+          <w:numId w:val="38"/>
         </w:numPr>
       </w:pPr>
       <w:r>
-        <w:t>Prioridad baja: puede esperar algunos minutos.</w:t>
+        <w:t xml:space="preserve">Nombre del proceso </w:t>
+      </w:r>
+    </w:p>
+    <w:p>
+      <w:pPr>
+        <w:pStyle w:val="cuerpo2"/>
+        <w:numPr>
+          <w:ilvl w:val="0"/>
+          <w:numId w:val="38"/>
+        </w:numPr>
+      </w:pPr>
+      <w:r>
+        <w:t xml:space="preserve">Prioridad </w:t>
+      </w:r>
+    </w:p>
+    <w:p>
+      <w:pPr>
+        <w:pStyle w:val="cuerpo2"/>
+        <w:numPr>
+          <w:ilvl w:val="0"/>
+          <w:numId w:val="38"/>
+        </w:numPr>
+      </w:pPr>
+      <w:r>
+        <w:t xml:space="preserve">Estado del proceso </w:t>
+      </w:r>
+    </w:p>
+    <w:p>
+      <w:pPr>
+        <w:pStyle w:val="cuerpo2"/>
+        <w:numPr>
+          <w:ilvl w:val="0"/>
+          <w:numId w:val="38"/>
+        </w:numPr>
+      </w:pPr>
+      <w:r>
+        <w:t>Puntero al siguiente nodo</w:t>
       </w:r>
     </w:p>
     <w:p>
       <w:pPr>
         <w:pStyle w:val="cuerpo2"/>
         <w:ind w:left="567" w:firstLine="0"/>
-      </w:pPr>
-      <w:r>
-        <w:t>De esta manera, la cola dinámica permitirá mantener organizado el flujo de pacientes en el área de emergencias.</w:t>
-      </w:r>
-    </w:p>
-    <w:p>
-      <w:pPr>
-        <w:pStyle w:val="cuerpo2"/>
-        <w:ind w:left="567" w:firstLine="0"/>
         <w:rPr>
           <w:b/>
           <w:bCs w:val="0"/>
@@ -1774,7 +2049,21 @@
           <w:b/>
           <w:bCs w:val="0"/>
         </w:rPr>
-        <w:t>Operaciones:</w:t>
+        <w:t>Operaciones</w:t>
+      </w:r>
+      <w:r>
+        <w:rPr>
+          <w:b/>
+          <w:bCs w:val="0"/>
+        </w:rPr>
+        <w:t xml:space="preserve"> principales</w:t>
+      </w:r>
+      <w:r>
+        <w:rPr>
+          <w:b/>
+          <w:bCs w:val="0"/>
+        </w:rPr>
+        <w:t>:</w:t>
       </w:r>
     </w:p>
     <w:p>
@@ -1786,7 +2075,13 @@
         </w:numPr>
       </w:pPr>
       <w:r>
-        <w:t xml:space="preserve">Encolar pacientes </w:t>
+        <w:t>Encolar</w:t>
+      </w:r>
+      <w:r>
+        <w:t xml:space="preserve"> procesos</w:t>
+      </w:r>
+      <w:r>
+        <w:t xml:space="preserve"> </w:t>
       </w:r>
     </w:p>
     <w:p>
@@ -1795,7 +2090,7 @@
         <w:ind w:left="1287" w:firstLine="0"/>
       </w:pPr>
       <w:r>
-        <w:t>Permite insertar pacientes en la cola según su prioridad médica. Por consiguiente, los casos más graves serán ubicados en las primeras posiciones.</w:t>
+        <w:t>Permite insertar procesos dentro de la cola según su prioridad. Como resultado, los procesos más importantes se ubicarán al inicio de la cola.</w:t>
       </w:r>
     </w:p>
     <w:p>
@@ -1807,7 +2102,13 @@
         </w:numPr>
       </w:pPr>
       <w:r>
-        <w:t xml:space="preserve">Desencolar pacientes </w:t>
+        <w:t>Desencolar p</w:t>
+      </w:r>
+      <w:r>
+        <w:t>rocesos</w:t>
+      </w:r>
+      <w:r>
+        <w:t xml:space="preserve"> </w:t>
       </w:r>
     </w:p>
     <w:p>
@@ -1816,7 +2117,7 @@
         <w:ind w:left="1287" w:firstLine="0"/>
       </w:pPr>
       <w:r>
-        <w:t>Permite retirar al paciente que será atendido. Así, el sistema mantendrá actualizado el orden de atención.</w:t>
+        <w:t>Permite retirar el proceso ubicado al inicio de la cola para simular su ejecución por parte de la CPU.</w:t>
       </w:r>
     </w:p>
     <w:p>
@@ -1837,7 +2138,7 @@
         <w:ind w:left="1287" w:firstLine="0"/>
       </w:pPr>
       <w:r>
-        <w:t>Permite visualizar los pacientes pendientes de atención. Además, facilita el control del flujo hospitalario.</w:t>
+        <w:t>Permite visualizar el orden actual de ejecución de los procesos.</w:t>
       </w:r>
     </w:p>
     <w:p>
@@ -1854,12 +2155,11 @@
     </w:p>
     <w:p>
       <w:pPr>
-        <w:pStyle w:val="cuerpo2"/>
-        <w:ind w:left="1287" w:firstLine="0"/>
-      </w:pPr>
-      <w:r>
-        <w:lastRenderedPageBreak/>
-        <w:t>Permite comprobar si existen pacientes en espera. En consecuencia, el personal podrá saber si aún quedan pacientes por atender.</w:t>
+        <w:pStyle w:val="Titulo2"/>
+        <w:ind w:left="579" w:firstLine="708"/>
+      </w:pPr>
+      <w:r>
+        <w:t>Permite comprobar si existen procesos pendientes de ejecución.</w:t>
       </w:r>
     </w:p>
     <w:p>
@@ -1884,7 +2184,7 @@
         <w:ind w:left="567" w:firstLine="0"/>
       </w:pPr>
       <w:r>
-        <w:t xml:space="preserve">La pila dinámica funciona siguiendo el principio LIFO (Last In, First </w:t>
+        <w:t xml:space="preserve">La pila dinámica será utilizada para administrar los bloques de memoria asignados a los procesos. Esta estructura funciona siguiendo el principio LIFO (Last In, First </w:t>
       </w:r>
       <w:proofErr w:type="spellStart"/>
       <w:r>
@@ -1892,7 +2192,13 @@
       </w:r>
       <w:proofErr w:type="spellEnd"/>
       <w:r>
-        <w:t>), lo que significa que el último elemento en ingresar será el primero en salir.</w:t>
+        <w:t>), lo cual significa que el último bloque de memoria agregado será el primero en liberarse.</w:t>
+      </w:r>
+      <w:r>
+        <w:t xml:space="preserve"> </w:t>
+      </w:r>
+      <w:r>
+        <w:t>Por esta razón, la pila resulta adecuada para simular la administración básica de memoria dentro del sistema operativo.</w:t>
       </w:r>
     </w:p>
     <w:p>
@@ -1901,13 +2207,56 @@
         <w:ind w:left="567" w:firstLine="0"/>
       </w:pPr>
       <w:r>
-        <w:t>En el sistema hospitalario, esta estructura será utilizada para administrar camas disponibles. Por ejemplo, cuando una cama es liberada, esta se almacenará nuevamente en la pila para que pueda reutilizarse rápidamente cuando llegue un nuevo paciente.</w:t>
-      </w:r>
-      <w:r>
-        <w:t xml:space="preserve"> </w:t>
-      </w:r>
-      <w:r>
-        <w:t>Asimismo, la pila facilitará el control ordenado de recursos hospitalarios y permitirá realizar asignaciones y liberaciones de camas de manera eficiente.</w:t>
+        <w:t>Cada nodo de la pila contendrá:</w:t>
+      </w:r>
+    </w:p>
+    <w:p>
+      <w:pPr>
+        <w:pStyle w:val="cuerpo2"/>
+        <w:numPr>
+          <w:ilvl w:val="0"/>
+          <w:numId w:val="40"/>
+        </w:numPr>
+      </w:pPr>
+      <w:r>
+        <w:t xml:space="preserve">ID del bloque de memoria </w:t>
+      </w:r>
+    </w:p>
+    <w:p>
+      <w:pPr>
+        <w:pStyle w:val="cuerpo2"/>
+        <w:numPr>
+          <w:ilvl w:val="0"/>
+          <w:numId w:val="40"/>
+        </w:numPr>
+      </w:pPr>
+      <w:r>
+        <w:lastRenderedPageBreak/>
+        <w:t xml:space="preserve">Tamaño del bloque </w:t>
+      </w:r>
+    </w:p>
+    <w:p>
+      <w:pPr>
+        <w:pStyle w:val="cuerpo2"/>
+        <w:numPr>
+          <w:ilvl w:val="0"/>
+          <w:numId w:val="40"/>
+        </w:numPr>
+      </w:pPr>
+      <w:r>
+        <w:t xml:space="preserve">Estado del bloque </w:t>
+      </w:r>
+    </w:p>
+    <w:p>
+      <w:pPr>
+        <w:pStyle w:val="cuerpo2"/>
+        <w:numPr>
+          <w:ilvl w:val="0"/>
+          <w:numId w:val="40"/>
+        </w:numPr>
+      </w:pPr>
+      <w:r>
+        <w:t xml:space="preserve">Puntero al siguiente nodo </w:t>
       </w:r>
     </w:p>
     <w:p>
@@ -1924,7 +2273,21 @@
           <w:b/>
           <w:bCs w:val="0"/>
         </w:rPr>
-        <w:t>Operaciones:</w:t>
+        <w:t>Operaciones</w:t>
+      </w:r>
+      <w:r>
+        <w:rPr>
+          <w:b/>
+          <w:bCs w:val="0"/>
+        </w:rPr>
+        <w:t xml:space="preserve"> principales</w:t>
+      </w:r>
+      <w:r>
+        <w:rPr>
+          <w:b/>
+          <w:bCs w:val="0"/>
+        </w:rPr>
+        <w:t>:</w:t>
       </w:r>
     </w:p>
     <w:p>
@@ -1936,16 +2299,22 @@
         </w:numPr>
       </w:pPr>
       <w:r>
-        <w:t xml:space="preserve">Push (asignar cama) </w:t>
-      </w:r>
-    </w:p>
-    <w:p>
-      <w:pPr>
-        <w:pStyle w:val="cuerpo2"/>
-        <w:ind w:left="1287" w:firstLine="0"/>
-      </w:pPr>
-      <w:r>
-        <w:t>Permite registrar una cama disponible en la pila. De esta forma, el sistema mantendrá actualizado el registro de camas libres.</w:t>
+        <w:t xml:space="preserve">Push (asignar </w:t>
+      </w:r>
+      <w:r>
+        <w:t>memoria</w:t>
+      </w:r>
+      <w:r>
+        <w:t xml:space="preserve">) </w:t>
+      </w:r>
+    </w:p>
+    <w:p>
+      <w:pPr>
+        <w:pStyle w:val="NormalWeb"/>
+        <w:ind w:left="1287"/>
+      </w:pPr>
+      <w:r>
+        <w:t>Permite agregar un nuevo bloque de memoria a la pila cuando un proceso solicita recursos del sistema.</w:t>
       </w:r>
     </w:p>
     <w:p>
@@ -1957,7 +2326,13 @@
         </w:numPr>
       </w:pPr>
       <w:r>
-        <w:t xml:space="preserve">Pop (liberar cama) </w:t>
+        <w:t xml:space="preserve">Pop (liberar </w:t>
+      </w:r>
+      <w:r>
+        <w:t>memoria</w:t>
+      </w:r>
+      <w:r>
+        <w:t xml:space="preserve">) </w:t>
       </w:r>
     </w:p>
     <w:p>
@@ -1966,7 +2341,7 @@
         <w:ind w:left="1287" w:firstLine="0"/>
       </w:pPr>
       <w:r>
-        <w:t>Permite retirar una cama de la pila para asignarla a un paciente. Por ello, la atención médica podrá realizarse de manera más rápida.</w:t>
+        <w:t>Permite liberar el bloque de memoria ubicado en la parte superior de la pila cuando un proceso finaliza.</w:t>
       </w:r>
     </w:p>
     <w:p>
@@ -1978,7 +2353,10 @@
         </w:numPr>
       </w:pPr>
       <w:r>
-        <w:t xml:space="preserve">Peek (consultar última cama) </w:t>
+        <w:t xml:space="preserve">Mostrar </w:t>
+      </w:r>
+      <w:r>
+        <w:t>pila</w:t>
       </w:r>
     </w:p>
     <w:p>
@@ -1987,28 +2365,7 @@
         <w:ind w:left="1287" w:firstLine="0"/>
       </w:pPr>
       <w:r>
-        <w:t>Permite visualizar la última cama registrada sin eliminarla. Así, el personal podrá consultar información sin modificar la estructura.</w:t>
-      </w:r>
-    </w:p>
-    <w:p>
-      <w:pPr>
-        <w:pStyle w:val="cuerpo2"/>
-        <w:numPr>
-          <w:ilvl w:val="0"/>
-          <w:numId w:val="17"/>
-        </w:numPr>
-      </w:pPr>
-      <w:r>
-        <w:t>Mostrar estado actual</w:t>
-      </w:r>
-    </w:p>
-    <w:p>
-      <w:pPr>
-        <w:pStyle w:val="NormalWeb"/>
-        <w:ind w:left="1287"/>
-      </w:pPr>
-      <w:r>
-        <w:t>Permite visualizar todas las camas disponibles. En consecuencia, se facilitará la administración hospitalaria.</w:t>
+        <w:t>Permite visualizar el estado actual de la memoria administrada por el sistema.</w:t>
       </w:r>
     </w:p>
     <w:p>
@@ -2030,60 +2387,31 @@
     </w:p>
     <w:p>
       <w:pPr>
-        <w:pStyle w:val="Cuerpo1"/>
+        <w:pStyle w:val="Titulo2"/>
         <w:ind w:left="284" w:firstLine="0"/>
-        <w:jc w:val="both"/>
-      </w:pPr>
-      <w:r>
-        <w:t>Las estructuras dinámicas lineales seleccionadas permiten resolver eficientemente el problema planteado en el sistema hospitalario.</w:t>
+      </w:pPr>
+      <w:r>
+        <w:t>En primer lugar, la lista enlazada simple facilita el almacenamiento dinámico de procesos sin necesidad de utilizar tamaños fijos de memoria. Además, permite realizar inserciones y eliminaciones de manera más flexible durante la ejecución del programa.</w:t>
       </w:r>
       <w:r>
         <w:t xml:space="preserve"> </w:t>
       </w:r>
       <w:r>
-        <w:t>En primer lugar, la lista enlazada facilita el almacenamiento dinámico de pacientes, permitiendo agregar o eliminar registros sin necesidad de utilizar arreglos de tamaño fijo. Por lo tanto, el sistema tendrá mayor flexibilidad durante la ejecución.</w:t>
+        <w:t>En segundo lugar, la cola dinámica de prioridad resulta adecuada para simular el funcionamiento del planificador de CPU. Debido a ello, los procesos con mayor prioridad podrán ejecutarse primero, tal como sucede en los sistemas operativos reales.</w:t>
       </w:r>
       <w:r>
         <w:t xml:space="preserve"> </w:t>
       </w:r>
       <w:r>
-        <w:t>En segundo lugar, la cola dinámica permite organizar correctamente la atención médica según prioridad. De esta manera, los pacientes con mayor gravedad podrán ser atendidos primero.</w:t>
-      </w:r>
-      <w:r>
-        <w:t xml:space="preserve"> </w:t>
-      </w:r>
-      <w:r>
-        <w:t>En tercer lugar, la pila dinámica ayuda a administrar recursos hospitalarios de manera ordenada, especialmente en el control de camas disponibles.</w:t>
-      </w:r>
-      <w:r>
-        <w:t xml:space="preserve"> </w:t>
-      </w:r>
-      <w:r>
-        <w:t xml:space="preserve">Asimismo, las estructuras dinámicas permiten utilizar memoria dinámica, lo cual significa que el programa podrá reservar memoria durante la ejecución según la cantidad de </w:t>
-      </w:r>
-      <w:r>
-        <w:lastRenderedPageBreak/>
-        <w:t>pacientes registrados. En consecuencia, se evitará el desperdicio de recursos y se obtendrá un sistema más eficiente.</w:t>
-      </w:r>
-      <w:r>
-        <w:t xml:space="preserve"> </w:t>
-      </w:r>
-      <w:r>
-        <w:t>Además, las operaciones principales como inserción, eliminación y búsqueda tendrán una complejidad adecuada para el tamaño esperado del sistema hospitalario, permitiendo un funcionamiento eficiente durante la ejecución del programa.</w:t>
-      </w:r>
-    </w:p>
-    <w:p>
-      <w:pPr>
-        <w:pStyle w:val="Cuerpo1"/>
-        <w:rPr>
-          <w:b/>
-        </w:rPr>
-      </w:pPr>
-      <w:r>
-        <w:rPr>
-          <w:b/>
-        </w:rPr>
-        <w:t>Además, todas estas estructuras:</w:t>
+        <w:t>En tercer lugar, la pila dinámica permite administrar bloques de memoria siguiendo el principio LIFO. Por consiguiente, la memoria más recientemente utilizada podrá liberarse primero, simulando un comportamiento similar al manejo básico de memoria en sistemas computacionales.</w:t>
+      </w:r>
+    </w:p>
+    <w:p>
+      <w:pPr>
+        <w:pStyle w:val="Titulo2"/>
+      </w:pPr>
+      <w:r>
+        <w:t>Asimismo, todas estas estructuras presentan las siguientes ventajas:</w:t>
       </w:r>
     </w:p>
     <w:p>
@@ -2091,17 +2419,11 @@
         <w:pStyle w:val="Cuerpo1"/>
         <w:numPr>
           <w:ilvl w:val="0"/>
-          <w:numId w:val="21"/>
+          <w:numId w:val="42"/>
         </w:numPr>
       </w:pPr>
       <w:r>
-        <w:t>S</w:t>
-      </w:r>
-      <w:r>
-        <w:t>on eficientes</w:t>
-      </w:r>
-      <w:r>
-        <w:t>.</w:t>
+        <w:t xml:space="preserve">Permiten utilizar memoria dinámica. </w:t>
       </w:r>
     </w:p>
     <w:p>
@@ -2109,20 +2431,11 @@
         <w:pStyle w:val="Cuerpo1"/>
         <w:numPr>
           <w:ilvl w:val="0"/>
-          <w:numId w:val="21"/>
+          <w:numId w:val="42"/>
         </w:numPr>
       </w:pPr>
       <w:r>
-        <w:t>U</w:t>
-      </w:r>
-      <w:r>
-        <w:t>tilizan memoria dinámica</w:t>
-      </w:r>
-      <w:r>
-        <w:t>.</w:t>
-      </w:r>
-      <w:r>
-        <w:t xml:space="preserve"> </w:t>
+        <w:t xml:space="preserve">Facilitan inserciones y eliminaciones rápidas. </w:t>
       </w:r>
     </w:p>
     <w:p>
@@ -2130,17 +2443,11 @@
         <w:pStyle w:val="Cuerpo1"/>
         <w:numPr>
           <w:ilvl w:val="0"/>
-          <w:numId w:val="21"/>
+          <w:numId w:val="42"/>
         </w:numPr>
       </w:pPr>
       <w:r>
-        <w:t>P</w:t>
-      </w:r>
-      <w:r>
-        <w:t>ermiten inserciones y eliminaciones rápidas</w:t>
-      </w:r>
-      <w:r>
-        <w:t>.</w:t>
+        <w:t xml:space="preserve">Representan situaciones reales de un sistema operativo. </w:t>
       </w:r>
     </w:p>
     <w:p>
@@ -2148,14 +2455,23 @@
         <w:pStyle w:val="Cuerpo1"/>
         <w:numPr>
           <w:ilvl w:val="0"/>
-          <w:numId w:val="21"/>
+          <w:numId w:val="42"/>
         </w:numPr>
       </w:pPr>
       <w:r>
-        <w:t>R</w:t>
-      </w:r>
-      <w:r>
-        <w:t xml:space="preserve">epresentan situaciones reales del funcionamiento hospitalario. </w:t>
+        <w:t xml:space="preserve">Mejoran la organización de procesos y memoria. </w:t>
+      </w:r>
+    </w:p>
+    <w:p>
+      <w:pPr>
+        <w:pStyle w:val="Cuerpo1"/>
+        <w:numPr>
+          <w:ilvl w:val="0"/>
+          <w:numId w:val="42"/>
+        </w:numPr>
+      </w:pPr>
+      <w:r>
+        <w:t>Refuerzan el aprendizaje práctico de estructuras de datos en C++.</w:t>
       </w:r>
     </w:p>
     <w:p>
@@ -2176,85 +2492,88 @@
     </w:p>
     <w:p>
       <w:pPr>
-        <w:pStyle w:val="cuerpo2"/>
-      </w:pPr>
-      <w:r>
-        <w:t>-</w:t>
-      </w:r>
-      <w:r>
-        <w:t xml:space="preserve">Mejora la organización hospitalaria. </w:t>
-      </w:r>
-    </w:p>
-    <w:p>
-      <w:pPr>
-        <w:pStyle w:val="cuerpo2"/>
-      </w:pPr>
-      <w:r>
-        <w:t>-</w:t>
-      </w:r>
-      <w:r>
-        <w:t xml:space="preserve">Reduce errores en la atención. </w:t>
-      </w:r>
-    </w:p>
-    <w:p>
-      <w:pPr>
-        <w:pStyle w:val="cuerpo2"/>
-      </w:pPr>
-      <w:r>
-        <w:t>-</w:t>
-      </w:r>
-      <w:r>
-        <w:t xml:space="preserve">Prioriza pacientes graves. </w:t>
-      </w:r>
-    </w:p>
-    <w:p>
-      <w:pPr>
-        <w:pStyle w:val="cuerpo2"/>
-      </w:pPr>
-      <w:r>
-        <w:t>-</w:t>
-      </w:r>
-      <w:r>
-        <w:t xml:space="preserve">Facilita la administración de camas. </w:t>
-      </w:r>
-    </w:p>
-    <w:p>
-      <w:pPr>
-        <w:pStyle w:val="cuerpo2"/>
-      </w:pPr>
-      <w:r>
-        <w:t>-</w:t>
-      </w:r>
-      <w:r>
-        <w:t xml:space="preserve">Mantiene organizada la información. </w:t>
-      </w:r>
-    </w:p>
-    <w:p>
-      <w:pPr>
-        <w:pStyle w:val="cuerpo2"/>
-      </w:pPr>
-      <w:r>
-        <w:t>-</w:t>
-      </w:r>
-      <w:r>
-        <w:t xml:space="preserve">Aplica estructuras de datos en un caso real. </w:t>
-      </w:r>
-    </w:p>
-    <w:p>
-      <w:pPr>
-        <w:pStyle w:val="cuerpo2"/>
-      </w:pPr>
-      <w:r>
-        <w:t>-</w:t>
-      </w:r>
-      <w:r>
-        <w:t xml:space="preserve">Permite reforzar conocimientos de programación en C++. </w:t>
-      </w:r>
-    </w:p>
-    <w:p>
-      <w:pPr>
-        <w:pStyle w:val="cuerpo2"/>
-      </w:pPr>
+        <w:pStyle w:val="Cuerpo1"/>
+        <w:numPr>
+          <w:ilvl w:val="0"/>
+          <w:numId w:val="44"/>
+        </w:numPr>
+      </w:pPr>
+      <w:r>
+        <w:t xml:space="preserve">Mejora la organización de procesos. </w:t>
+      </w:r>
+    </w:p>
+    <w:p>
+      <w:pPr>
+        <w:pStyle w:val="Cuerpo1"/>
+        <w:numPr>
+          <w:ilvl w:val="0"/>
+          <w:numId w:val="44"/>
+        </w:numPr>
+      </w:pPr>
+      <w:r>
+        <w:t xml:space="preserve">Simula el funcionamiento básico de un sistema operativo. </w:t>
+      </w:r>
+    </w:p>
+    <w:p>
+      <w:pPr>
+        <w:pStyle w:val="Cuerpo1"/>
+        <w:numPr>
+          <w:ilvl w:val="0"/>
+          <w:numId w:val="44"/>
+        </w:numPr>
+      </w:pPr>
+      <w:r>
+        <w:lastRenderedPageBreak/>
+        <w:t xml:space="preserve">Permite administrar memoria dinámicamente. </w:t>
+      </w:r>
+    </w:p>
+    <w:p>
+      <w:pPr>
+        <w:pStyle w:val="Cuerpo1"/>
+        <w:numPr>
+          <w:ilvl w:val="0"/>
+          <w:numId w:val="44"/>
+        </w:numPr>
+      </w:pPr>
+      <w:r>
+        <w:t xml:space="preserve">Facilita la ejecución ordenada de procesos. </w:t>
+      </w:r>
+    </w:p>
+    <w:p>
+      <w:pPr>
+        <w:pStyle w:val="Cuerpo1"/>
+        <w:numPr>
+          <w:ilvl w:val="0"/>
+          <w:numId w:val="44"/>
+        </w:numPr>
+      </w:pPr>
+      <w:r>
+        <w:t xml:space="preserve">Mantiene organizada la información del sistema. </w:t>
+      </w:r>
+    </w:p>
+    <w:p>
+      <w:pPr>
+        <w:pStyle w:val="Cuerpo1"/>
+        <w:numPr>
+          <w:ilvl w:val="0"/>
+          <w:numId w:val="44"/>
+        </w:numPr>
+      </w:pPr>
+      <w:r>
+        <w:t xml:space="preserve">Refuerza conocimientos de programación en C++. </w:t>
+      </w:r>
+    </w:p>
+    <w:p>
+      <w:pPr>
+        <w:pStyle w:val="Cuerpo1"/>
+        <w:numPr>
+          <w:ilvl w:val="0"/>
+          <w:numId w:val="44"/>
+        </w:numPr>
+      </w:pPr>
+      <w:r>
+        <w:t>Aplica estructuras dinámicas lineales en un caso real.</w:t>
+      </w:r>
     </w:p>
     <w:p>
       <w:pPr>
@@ -2278,25 +2597,13 @@
         <w:ind w:left="567" w:firstLine="0"/>
       </w:pPr>
       <w:r>
-        <w:t>El análisis realizado permitió identificar los principales problemas relacionados con la atención y organización de pacientes en el área de emergencias hospitalarias.</w:t>
+        <w:t>El análisis realizado permite identificar la importancia de administrar correctamente los procesos dentro de un sistema operativo. Asimismo, las estructuras dinámicas lineales propuestas ofrecen una solución adecuada para registrar procesos, organizar prioridades de ejecución y administrar memoria dinámicamente.</w:t>
       </w:r>
       <w:r>
         <w:t xml:space="preserve"> </w:t>
       </w:r>
       <w:r>
-        <w:t>Mediante el uso de estructuras dinámicas lineales como listas enlazadas, colas y pilas, el sistema podrá gestionar de manera eficiente el registro de pacientes, la prioridad de atención y la administración de camas disponibles.</w:t>
-      </w:r>
-      <w:r>
-        <w:t xml:space="preserve"> </w:t>
-      </w:r>
-      <w:r>
-        <w:t>Asimismo, el desarrollo de este proyecto permitirá aplicar los conocimientos adquiridos en el curso de Estructura de Datos utilizando programación en C++ mediante DEV C++, fortaleciendo tanto las habilidades técnicas como la capacidad de resolver problemas reales mediante software.</w:t>
-      </w:r>
-      <w:r>
-        <w:t xml:space="preserve"> </w:t>
-      </w:r>
-      <w:r>
-        <w:t>Finalmente, el sistema contribuirá a mejorar la organización hospitalaria, reducir errores en la atención y optimizar el uso de recursos médicos dentro del área de emergencias.</w:t>
+        <w:t>Finalmente, el desarrollo del sistema permitirá aplicar los conocimientos adquiridos en el curso de Estructura de Datos mediante una aplicación real implementada en lenguaje C++ utilizando DEV C++. Además, el proyecto ayudará a comprender de manera práctica cómo funcionan internamente los administradores de tareas presentes en sistemas operativos modernos como Windows y Linux.</w:t>
       </w:r>
     </w:p>
     <w:p>
@@ -2624,6 +2931,205 @@
     </w:lvl>
   </w:abstractNum>
   <w:abstractNum w:abstractNumId="2" w15:restartNumberingAfterBreak="0">
+    <w:nsid w:val="0C6C448D"/>
+    <w:multiLevelType w:val="multilevel"/>
+    <w:tmpl w:val="24124FA8"/>
+    <w:lvl w:ilvl="0">
+      <w:start w:val="1"/>
+      <w:numFmt w:val="decimal"/>
+      <w:lvlText w:val="%1."/>
+      <w:lvlJc w:val="left"/>
+      <w:pPr>
+        <w:tabs>
+          <w:tab w:val="num" w:pos="1068"/>
+        </w:tabs>
+        <w:ind w:left="1068" w:hanging="360"/>
+      </w:pPr>
+    </w:lvl>
+    <w:lvl w:ilvl="1" w:tentative="1">
+      <w:start w:val="1"/>
+      <w:numFmt w:val="decimal"/>
+      <w:lvlText w:val="%2."/>
+      <w:lvlJc w:val="left"/>
+      <w:pPr>
+        <w:tabs>
+          <w:tab w:val="num" w:pos="1788"/>
+        </w:tabs>
+        <w:ind w:left="1788" w:hanging="360"/>
+      </w:pPr>
+    </w:lvl>
+    <w:lvl w:ilvl="2" w:tentative="1">
+      <w:start w:val="1"/>
+      <w:numFmt w:val="decimal"/>
+      <w:lvlText w:val="%3."/>
+      <w:lvlJc w:val="left"/>
+      <w:pPr>
+        <w:tabs>
+          <w:tab w:val="num" w:pos="2508"/>
+        </w:tabs>
+        <w:ind w:left="2508" w:hanging="360"/>
+      </w:pPr>
+    </w:lvl>
+    <w:lvl w:ilvl="3" w:tentative="1">
+      <w:start w:val="1"/>
+      <w:numFmt w:val="decimal"/>
+      <w:lvlText w:val="%4."/>
+      <w:lvlJc w:val="left"/>
+      <w:pPr>
+        <w:tabs>
+          <w:tab w:val="num" w:pos="3228"/>
+        </w:tabs>
+        <w:ind w:left="3228" w:hanging="360"/>
+      </w:pPr>
+    </w:lvl>
+    <w:lvl w:ilvl="4" w:tentative="1">
+      <w:start w:val="1"/>
+      <w:numFmt w:val="decimal"/>
+      <w:lvlText w:val="%5."/>
+      <w:lvlJc w:val="left"/>
+      <w:pPr>
+        <w:tabs>
+          <w:tab w:val="num" w:pos="3948"/>
+        </w:tabs>
+        <w:ind w:left="3948" w:hanging="360"/>
+      </w:pPr>
+    </w:lvl>
+    <w:lvl w:ilvl="5" w:tentative="1">
+      <w:start w:val="1"/>
+      <w:numFmt w:val="decimal"/>
+      <w:lvlText w:val="%6."/>
+      <w:lvlJc w:val="left"/>
+      <w:pPr>
+        <w:tabs>
+          <w:tab w:val="num" w:pos="4668"/>
+        </w:tabs>
+        <w:ind w:left="4668" w:hanging="360"/>
+      </w:pPr>
+    </w:lvl>
+    <w:lvl w:ilvl="6" w:tentative="1">
+      <w:start w:val="1"/>
+      <w:numFmt w:val="decimal"/>
+      <w:lvlText w:val="%7."/>
+      <w:lvlJc w:val="left"/>
+      <w:pPr>
+        <w:tabs>
+          <w:tab w:val="num" w:pos="5388"/>
+        </w:tabs>
+        <w:ind w:left="5388" w:hanging="360"/>
+      </w:pPr>
+    </w:lvl>
+    <w:lvl w:ilvl="7" w:tentative="1">
+      <w:start w:val="1"/>
+      <w:numFmt w:val="decimal"/>
+      <w:lvlText w:val="%8."/>
+      <w:lvlJc w:val="left"/>
+      <w:pPr>
+        <w:tabs>
+          <w:tab w:val="num" w:pos="6108"/>
+        </w:tabs>
+        <w:ind w:left="6108" w:hanging="360"/>
+      </w:pPr>
+    </w:lvl>
+    <w:lvl w:ilvl="8" w:tentative="1">
+      <w:start w:val="1"/>
+      <w:numFmt w:val="decimal"/>
+      <w:lvlText w:val="%9."/>
+      <w:lvlJc w:val="left"/>
+      <w:pPr>
+        <w:tabs>
+          <w:tab w:val="num" w:pos="6828"/>
+        </w:tabs>
+        <w:ind w:left="6828" w:hanging="360"/>
+      </w:pPr>
+    </w:lvl>
+  </w:abstractNum>
+  <w:abstractNum w:abstractNumId="3" w15:restartNumberingAfterBreak="0">
+    <w:nsid w:val="0CF8280B"/>
+    <w:multiLevelType w:val="hybridMultilevel"/>
+    <w:tmpl w:val="C8C6089C"/>
+    <w:lvl w:ilvl="0" w:tplc="280A000F">
+      <w:start w:val="1"/>
+      <w:numFmt w:val="decimal"/>
+      <w:lvlText w:val="%1."/>
+      <w:lvlJc w:val="left"/>
+      <w:pPr>
+        <w:ind w:left="1004" w:hanging="360"/>
+      </w:pPr>
+    </w:lvl>
+    <w:lvl w:ilvl="1" w:tplc="280A0019" w:tentative="1">
+      <w:start w:val="1"/>
+      <w:numFmt w:val="lowerLetter"/>
+      <w:lvlText w:val="%2."/>
+      <w:lvlJc w:val="left"/>
+      <w:pPr>
+        <w:ind w:left="1724" w:hanging="360"/>
+      </w:pPr>
+    </w:lvl>
+    <w:lvl w:ilvl="2" w:tplc="280A001B" w:tentative="1">
+      <w:start w:val="1"/>
+      <w:numFmt w:val="lowerRoman"/>
+      <w:lvlText w:val="%3."/>
+      <w:lvlJc w:val="right"/>
+      <w:pPr>
+        <w:ind w:left="2444" w:hanging="180"/>
+      </w:pPr>
+    </w:lvl>
+    <w:lvl w:ilvl="3" w:tplc="280A000F" w:tentative="1">
+      <w:start w:val="1"/>
+      <w:numFmt w:val="decimal"/>
+      <w:lvlText w:val="%4."/>
+      <w:lvlJc w:val="left"/>
+      <w:pPr>
+        <w:ind w:left="3164" w:hanging="360"/>
+      </w:pPr>
+    </w:lvl>
+    <w:lvl w:ilvl="4" w:tplc="280A0019" w:tentative="1">
+      <w:start w:val="1"/>
+      <w:numFmt w:val="lowerLetter"/>
+      <w:lvlText w:val="%5."/>
+      <w:lvlJc w:val="left"/>
+      <w:pPr>
+        <w:ind w:left="3884" w:hanging="360"/>
+      </w:pPr>
+    </w:lvl>
+    <w:lvl w:ilvl="5" w:tplc="280A001B" w:tentative="1">
+      <w:start w:val="1"/>
+      <w:numFmt w:val="lowerRoman"/>
+      <w:lvlText w:val="%6."/>
+      <w:lvlJc w:val="right"/>
+      <w:pPr>
+        <w:ind w:left="4604" w:hanging="180"/>
+      </w:pPr>
+    </w:lvl>
+    <w:lvl w:ilvl="6" w:tplc="280A000F" w:tentative="1">
+      <w:start w:val="1"/>
+      <w:numFmt w:val="decimal"/>
+      <w:lvlText w:val="%7."/>
+      <w:lvlJc w:val="left"/>
+      <w:pPr>
+        <w:ind w:left="5324" w:hanging="360"/>
+      </w:pPr>
+    </w:lvl>
+    <w:lvl w:ilvl="7" w:tplc="280A0019" w:tentative="1">
+      <w:start w:val="1"/>
+      <w:numFmt w:val="lowerLetter"/>
+      <w:lvlText w:val="%8."/>
+      <w:lvlJc w:val="left"/>
+      <w:pPr>
+        <w:ind w:left="6044" w:hanging="360"/>
+      </w:pPr>
+    </w:lvl>
+    <w:lvl w:ilvl="8" w:tplc="280A001B" w:tentative="1">
+      <w:start w:val="1"/>
+      <w:numFmt w:val="lowerRoman"/>
+      <w:lvlText w:val="%9."/>
+      <w:lvlJc w:val="right"/>
+      <w:pPr>
+        <w:ind w:left="6764" w:hanging="180"/>
+      </w:pPr>
+    </w:lvl>
+  </w:abstractNum>
+  <w:abstractNum w:abstractNumId="4" w15:restartNumberingAfterBreak="0">
     <w:nsid w:val="10540AAB"/>
     <w:multiLevelType w:val="hybridMultilevel"/>
     <w:tmpl w:val="D68EC48C"/>
@@ -2709,7 +3215,179 @@
       </w:pPr>
     </w:lvl>
   </w:abstractNum>
-  <w:abstractNum w:abstractNumId="3" w15:restartNumberingAfterBreak="0">
+  <w:abstractNum w:abstractNumId="5" w15:restartNumberingAfterBreak="0">
+    <w:nsid w:val="116B6A6E"/>
+    <w:multiLevelType w:val="hybridMultilevel"/>
+    <w:tmpl w:val="99AA8A6E"/>
+    <w:lvl w:ilvl="0" w:tplc="280A000F">
+      <w:start w:val="1"/>
+      <w:numFmt w:val="decimal"/>
+      <w:lvlText w:val="%1."/>
+      <w:lvlJc w:val="left"/>
+      <w:pPr>
+        <w:ind w:left="1080" w:hanging="360"/>
+      </w:pPr>
+    </w:lvl>
+    <w:lvl w:ilvl="1" w:tplc="280A0019" w:tentative="1">
+      <w:start w:val="1"/>
+      <w:numFmt w:val="lowerLetter"/>
+      <w:lvlText w:val="%2."/>
+      <w:lvlJc w:val="left"/>
+      <w:pPr>
+        <w:ind w:left="1800" w:hanging="360"/>
+      </w:pPr>
+    </w:lvl>
+    <w:lvl w:ilvl="2" w:tplc="280A001B" w:tentative="1">
+      <w:start w:val="1"/>
+      <w:numFmt w:val="lowerRoman"/>
+      <w:lvlText w:val="%3."/>
+      <w:lvlJc w:val="right"/>
+      <w:pPr>
+        <w:ind w:left="2520" w:hanging="180"/>
+      </w:pPr>
+    </w:lvl>
+    <w:lvl w:ilvl="3" w:tplc="280A000F" w:tentative="1">
+      <w:start w:val="1"/>
+      <w:numFmt w:val="decimal"/>
+      <w:lvlText w:val="%4."/>
+      <w:lvlJc w:val="left"/>
+      <w:pPr>
+        <w:ind w:left="3240" w:hanging="360"/>
+      </w:pPr>
+    </w:lvl>
+    <w:lvl w:ilvl="4" w:tplc="280A0019" w:tentative="1">
+      <w:start w:val="1"/>
+      <w:numFmt w:val="lowerLetter"/>
+      <w:lvlText w:val="%5."/>
+      <w:lvlJc w:val="left"/>
+      <w:pPr>
+        <w:ind w:left="3960" w:hanging="360"/>
+      </w:pPr>
+    </w:lvl>
+    <w:lvl w:ilvl="5" w:tplc="280A001B" w:tentative="1">
+      <w:start w:val="1"/>
+      <w:numFmt w:val="lowerRoman"/>
+      <w:lvlText w:val="%6."/>
+      <w:lvlJc w:val="right"/>
+      <w:pPr>
+        <w:ind w:left="4680" w:hanging="180"/>
+      </w:pPr>
+    </w:lvl>
+    <w:lvl w:ilvl="6" w:tplc="280A000F" w:tentative="1">
+      <w:start w:val="1"/>
+      <w:numFmt w:val="decimal"/>
+      <w:lvlText w:val="%7."/>
+      <w:lvlJc w:val="left"/>
+      <w:pPr>
+        <w:ind w:left="5400" w:hanging="360"/>
+      </w:pPr>
+    </w:lvl>
+    <w:lvl w:ilvl="7" w:tplc="280A0019" w:tentative="1">
+      <w:start w:val="1"/>
+      <w:numFmt w:val="lowerLetter"/>
+      <w:lvlText w:val="%8."/>
+      <w:lvlJc w:val="left"/>
+      <w:pPr>
+        <w:ind w:left="6120" w:hanging="360"/>
+      </w:pPr>
+    </w:lvl>
+    <w:lvl w:ilvl="8" w:tplc="280A001B" w:tentative="1">
+      <w:start w:val="1"/>
+      <w:numFmt w:val="lowerRoman"/>
+      <w:lvlText w:val="%9."/>
+      <w:lvlJc w:val="right"/>
+      <w:pPr>
+        <w:ind w:left="6840" w:hanging="180"/>
+      </w:pPr>
+    </w:lvl>
+  </w:abstractNum>
+  <w:abstractNum w:abstractNumId="6" w15:restartNumberingAfterBreak="0">
+    <w:nsid w:val="11D42D4B"/>
+    <w:multiLevelType w:val="hybridMultilevel"/>
+    <w:tmpl w:val="C87248B0"/>
+    <w:lvl w:ilvl="0" w:tplc="280A000F">
+      <w:start w:val="1"/>
+      <w:numFmt w:val="decimal"/>
+      <w:lvlText w:val="%1."/>
+      <w:lvlJc w:val="left"/>
+      <w:pPr>
+        <w:ind w:left="720" w:hanging="360"/>
+      </w:pPr>
+    </w:lvl>
+    <w:lvl w:ilvl="1" w:tplc="280A0019" w:tentative="1">
+      <w:start w:val="1"/>
+      <w:numFmt w:val="lowerLetter"/>
+      <w:lvlText w:val="%2."/>
+      <w:lvlJc w:val="left"/>
+      <w:pPr>
+        <w:ind w:left="1440" w:hanging="360"/>
+      </w:pPr>
+    </w:lvl>
+    <w:lvl w:ilvl="2" w:tplc="280A001B" w:tentative="1">
+      <w:start w:val="1"/>
+      <w:numFmt w:val="lowerRoman"/>
+      <w:lvlText w:val="%3."/>
+      <w:lvlJc w:val="right"/>
+      <w:pPr>
+        <w:ind w:left="2160" w:hanging="180"/>
+      </w:pPr>
+    </w:lvl>
+    <w:lvl w:ilvl="3" w:tplc="280A000F" w:tentative="1">
+      <w:start w:val="1"/>
+      <w:numFmt w:val="decimal"/>
+      <w:lvlText w:val="%4."/>
+      <w:lvlJc w:val="left"/>
+      <w:pPr>
+        <w:ind w:left="2880" w:hanging="360"/>
+      </w:pPr>
+    </w:lvl>
+    <w:lvl w:ilvl="4" w:tplc="280A0019" w:tentative="1">
+      <w:start w:val="1"/>
+      <w:numFmt w:val="lowerLetter"/>
+      <w:lvlText w:val="%5."/>
+      <w:lvlJc w:val="left"/>
+      <w:pPr>
+        <w:ind w:left="3600" w:hanging="360"/>
+      </w:pPr>
+    </w:lvl>
+    <w:lvl w:ilvl="5" w:tplc="280A001B" w:tentative="1">
+      <w:start w:val="1"/>
+      <w:numFmt w:val="lowerRoman"/>
+      <w:lvlText w:val="%6."/>
+      <w:lvlJc w:val="right"/>
+      <w:pPr>
+        <w:ind w:left="4320" w:hanging="180"/>
+      </w:pPr>
+    </w:lvl>
+    <w:lvl w:ilvl="6" w:tplc="280A000F" w:tentative="1">
+      <w:start w:val="1"/>
+      <w:numFmt w:val="decimal"/>
+      <w:lvlText w:val="%7."/>
+      <w:lvlJc w:val="left"/>
+      <w:pPr>
+        <w:ind w:left="5040" w:hanging="360"/>
+      </w:pPr>
+    </w:lvl>
+    <w:lvl w:ilvl="7" w:tplc="280A0019" w:tentative="1">
+      <w:start w:val="1"/>
+      <w:numFmt w:val="lowerLetter"/>
+      <w:lvlText w:val="%8."/>
+      <w:lvlJc w:val="left"/>
+      <w:pPr>
+        <w:ind w:left="5760" w:hanging="360"/>
+      </w:pPr>
+    </w:lvl>
+    <w:lvl w:ilvl="8" w:tplc="280A001B" w:tentative="1">
+      <w:start w:val="1"/>
+      <w:numFmt w:val="lowerRoman"/>
+      <w:lvlText w:val="%9."/>
+      <w:lvlJc w:val="right"/>
+      <w:pPr>
+        <w:ind w:left="6480" w:hanging="180"/>
+      </w:pPr>
+    </w:lvl>
+  </w:abstractNum>
+  <w:abstractNum w:abstractNumId="7" w15:restartNumberingAfterBreak="0">
     <w:nsid w:val="152850D8"/>
     <w:multiLevelType w:val="hybridMultilevel"/>
     <w:tmpl w:val="9036FBAA"/>
@@ -2795,7 +3473,93 @@
       </w:pPr>
     </w:lvl>
   </w:abstractNum>
-  <w:abstractNum w:abstractNumId="4" w15:restartNumberingAfterBreak="0">
+  <w:abstractNum w:abstractNumId="8" w15:restartNumberingAfterBreak="0">
+    <w:nsid w:val="16D635DB"/>
+    <w:multiLevelType w:val="hybridMultilevel"/>
+    <w:tmpl w:val="8C4A7E88"/>
+    <w:lvl w:ilvl="0" w:tplc="280A000F">
+      <w:start w:val="1"/>
+      <w:numFmt w:val="decimal"/>
+      <w:lvlText w:val="%1."/>
+      <w:lvlJc w:val="left"/>
+      <w:pPr>
+        <w:ind w:left="1287" w:hanging="360"/>
+      </w:pPr>
+    </w:lvl>
+    <w:lvl w:ilvl="1" w:tplc="280A0019" w:tentative="1">
+      <w:start w:val="1"/>
+      <w:numFmt w:val="lowerLetter"/>
+      <w:lvlText w:val="%2."/>
+      <w:lvlJc w:val="left"/>
+      <w:pPr>
+        <w:ind w:left="2007" w:hanging="360"/>
+      </w:pPr>
+    </w:lvl>
+    <w:lvl w:ilvl="2" w:tplc="280A001B" w:tentative="1">
+      <w:start w:val="1"/>
+      <w:numFmt w:val="lowerRoman"/>
+      <w:lvlText w:val="%3."/>
+      <w:lvlJc w:val="right"/>
+      <w:pPr>
+        <w:ind w:left="2727" w:hanging="180"/>
+      </w:pPr>
+    </w:lvl>
+    <w:lvl w:ilvl="3" w:tplc="280A000F" w:tentative="1">
+      <w:start w:val="1"/>
+      <w:numFmt w:val="decimal"/>
+      <w:lvlText w:val="%4."/>
+      <w:lvlJc w:val="left"/>
+      <w:pPr>
+        <w:ind w:left="3447" w:hanging="360"/>
+      </w:pPr>
+    </w:lvl>
+    <w:lvl w:ilvl="4" w:tplc="280A0019" w:tentative="1">
+      <w:start w:val="1"/>
+      <w:numFmt w:val="lowerLetter"/>
+      <w:lvlText w:val="%5."/>
+      <w:lvlJc w:val="left"/>
+      <w:pPr>
+        <w:ind w:left="4167" w:hanging="360"/>
+      </w:pPr>
+    </w:lvl>
+    <w:lvl w:ilvl="5" w:tplc="280A001B" w:tentative="1">
+      <w:start w:val="1"/>
+      <w:numFmt w:val="lowerRoman"/>
+      <w:lvlText w:val="%6."/>
+      <w:lvlJc w:val="right"/>
+      <w:pPr>
+        <w:ind w:left="4887" w:hanging="180"/>
+      </w:pPr>
+    </w:lvl>
+    <w:lvl w:ilvl="6" w:tplc="280A000F" w:tentative="1">
+      <w:start w:val="1"/>
+      <w:numFmt w:val="decimal"/>
+      <w:lvlText w:val="%7."/>
+      <w:lvlJc w:val="left"/>
+      <w:pPr>
+        <w:ind w:left="5607" w:hanging="360"/>
+      </w:pPr>
+    </w:lvl>
+    <w:lvl w:ilvl="7" w:tplc="280A0019" w:tentative="1">
+      <w:start w:val="1"/>
+      <w:numFmt w:val="lowerLetter"/>
+      <w:lvlText w:val="%8."/>
+      <w:lvlJc w:val="left"/>
+      <w:pPr>
+        <w:ind w:left="6327" w:hanging="360"/>
+      </w:pPr>
+    </w:lvl>
+    <w:lvl w:ilvl="8" w:tplc="280A001B" w:tentative="1">
+      <w:start w:val="1"/>
+      <w:numFmt w:val="lowerRoman"/>
+      <w:lvlText w:val="%9."/>
+      <w:lvlJc w:val="right"/>
+      <w:pPr>
+        <w:ind w:left="7047" w:hanging="180"/>
+      </w:pPr>
+    </w:lvl>
+  </w:abstractNum>
+  <w:abstractNum w:abstractNumId="9" w15:restartNumberingAfterBreak="0">
     <w:nsid w:val="17D15432"/>
     <w:multiLevelType w:val="hybridMultilevel"/>
     <w:tmpl w:val="B6660962"/>
@@ -2881,7 +3645,7 @@
       </w:pPr>
     </w:lvl>
   </w:abstractNum>
-  <w:abstractNum w:abstractNumId="5" w15:restartNumberingAfterBreak="0">
+  <w:abstractNum w:abstractNumId="10" w15:restartNumberingAfterBreak="0">
     <w:nsid w:val="184C4057"/>
     <w:multiLevelType w:val="hybridMultilevel"/>
     <w:tmpl w:val="0FC2CFA6"/>
@@ -2967,7 +3731,7 @@
       </w:pPr>
     </w:lvl>
   </w:abstractNum>
-  <w:abstractNum w:abstractNumId="6" w15:restartNumberingAfterBreak="0">
+  <w:abstractNum w:abstractNumId="11" w15:restartNumberingAfterBreak="0">
     <w:nsid w:val="1CFA693C"/>
     <w:multiLevelType w:val="hybridMultilevel"/>
     <w:tmpl w:val="DF44BE1A"/>
@@ -3053,7 +3817,7 @@
       </w:pPr>
     </w:lvl>
   </w:abstractNum>
-  <w:abstractNum w:abstractNumId="7" w15:restartNumberingAfterBreak="0">
+  <w:abstractNum w:abstractNumId="12" w15:restartNumberingAfterBreak="0">
     <w:nsid w:val="29736DBB"/>
     <w:multiLevelType w:val="multilevel"/>
     <w:tmpl w:val="FB440746"/>
@@ -3202,7 +3966,7 @@
       </w:rPr>
     </w:lvl>
   </w:abstractNum>
-  <w:abstractNum w:abstractNumId="8" w15:restartNumberingAfterBreak="0">
+  <w:abstractNum w:abstractNumId="13" w15:restartNumberingAfterBreak="0">
     <w:nsid w:val="2C323741"/>
     <w:multiLevelType w:val="hybridMultilevel"/>
     <w:tmpl w:val="FD10F6E8"/>
@@ -3288,7 +4052,7 @@
       </w:pPr>
     </w:lvl>
   </w:abstractNum>
-  <w:abstractNum w:abstractNumId="9" w15:restartNumberingAfterBreak="0">
+  <w:abstractNum w:abstractNumId="14" w15:restartNumberingAfterBreak="0">
     <w:nsid w:val="3BDE6E4D"/>
     <w:multiLevelType w:val="hybridMultilevel"/>
     <w:tmpl w:val="8504797C"/>
@@ -3374,7 +4138,292 @@
       </w:pPr>
     </w:lvl>
   </w:abstractNum>
-  <w:abstractNum w:abstractNumId="10" w15:restartNumberingAfterBreak="0">
+  <w:abstractNum w:abstractNumId="15" w15:restartNumberingAfterBreak="0">
+    <w:nsid w:val="3BFB56C1"/>
+    <w:multiLevelType w:val="hybridMultilevel"/>
+    <w:tmpl w:val="E490E934"/>
+    <w:lvl w:ilvl="0" w:tplc="280A000F">
+      <w:start w:val="1"/>
+      <w:numFmt w:val="decimal"/>
+      <w:lvlText w:val="%1."/>
+      <w:lvlJc w:val="left"/>
+      <w:pPr>
+        <w:ind w:left="720" w:hanging="360"/>
+      </w:pPr>
+    </w:lvl>
+    <w:lvl w:ilvl="1" w:tplc="280A0019" w:tentative="1">
+      <w:start w:val="1"/>
+      <w:numFmt w:val="lowerLetter"/>
+      <w:lvlText w:val="%2."/>
+      <w:lvlJc w:val="left"/>
+      <w:pPr>
+        <w:ind w:left="1440" w:hanging="360"/>
+      </w:pPr>
+    </w:lvl>
+    <w:lvl w:ilvl="2" w:tplc="280A001B" w:tentative="1">
+      <w:start w:val="1"/>
+      <w:numFmt w:val="lowerRoman"/>
+      <w:lvlText w:val="%3."/>
+      <w:lvlJc w:val="right"/>
+      <w:pPr>
+        <w:ind w:left="2160" w:hanging="180"/>
+      </w:pPr>
+    </w:lvl>
+    <w:lvl w:ilvl="3" w:tplc="280A000F" w:tentative="1">
+      <w:start w:val="1"/>
+      <w:numFmt w:val="decimal"/>
+      <w:lvlText w:val="%4."/>
+      <w:lvlJc w:val="left"/>
+      <w:pPr>
+        <w:ind w:left="2880" w:hanging="360"/>
+      </w:pPr>
+    </w:lvl>
+    <w:lvl w:ilvl="4" w:tplc="280A0019" w:tentative="1">
+      <w:start w:val="1"/>
+      <w:numFmt w:val="lowerLetter"/>
+      <w:lvlText w:val="%5."/>
+      <w:lvlJc w:val="left"/>
+      <w:pPr>
+        <w:ind w:left="3600" w:hanging="360"/>
+      </w:pPr>
+    </w:lvl>
+    <w:lvl w:ilvl="5" w:tplc="280A001B" w:tentative="1">
+      <w:start w:val="1"/>
+      <w:numFmt w:val="lowerRoman"/>
+      <w:lvlText w:val="%6."/>
+      <w:lvlJc w:val="right"/>
+      <w:pPr>
+        <w:ind w:left="4320" w:hanging="180"/>
+      </w:pPr>
+    </w:lvl>
+    <w:lvl w:ilvl="6" w:tplc="280A000F" w:tentative="1">
+      <w:start w:val="1"/>
+      <w:numFmt w:val="decimal"/>
+      <w:lvlText w:val="%7."/>
+      <w:lvlJc w:val="left"/>
+      <w:pPr>
+        <w:ind w:left="5040" w:hanging="360"/>
+      </w:pPr>
+    </w:lvl>
+    <w:lvl w:ilvl="7" w:tplc="280A0019" w:tentative="1">
+      <w:start w:val="1"/>
+      <w:numFmt w:val="lowerLetter"/>
+      <w:lvlText w:val="%8."/>
+      <w:lvlJc w:val="left"/>
+      <w:pPr>
+        <w:ind w:left="5760" w:hanging="360"/>
+      </w:pPr>
+    </w:lvl>
+    <w:lvl w:ilvl="8" w:tplc="280A001B" w:tentative="1">
+      <w:start w:val="1"/>
+      <w:numFmt w:val="lowerRoman"/>
+      <w:lvlText w:val="%9."/>
+      <w:lvlJc w:val="right"/>
+      <w:pPr>
+        <w:ind w:left="6480" w:hanging="180"/>
+      </w:pPr>
+    </w:lvl>
+  </w:abstractNum>
+  <w:abstractNum w:abstractNumId="16" w15:restartNumberingAfterBreak="0">
+    <w:nsid w:val="3DF21B65"/>
+    <w:multiLevelType w:val="hybridMultilevel"/>
+    <w:tmpl w:val="54884660"/>
+    <w:lvl w:ilvl="0" w:tplc="280A000F">
+      <w:start w:val="1"/>
+      <w:numFmt w:val="decimal"/>
+      <w:lvlText w:val="%1."/>
+      <w:lvlJc w:val="left"/>
+      <w:pPr>
+        <w:ind w:left="1287" w:hanging="360"/>
+      </w:pPr>
+    </w:lvl>
+    <w:lvl w:ilvl="1" w:tplc="280A0019" w:tentative="1">
+      <w:start w:val="1"/>
+      <w:numFmt w:val="lowerLetter"/>
+      <w:lvlText w:val="%2."/>
+      <w:lvlJc w:val="left"/>
+      <w:pPr>
+        <w:ind w:left="2007" w:hanging="360"/>
+      </w:pPr>
+    </w:lvl>
+    <w:lvl w:ilvl="2" w:tplc="280A001B" w:tentative="1">
+      <w:start w:val="1"/>
+      <w:numFmt w:val="lowerRoman"/>
+      <w:lvlText w:val="%3."/>
+      <w:lvlJc w:val="right"/>
+      <w:pPr>
+        <w:ind w:left="2727" w:hanging="180"/>
+      </w:pPr>
+    </w:lvl>
+    <w:lvl w:ilvl="3" w:tplc="280A000F" w:tentative="1">
+      <w:start w:val="1"/>
+      <w:numFmt w:val="decimal"/>
+      <w:lvlText w:val="%4."/>
+      <w:lvlJc w:val="left"/>
+      <w:pPr>
+        <w:ind w:left="3447" w:hanging="360"/>
+      </w:pPr>
+    </w:lvl>
+    <w:lvl w:ilvl="4" w:tplc="280A0019" w:tentative="1">
+      <w:start w:val="1"/>
+      <w:numFmt w:val="lowerLetter"/>
+      <w:lvlText w:val="%5."/>
+      <w:lvlJc w:val="left"/>
+      <w:pPr>
+        <w:ind w:left="4167" w:hanging="360"/>
+      </w:pPr>
+    </w:lvl>
+    <w:lvl w:ilvl="5" w:tplc="280A001B" w:tentative="1">
+      <w:start w:val="1"/>
+      <w:numFmt w:val="lowerRoman"/>
+      <w:lvlText w:val="%6."/>
+      <w:lvlJc w:val="right"/>
+      <w:pPr>
+        <w:ind w:left="4887" w:hanging="180"/>
+      </w:pPr>
+    </w:lvl>
+    <w:lvl w:ilvl="6" w:tplc="280A000F" w:tentative="1">
+      <w:start w:val="1"/>
+      <w:numFmt w:val="decimal"/>
+      <w:lvlText w:val="%7."/>
+      <w:lvlJc w:val="left"/>
+      <w:pPr>
+        <w:ind w:left="5607" w:hanging="360"/>
+      </w:pPr>
+    </w:lvl>
+    <w:lvl w:ilvl="7" w:tplc="280A0019" w:tentative="1">
+      <w:start w:val="1"/>
+      <w:numFmt w:val="lowerLetter"/>
+      <w:lvlText w:val="%8."/>
+      <w:lvlJc w:val="left"/>
+      <w:pPr>
+        <w:ind w:left="6327" w:hanging="360"/>
+      </w:pPr>
+    </w:lvl>
+    <w:lvl w:ilvl="8" w:tplc="280A001B" w:tentative="1">
+      <w:start w:val="1"/>
+      <w:numFmt w:val="lowerRoman"/>
+      <w:lvlText w:val="%9."/>
+      <w:lvlJc w:val="right"/>
+      <w:pPr>
+        <w:ind w:left="7047" w:hanging="180"/>
+      </w:pPr>
+    </w:lvl>
+  </w:abstractNum>
+  <w:abstractNum w:abstractNumId="17" w15:restartNumberingAfterBreak="0">
+    <w:nsid w:val="445B0A5D"/>
+    <w:multiLevelType w:val="multilevel"/>
+    <w:tmpl w:val="A6DA7600"/>
+    <w:lvl w:ilvl="0">
+      <w:start w:val="1"/>
+      <w:numFmt w:val="decimal"/>
+      <w:lvlText w:val="%1."/>
+      <w:lvlJc w:val="left"/>
+      <w:pPr>
+        <w:tabs>
+          <w:tab w:val="num" w:pos="720"/>
+        </w:tabs>
+        <w:ind w:left="720" w:hanging="360"/>
+      </w:pPr>
+    </w:lvl>
+    <w:lvl w:ilvl="1" w:tentative="1">
+      <w:start w:val="1"/>
+      <w:numFmt w:val="decimal"/>
+      <w:lvlText w:val="%2."/>
+      <w:lvlJc w:val="left"/>
+      <w:pPr>
+        <w:tabs>
+          <w:tab w:val="num" w:pos="1440"/>
+        </w:tabs>
+        <w:ind w:left="1440" w:hanging="360"/>
+      </w:pPr>
+    </w:lvl>
+    <w:lvl w:ilvl="2" w:tentative="1">
+      <w:start w:val="1"/>
+      <w:numFmt w:val="decimal"/>
+      <w:lvlText w:val="%3."/>
+      <w:lvlJc w:val="left"/>
+      <w:pPr>
+        <w:tabs>
+          <w:tab w:val="num" w:pos="2160"/>
+        </w:tabs>
+        <w:ind w:left="2160" w:hanging="360"/>
+      </w:pPr>
+    </w:lvl>
+    <w:lvl w:ilvl="3" w:tentative="1">
+      <w:start w:val="1"/>
+      <w:numFmt w:val="decimal"/>
+      <w:lvlText w:val="%4."/>
+      <w:lvlJc w:val="left"/>
+      <w:pPr>
+        <w:tabs>
+          <w:tab w:val="num" w:pos="2880"/>
+        </w:tabs>
+        <w:ind w:left="2880" w:hanging="360"/>
+      </w:pPr>
+    </w:lvl>
+    <w:lvl w:ilvl="4" w:tentative="1">
+      <w:start w:val="1"/>
+      <w:numFmt w:val="decimal"/>
+      <w:lvlText w:val="%5."/>
+      <w:lvlJc w:val="left"/>
+      <w:pPr>
+        <w:tabs>
+          <w:tab w:val="num" w:pos="3600"/>
+        </w:tabs>
+        <w:ind w:left="3600" w:hanging="360"/>
+      </w:pPr>
+    </w:lvl>
+    <w:lvl w:ilvl="5" w:tentative="1">
+      <w:start w:val="1"/>
+      <w:numFmt w:val="decimal"/>
+      <w:lvlText w:val="%6."/>
+      <w:lvlJc w:val="left"/>
+      <w:pPr>
+        <w:tabs>
+          <w:tab w:val="num" w:pos="4320"/>
+        </w:tabs>
+        <w:ind w:left="4320" w:hanging="360"/>
+      </w:pPr>
+    </w:lvl>
+    <w:lvl w:ilvl="6" w:tentative="1">
+      <w:start w:val="1"/>
+      <w:numFmt w:val="decimal"/>
+      <w:lvlText w:val="%7."/>
+      <w:lvlJc w:val="left"/>
+      <w:pPr>
+        <w:tabs>
+          <w:tab w:val="num" w:pos="5040"/>
+        </w:tabs>
+        <w:ind w:left="5040" w:hanging="360"/>
+      </w:pPr>
+    </w:lvl>
+    <w:lvl w:ilvl="7" w:tentative="1">
+      <w:start w:val="1"/>
+      <w:numFmt w:val="decimal"/>
+      <w:lvlText w:val="%8."/>
+      <w:lvlJc w:val="left"/>
+      <w:pPr>
+        <w:tabs>
+          <w:tab w:val="num" w:pos="5760"/>
+        </w:tabs>
+        <w:ind w:left="5760" w:hanging="360"/>
+      </w:pPr>
+    </w:lvl>
+    <w:lvl w:ilvl="8" w:tentative="1">
+      <w:start w:val="1"/>
+      <w:numFmt w:val="decimal"/>
+      <w:lvlText w:val="%9."/>
+      <w:lvlJc w:val="left"/>
+      <w:pPr>
+        <w:tabs>
+          <w:tab w:val="num" w:pos="6480"/>
+        </w:tabs>
+        <w:ind w:left="6480" w:hanging="360"/>
+      </w:pPr>
+    </w:lvl>
+  </w:abstractNum>
+  <w:abstractNum w:abstractNumId="18" w15:restartNumberingAfterBreak="0">
     <w:nsid w:val="47B70059"/>
     <w:multiLevelType w:val="hybridMultilevel"/>
     <w:tmpl w:val="03A424E2"/>
@@ -3460,10 +4509,10 @@
       </w:pPr>
     </w:lvl>
   </w:abstractNum>
-  <w:abstractNum w:abstractNumId="11" w15:restartNumberingAfterBreak="0">
+  <w:abstractNum w:abstractNumId="19" w15:restartNumberingAfterBreak="0">
     <w:nsid w:val="4BA81FA6"/>
     <w:multiLevelType w:val="hybridMultilevel"/>
-    <w:tmpl w:val="83CCB5F2"/>
+    <w:tmpl w:val="12BE5A9C"/>
     <w:lvl w:ilvl="0" w:tplc="280A000F">
       <w:start w:val="1"/>
       <w:numFmt w:val="decimal"/>
@@ -3546,7 +4595,7 @@
       </w:pPr>
     </w:lvl>
   </w:abstractNum>
-  <w:abstractNum w:abstractNumId="12" w15:restartNumberingAfterBreak="0">
+  <w:abstractNum w:abstractNumId="20" w15:restartNumberingAfterBreak="0">
     <w:nsid w:val="4C3F59F9"/>
     <w:multiLevelType w:val="multilevel"/>
     <w:tmpl w:val="BC56A8CC"/>
@@ -3695,7 +4744,179 @@
       </w:rPr>
     </w:lvl>
   </w:abstractNum>
-  <w:abstractNum w:abstractNumId="13" w15:restartNumberingAfterBreak="0">
+  <w:abstractNum w:abstractNumId="21" w15:restartNumberingAfterBreak="0">
+    <w:nsid w:val="4D061709"/>
+    <w:multiLevelType w:val="hybridMultilevel"/>
+    <w:tmpl w:val="C506211C"/>
+    <w:lvl w:ilvl="0" w:tplc="280A000F">
+      <w:start w:val="1"/>
+      <w:numFmt w:val="decimal"/>
+      <w:lvlText w:val="%1."/>
+      <w:lvlJc w:val="left"/>
+      <w:pPr>
+        <w:ind w:left="1287" w:hanging="360"/>
+      </w:pPr>
+    </w:lvl>
+    <w:lvl w:ilvl="1" w:tplc="280A0019" w:tentative="1">
+      <w:start w:val="1"/>
+      <w:numFmt w:val="lowerLetter"/>
+      <w:lvlText w:val="%2."/>
+      <w:lvlJc w:val="left"/>
+      <w:pPr>
+        <w:ind w:left="2007" w:hanging="360"/>
+      </w:pPr>
+    </w:lvl>
+    <w:lvl w:ilvl="2" w:tplc="280A001B" w:tentative="1">
+      <w:start w:val="1"/>
+      <w:numFmt w:val="lowerRoman"/>
+      <w:lvlText w:val="%3."/>
+      <w:lvlJc w:val="right"/>
+      <w:pPr>
+        <w:ind w:left="2727" w:hanging="180"/>
+      </w:pPr>
+    </w:lvl>
+    <w:lvl w:ilvl="3" w:tplc="280A000F" w:tentative="1">
+      <w:start w:val="1"/>
+      <w:numFmt w:val="decimal"/>
+      <w:lvlText w:val="%4."/>
+      <w:lvlJc w:val="left"/>
+      <w:pPr>
+        <w:ind w:left="3447" w:hanging="360"/>
+      </w:pPr>
+    </w:lvl>
+    <w:lvl w:ilvl="4" w:tplc="280A0019" w:tentative="1">
+      <w:start w:val="1"/>
+      <w:numFmt w:val="lowerLetter"/>
+      <w:lvlText w:val="%5."/>
+      <w:lvlJc w:val="left"/>
+      <w:pPr>
+        <w:ind w:left="4167" w:hanging="360"/>
+      </w:pPr>
+    </w:lvl>
+    <w:lvl w:ilvl="5" w:tplc="280A001B" w:tentative="1">
+      <w:start w:val="1"/>
+      <w:numFmt w:val="lowerRoman"/>
+      <w:lvlText w:val="%6."/>
+      <w:lvlJc w:val="right"/>
+      <w:pPr>
+        <w:ind w:left="4887" w:hanging="180"/>
+      </w:pPr>
+    </w:lvl>
+    <w:lvl w:ilvl="6" w:tplc="280A000F" w:tentative="1">
+      <w:start w:val="1"/>
+      <w:numFmt w:val="decimal"/>
+      <w:lvlText w:val="%7."/>
+      <w:lvlJc w:val="left"/>
+      <w:pPr>
+        <w:ind w:left="5607" w:hanging="360"/>
+      </w:pPr>
+    </w:lvl>
+    <w:lvl w:ilvl="7" w:tplc="280A0019" w:tentative="1">
+      <w:start w:val="1"/>
+      <w:numFmt w:val="lowerLetter"/>
+      <w:lvlText w:val="%8."/>
+      <w:lvlJc w:val="left"/>
+      <w:pPr>
+        <w:ind w:left="6327" w:hanging="360"/>
+      </w:pPr>
+    </w:lvl>
+    <w:lvl w:ilvl="8" w:tplc="280A001B" w:tentative="1">
+      <w:start w:val="1"/>
+      <w:numFmt w:val="lowerRoman"/>
+      <w:lvlText w:val="%9."/>
+      <w:lvlJc w:val="right"/>
+      <w:pPr>
+        <w:ind w:left="7047" w:hanging="180"/>
+      </w:pPr>
+    </w:lvl>
+  </w:abstractNum>
+  <w:abstractNum w:abstractNumId="22" w15:restartNumberingAfterBreak="0">
+    <w:nsid w:val="4D2B33BE"/>
+    <w:multiLevelType w:val="hybridMultilevel"/>
+    <w:tmpl w:val="699E471E"/>
+    <w:lvl w:ilvl="0" w:tplc="280A000F">
+      <w:start w:val="1"/>
+      <w:numFmt w:val="decimal"/>
+      <w:lvlText w:val="%1."/>
+      <w:lvlJc w:val="left"/>
+      <w:pPr>
+        <w:ind w:left="1287" w:hanging="360"/>
+      </w:pPr>
+    </w:lvl>
+    <w:lvl w:ilvl="1" w:tplc="280A0019" w:tentative="1">
+      <w:start w:val="1"/>
+      <w:numFmt w:val="lowerLetter"/>
+      <w:lvlText w:val="%2."/>
+      <w:lvlJc w:val="left"/>
+      <w:pPr>
+        <w:ind w:left="2007" w:hanging="360"/>
+      </w:pPr>
+    </w:lvl>
+    <w:lvl w:ilvl="2" w:tplc="280A001B" w:tentative="1">
+      <w:start w:val="1"/>
+      <w:numFmt w:val="lowerRoman"/>
+      <w:lvlText w:val="%3."/>
+      <w:lvlJc w:val="right"/>
+      <w:pPr>
+        <w:ind w:left="2727" w:hanging="180"/>
+      </w:pPr>
+    </w:lvl>
+    <w:lvl w:ilvl="3" w:tplc="280A000F" w:tentative="1">
+      <w:start w:val="1"/>
+      <w:numFmt w:val="decimal"/>
+      <w:lvlText w:val="%4."/>
+      <w:lvlJc w:val="left"/>
+      <w:pPr>
+        <w:ind w:left="3447" w:hanging="360"/>
+      </w:pPr>
+    </w:lvl>
+    <w:lvl w:ilvl="4" w:tplc="280A0019" w:tentative="1">
+      <w:start w:val="1"/>
+      <w:numFmt w:val="lowerLetter"/>
+      <w:lvlText w:val="%5."/>
+      <w:lvlJc w:val="left"/>
+      <w:pPr>
+        <w:ind w:left="4167" w:hanging="360"/>
+      </w:pPr>
+    </w:lvl>
+    <w:lvl w:ilvl="5" w:tplc="280A001B" w:tentative="1">
+      <w:start w:val="1"/>
+      <w:numFmt w:val="lowerRoman"/>
+      <w:lvlText w:val="%6."/>
+      <w:lvlJc w:val="right"/>
+      <w:pPr>
+        <w:ind w:left="4887" w:hanging="180"/>
+      </w:pPr>
+    </w:lvl>
+    <w:lvl w:ilvl="6" w:tplc="280A000F" w:tentative="1">
+      <w:start w:val="1"/>
+      <w:numFmt w:val="decimal"/>
+      <w:lvlText w:val="%7."/>
+      <w:lvlJc w:val="left"/>
+      <w:pPr>
+        <w:ind w:left="5607" w:hanging="360"/>
+      </w:pPr>
+    </w:lvl>
+    <w:lvl w:ilvl="7" w:tplc="280A0019" w:tentative="1">
+      <w:start w:val="1"/>
+      <w:numFmt w:val="lowerLetter"/>
+      <w:lvlText w:val="%8."/>
+      <w:lvlJc w:val="left"/>
+      <w:pPr>
+        <w:ind w:left="6327" w:hanging="360"/>
+      </w:pPr>
+    </w:lvl>
+    <w:lvl w:ilvl="8" w:tplc="280A001B" w:tentative="1">
+      <w:start w:val="1"/>
+      <w:numFmt w:val="lowerRoman"/>
+      <w:lvlText w:val="%9."/>
+      <w:lvlJc w:val="right"/>
+      <w:pPr>
+        <w:ind w:left="7047" w:hanging="180"/>
+      </w:pPr>
+    </w:lvl>
+  </w:abstractNum>
+  <w:abstractNum w:abstractNumId="23" w15:restartNumberingAfterBreak="0">
     <w:nsid w:val="503257D1"/>
     <w:multiLevelType w:val="hybridMultilevel"/>
     <w:tmpl w:val="82B03270"/>
@@ -3781,7 +5002,7 @@
       </w:pPr>
     </w:lvl>
   </w:abstractNum>
-  <w:abstractNum w:abstractNumId="14" w15:restartNumberingAfterBreak="0">
+  <w:abstractNum w:abstractNumId="24" w15:restartNumberingAfterBreak="0">
     <w:nsid w:val="53360601"/>
     <w:multiLevelType w:val="multilevel"/>
     <w:tmpl w:val="2A7ADC5C"/>
@@ -3930,7 +5151,179 @@
       </w:rPr>
     </w:lvl>
   </w:abstractNum>
-  <w:abstractNum w:abstractNumId="15" w15:restartNumberingAfterBreak="0">
+  <w:abstractNum w:abstractNumId="25" w15:restartNumberingAfterBreak="0">
+    <w:nsid w:val="55CA7C72"/>
+    <w:multiLevelType w:val="hybridMultilevel"/>
+    <w:tmpl w:val="0310E454"/>
+    <w:lvl w:ilvl="0" w:tplc="280A000F">
+      <w:start w:val="1"/>
+      <w:numFmt w:val="decimal"/>
+      <w:lvlText w:val="%1."/>
+      <w:lvlJc w:val="left"/>
+      <w:pPr>
+        <w:ind w:left="1068" w:hanging="360"/>
+      </w:pPr>
+    </w:lvl>
+    <w:lvl w:ilvl="1" w:tplc="280A0019" w:tentative="1">
+      <w:start w:val="1"/>
+      <w:numFmt w:val="lowerLetter"/>
+      <w:lvlText w:val="%2."/>
+      <w:lvlJc w:val="left"/>
+      <w:pPr>
+        <w:ind w:left="1788" w:hanging="360"/>
+      </w:pPr>
+    </w:lvl>
+    <w:lvl w:ilvl="2" w:tplc="280A001B" w:tentative="1">
+      <w:start w:val="1"/>
+      <w:numFmt w:val="lowerRoman"/>
+      <w:lvlText w:val="%3."/>
+      <w:lvlJc w:val="right"/>
+      <w:pPr>
+        <w:ind w:left="2508" w:hanging="180"/>
+      </w:pPr>
+    </w:lvl>
+    <w:lvl w:ilvl="3" w:tplc="280A000F" w:tentative="1">
+      <w:start w:val="1"/>
+      <w:numFmt w:val="decimal"/>
+      <w:lvlText w:val="%4."/>
+      <w:lvlJc w:val="left"/>
+      <w:pPr>
+        <w:ind w:left="3228" w:hanging="360"/>
+      </w:pPr>
+    </w:lvl>
+    <w:lvl w:ilvl="4" w:tplc="280A0019" w:tentative="1">
+      <w:start w:val="1"/>
+      <w:numFmt w:val="lowerLetter"/>
+      <w:lvlText w:val="%5."/>
+      <w:lvlJc w:val="left"/>
+      <w:pPr>
+        <w:ind w:left="3948" w:hanging="360"/>
+      </w:pPr>
+    </w:lvl>
+    <w:lvl w:ilvl="5" w:tplc="280A001B" w:tentative="1">
+      <w:start w:val="1"/>
+      <w:numFmt w:val="lowerRoman"/>
+      <w:lvlText w:val="%6."/>
+      <w:lvlJc w:val="right"/>
+      <w:pPr>
+        <w:ind w:left="4668" w:hanging="180"/>
+      </w:pPr>
+    </w:lvl>
+    <w:lvl w:ilvl="6" w:tplc="280A000F" w:tentative="1">
+      <w:start w:val="1"/>
+      <w:numFmt w:val="decimal"/>
+      <w:lvlText w:val="%7."/>
+      <w:lvlJc w:val="left"/>
+      <w:pPr>
+        <w:ind w:left="5388" w:hanging="360"/>
+      </w:pPr>
+    </w:lvl>
+    <w:lvl w:ilvl="7" w:tplc="280A0019" w:tentative="1">
+      <w:start w:val="1"/>
+      <w:numFmt w:val="lowerLetter"/>
+      <w:lvlText w:val="%8."/>
+      <w:lvlJc w:val="left"/>
+      <w:pPr>
+        <w:ind w:left="6108" w:hanging="360"/>
+      </w:pPr>
+    </w:lvl>
+    <w:lvl w:ilvl="8" w:tplc="280A001B" w:tentative="1">
+      <w:start w:val="1"/>
+      <w:numFmt w:val="lowerRoman"/>
+      <w:lvlText w:val="%9."/>
+      <w:lvlJc w:val="right"/>
+      <w:pPr>
+        <w:ind w:left="6828" w:hanging="180"/>
+      </w:pPr>
+    </w:lvl>
+  </w:abstractNum>
+  <w:abstractNum w:abstractNumId="26" w15:restartNumberingAfterBreak="0">
+    <w:nsid w:val="56A249AE"/>
+    <w:multiLevelType w:val="hybridMultilevel"/>
+    <w:tmpl w:val="A9D24966"/>
+    <w:lvl w:ilvl="0" w:tplc="280A000F">
+      <w:start w:val="1"/>
+      <w:numFmt w:val="decimal"/>
+      <w:lvlText w:val="%1."/>
+      <w:lvlJc w:val="left"/>
+      <w:pPr>
+        <w:ind w:left="1854" w:hanging="360"/>
+      </w:pPr>
+    </w:lvl>
+    <w:lvl w:ilvl="1" w:tplc="280A0019" w:tentative="1">
+      <w:start w:val="1"/>
+      <w:numFmt w:val="lowerLetter"/>
+      <w:lvlText w:val="%2."/>
+      <w:lvlJc w:val="left"/>
+      <w:pPr>
+        <w:ind w:left="2574" w:hanging="360"/>
+      </w:pPr>
+    </w:lvl>
+    <w:lvl w:ilvl="2" w:tplc="280A001B" w:tentative="1">
+      <w:start w:val="1"/>
+      <w:numFmt w:val="lowerRoman"/>
+      <w:lvlText w:val="%3."/>
+      <w:lvlJc w:val="right"/>
+      <w:pPr>
+        <w:ind w:left="3294" w:hanging="180"/>
+      </w:pPr>
+    </w:lvl>
+    <w:lvl w:ilvl="3" w:tplc="280A000F" w:tentative="1">
+      <w:start w:val="1"/>
+      <w:numFmt w:val="decimal"/>
+      <w:lvlText w:val="%4."/>
+      <w:lvlJc w:val="left"/>
+      <w:pPr>
+        <w:ind w:left="4014" w:hanging="360"/>
+      </w:pPr>
+    </w:lvl>
+    <w:lvl w:ilvl="4" w:tplc="280A0019" w:tentative="1">
+      <w:start w:val="1"/>
+      <w:numFmt w:val="lowerLetter"/>
+      <w:lvlText w:val="%5."/>
+      <w:lvlJc w:val="left"/>
+      <w:pPr>
+        <w:ind w:left="4734" w:hanging="360"/>
+      </w:pPr>
+    </w:lvl>
+    <w:lvl w:ilvl="5" w:tplc="280A001B" w:tentative="1">
+      <w:start w:val="1"/>
+      <w:numFmt w:val="lowerRoman"/>
+      <w:lvlText w:val="%6."/>
+      <w:lvlJc w:val="right"/>
+      <w:pPr>
+        <w:ind w:left="5454" w:hanging="180"/>
+      </w:pPr>
+    </w:lvl>
+    <w:lvl w:ilvl="6" w:tplc="280A000F" w:tentative="1">
+      <w:start w:val="1"/>
+      <w:numFmt w:val="decimal"/>
+      <w:lvlText w:val="%7."/>
+      <w:lvlJc w:val="left"/>
+      <w:pPr>
+        <w:ind w:left="6174" w:hanging="360"/>
+      </w:pPr>
+    </w:lvl>
+    <w:lvl w:ilvl="7" w:tplc="280A0019" w:tentative="1">
+      <w:start w:val="1"/>
+      <w:numFmt w:val="lowerLetter"/>
+      <w:lvlText w:val="%8."/>
+      <w:lvlJc w:val="left"/>
+      <w:pPr>
+        <w:ind w:left="6894" w:hanging="360"/>
+      </w:pPr>
+    </w:lvl>
+    <w:lvl w:ilvl="8" w:tplc="280A001B" w:tentative="1">
+      <w:start w:val="1"/>
+      <w:numFmt w:val="lowerRoman"/>
+      <w:lvlText w:val="%9."/>
+      <w:lvlJc w:val="right"/>
+      <w:pPr>
+        <w:ind w:left="7614" w:hanging="180"/>
+      </w:pPr>
+    </w:lvl>
+  </w:abstractNum>
+  <w:abstractNum w:abstractNumId="27" w15:restartNumberingAfterBreak="0">
     <w:nsid w:val="56DC0149"/>
     <w:multiLevelType w:val="multilevel"/>
     <w:tmpl w:val="188ACDD6"/>
@@ -4079,7 +5472,93 @@
       </w:rPr>
     </w:lvl>
   </w:abstractNum>
-  <w:abstractNum w:abstractNumId="16" w15:restartNumberingAfterBreak="0">
+  <w:abstractNum w:abstractNumId="28" w15:restartNumberingAfterBreak="0">
+    <w:nsid w:val="5D363064"/>
+    <w:multiLevelType w:val="hybridMultilevel"/>
+    <w:tmpl w:val="414C7750"/>
+    <w:lvl w:ilvl="0" w:tplc="280A000F">
+      <w:start w:val="1"/>
+      <w:numFmt w:val="decimal"/>
+      <w:lvlText w:val="%1."/>
+      <w:lvlJc w:val="left"/>
+      <w:pPr>
+        <w:ind w:left="1287" w:hanging="360"/>
+      </w:pPr>
+    </w:lvl>
+    <w:lvl w:ilvl="1" w:tplc="280A0019" w:tentative="1">
+      <w:start w:val="1"/>
+      <w:numFmt w:val="lowerLetter"/>
+      <w:lvlText w:val="%2."/>
+      <w:lvlJc w:val="left"/>
+      <w:pPr>
+        <w:ind w:left="2007" w:hanging="360"/>
+      </w:pPr>
+    </w:lvl>
+    <w:lvl w:ilvl="2" w:tplc="280A001B" w:tentative="1">
+      <w:start w:val="1"/>
+      <w:numFmt w:val="lowerRoman"/>
+      <w:lvlText w:val="%3."/>
+      <w:lvlJc w:val="right"/>
+      <w:pPr>
+        <w:ind w:left="2727" w:hanging="180"/>
+      </w:pPr>
+    </w:lvl>
+    <w:lvl w:ilvl="3" w:tplc="280A000F" w:tentative="1">
+      <w:start w:val="1"/>
+      <w:numFmt w:val="decimal"/>
+      <w:lvlText w:val="%4."/>
+      <w:lvlJc w:val="left"/>
+      <w:pPr>
+        <w:ind w:left="3447" w:hanging="360"/>
+      </w:pPr>
+    </w:lvl>
+    <w:lvl w:ilvl="4" w:tplc="280A0019" w:tentative="1">
+      <w:start w:val="1"/>
+      <w:numFmt w:val="lowerLetter"/>
+      <w:lvlText w:val="%5."/>
+      <w:lvlJc w:val="left"/>
+      <w:pPr>
+        <w:ind w:left="4167" w:hanging="360"/>
+      </w:pPr>
+    </w:lvl>
+    <w:lvl w:ilvl="5" w:tplc="280A001B" w:tentative="1">
+      <w:start w:val="1"/>
+      <w:numFmt w:val="lowerRoman"/>
+      <w:lvlText w:val="%6."/>
+      <w:lvlJc w:val="right"/>
+      <w:pPr>
+        <w:ind w:left="4887" w:hanging="180"/>
+      </w:pPr>
+    </w:lvl>
+    <w:lvl w:ilvl="6" w:tplc="280A000F" w:tentative="1">
+      <w:start w:val="1"/>
+      <w:numFmt w:val="decimal"/>
+      <w:lvlText w:val="%7."/>
+      <w:lvlJc w:val="left"/>
+      <w:pPr>
+        <w:ind w:left="5607" w:hanging="360"/>
+      </w:pPr>
+    </w:lvl>
+    <w:lvl w:ilvl="7" w:tplc="280A0019" w:tentative="1">
+      <w:start w:val="1"/>
+      <w:numFmt w:val="lowerLetter"/>
+      <w:lvlText w:val="%8."/>
+      <w:lvlJc w:val="left"/>
+      <w:pPr>
+        <w:ind w:left="6327" w:hanging="360"/>
+      </w:pPr>
+    </w:lvl>
+    <w:lvl w:ilvl="8" w:tplc="280A001B" w:tentative="1">
+      <w:start w:val="1"/>
+      <w:numFmt w:val="lowerRoman"/>
+      <w:lvlText w:val="%9."/>
+      <w:lvlJc w:val="right"/>
+      <w:pPr>
+        <w:ind w:left="7047" w:hanging="180"/>
+      </w:pPr>
+    </w:lvl>
+  </w:abstractNum>
+  <w:abstractNum w:abstractNumId="29" w15:restartNumberingAfterBreak="0">
     <w:nsid w:val="63B55877"/>
     <w:multiLevelType w:val="multilevel"/>
     <w:tmpl w:val="05BC75D6"/>
@@ -4228,7 +5707,491 @@
       </w:rPr>
     </w:lvl>
   </w:abstractNum>
-  <w:abstractNum w:abstractNumId="17" w15:restartNumberingAfterBreak="0">
+  <w:abstractNum w:abstractNumId="30" w15:restartNumberingAfterBreak="0">
+    <w:nsid w:val="6546697C"/>
+    <w:multiLevelType w:val="hybridMultilevel"/>
+    <w:tmpl w:val="F1BC4974"/>
+    <w:lvl w:ilvl="0" w:tplc="280A000F">
+      <w:start w:val="1"/>
+      <w:numFmt w:val="decimal"/>
+      <w:lvlText w:val="%1."/>
+      <w:lvlJc w:val="left"/>
+      <w:pPr>
+        <w:ind w:left="1287" w:hanging="360"/>
+      </w:pPr>
+    </w:lvl>
+    <w:lvl w:ilvl="1" w:tplc="280A0019" w:tentative="1">
+      <w:start w:val="1"/>
+      <w:numFmt w:val="lowerLetter"/>
+      <w:lvlText w:val="%2."/>
+      <w:lvlJc w:val="left"/>
+      <w:pPr>
+        <w:ind w:left="2007" w:hanging="360"/>
+      </w:pPr>
+    </w:lvl>
+    <w:lvl w:ilvl="2" w:tplc="280A001B" w:tentative="1">
+      <w:start w:val="1"/>
+      <w:numFmt w:val="lowerRoman"/>
+      <w:lvlText w:val="%3."/>
+      <w:lvlJc w:val="right"/>
+      <w:pPr>
+        <w:ind w:left="2727" w:hanging="180"/>
+      </w:pPr>
+    </w:lvl>
+    <w:lvl w:ilvl="3" w:tplc="280A000F" w:tentative="1">
+      <w:start w:val="1"/>
+      <w:numFmt w:val="decimal"/>
+      <w:lvlText w:val="%4."/>
+      <w:lvlJc w:val="left"/>
+      <w:pPr>
+        <w:ind w:left="3447" w:hanging="360"/>
+      </w:pPr>
+    </w:lvl>
+    <w:lvl w:ilvl="4" w:tplc="280A0019" w:tentative="1">
+      <w:start w:val="1"/>
+      <w:numFmt w:val="lowerLetter"/>
+      <w:lvlText w:val="%5."/>
+      <w:lvlJc w:val="left"/>
+      <w:pPr>
+        <w:ind w:left="4167" w:hanging="360"/>
+      </w:pPr>
+    </w:lvl>
+    <w:lvl w:ilvl="5" w:tplc="280A001B" w:tentative="1">
+      <w:start w:val="1"/>
+      <w:numFmt w:val="lowerRoman"/>
+      <w:lvlText w:val="%6."/>
+      <w:lvlJc w:val="right"/>
+      <w:pPr>
+        <w:ind w:left="4887" w:hanging="180"/>
+      </w:pPr>
+    </w:lvl>
+    <w:lvl w:ilvl="6" w:tplc="280A000F" w:tentative="1">
+      <w:start w:val="1"/>
+      <w:numFmt w:val="decimal"/>
+      <w:lvlText w:val="%7."/>
+      <w:lvlJc w:val="left"/>
+      <w:pPr>
+        <w:ind w:left="5607" w:hanging="360"/>
+      </w:pPr>
+    </w:lvl>
+    <w:lvl w:ilvl="7" w:tplc="280A0019" w:tentative="1">
+      <w:start w:val="1"/>
+      <w:numFmt w:val="lowerLetter"/>
+      <w:lvlText w:val="%8."/>
+      <w:lvlJc w:val="left"/>
+      <w:pPr>
+        <w:ind w:left="6327" w:hanging="360"/>
+      </w:pPr>
+    </w:lvl>
+    <w:lvl w:ilvl="8" w:tplc="280A001B" w:tentative="1">
+      <w:start w:val="1"/>
+      <w:numFmt w:val="lowerRoman"/>
+      <w:lvlText w:val="%9."/>
+      <w:lvlJc w:val="right"/>
+      <w:pPr>
+        <w:ind w:left="7047" w:hanging="180"/>
+      </w:pPr>
+    </w:lvl>
+  </w:abstractNum>
+  <w:abstractNum w:abstractNumId="31" w15:restartNumberingAfterBreak="0">
+    <w:nsid w:val="65AC34CC"/>
+    <w:multiLevelType w:val="hybridMultilevel"/>
+    <w:tmpl w:val="4274B39E"/>
+    <w:lvl w:ilvl="0" w:tplc="280A000F">
+      <w:start w:val="1"/>
+      <w:numFmt w:val="decimal"/>
+      <w:lvlText w:val="%1."/>
+      <w:lvlJc w:val="left"/>
+      <w:pPr>
+        <w:ind w:left="1080" w:hanging="360"/>
+      </w:pPr>
+    </w:lvl>
+    <w:lvl w:ilvl="1" w:tplc="280A0019" w:tentative="1">
+      <w:start w:val="1"/>
+      <w:numFmt w:val="lowerLetter"/>
+      <w:lvlText w:val="%2."/>
+      <w:lvlJc w:val="left"/>
+      <w:pPr>
+        <w:ind w:left="1800" w:hanging="360"/>
+      </w:pPr>
+    </w:lvl>
+    <w:lvl w:ilvl="2" w:tplc="280A001B" w:tentative="1">
+      <w:start w:val="1"/>
+      <w:numFmt w:val="lowerRoman"/>
+      <w:lvlText w:val="%3."/>
+      <w:lvlJc w:val="right"/>
+      <w:pPr>
+        <w:ind w:left="2520" w:hanging="180"/>
+      </w:pPr>
+    </w:lvl>
+    <w:lvl w:ilvl="3" w:tplc="280A000F" w:tentative="1">
+      <w:start w:val="1"/>
+      <w:numFmt w:val="decimal"/>
+      <w:lvlText w:val="%4."/>
+      <w:lvlJc w:val="left"/>
+      <w:pPr>
+        <w:ind w:left="3240" w:hanging="360"/>
+      </w:pPr>
+    </w:lvl>
+    <w:lvl w:ilvl="4" w:tplc="280A0019" w:tentative="1">
+      <w:start w:val="1"/>
+      <w:numFmt w:val="lowerLetter"/>
+      <w:lvlText w:val="%5."/>
+      <w:lvlJc w:val="left"/>
+      <w:pPr>
+        <w:ind w:left="3960" w:hanging="360"/>
+      </w:pPr>
+    </w:lvl>
+    <w:lvl w:ilvl="5" w:tplc="280A001B" w:tentative="1">
+      <w:start w:val="1"/>
+      <w:numFmt w:val="lowerRoman"/>
+      <w:lvlText w:val="%6."/>
+      <w:lvlJc w:val="right"/>
+      <w:pPr>
+        <w:ind w:left="4680" w:hanging="180"/>
+      </w:pPr>
+    </w:lvl>
+    <w:lvl w:ilvl="6" w:tplc="280A000F" w:tentative="1">
+      <w:start w:val="1"/>
+      <w:numFmt w:val="decimal"/>
+      <w:lvlText w:val="%7."/>
+      <w:lvlJc w:val="left"/>
+      <w:pPr>
+        <w:ind w:left="5400" w:hanging="360"/>
+      </w:pPr>
+    </w:lvl>
+    <w:lvl w:ilvl="7" w:tplc="280A0019" w:tentative="1">
+      <w:start w:val="1"/>
+      <w:numFmt w:val="lowerLetter"/>
+      <w:lvlText w:val="%8."/>
+      <w:lvlJc w:val="left"/>
+      <w:pPr>
+        <w:ind w:left="6120" w:hanging="360"/>
+      </w:pPr>
+    </w:lvl>
+    <w:lvl w:ilvl="8" w:tplc="280A001B" w:tentative="1">
+      <w:start w:val="1"/>
+      <w:numFmt w:val="lowerRoman"/>
+      <w:lvlText w:val="%9."/>
+      <w:lvlJc w:val="right"/>
+      <w:pPr>
+        <w:ind w:left="6840" w:hanging="180"/>
+      </w:pPr>
+    </w:lvl>
+  </w:abstractNum>
+  <w:abstractNum w:abstractNumId="32" w15:restartNumberingAfterBreak="0">
+    <w:nsid w:val="6698223F"/>
+    <w:multiLevelType w:val="hybridMultilevel"/>
+    <w:tmpl w:val="1F5C83C8"/>
+    <w:lvl w:ilvl="0" w:tplc="280A0001">
+      <w:start w:val="1"/>
+      <w:numFmt w:val="bullet"/>
+      <w:lvlText w:val=""/>
+      <w:lvlJc w:val="left"/>
+      <w:pPr>
+        <w:ind w:left="1287" w:hanging="360"/>
+      </w:pPr>
+      <w:rPr>
+        <w:rFonts w:ascii="Symbol" w:hAnsi="Symbol" w:hint="default"/>
+      </w:rPr>
+    </w:lvl>
+    <w:lvl w:ilvl="1" w:tplc="280A0003" w:tentative="1">
+      <w:start w:val="1"/>
+      <w:numFmt w:val="bullet"/>
+      <w:lvlText w:val="o"/>
+      <w:lvlJc w:val="left"/>
+      <w:pPr>
+        <w:ind w:left="2007" w:hanging="360"/>
+      </w:pPr>
+      <w:rPr>
+        <w:rFonts w:ascii="Courier New" w:hAnsi="Courier New" w:cs="Courier New" w:hint="default"/>
+      </w:rPr>
+    </w:lvl>
+    <w:lvl w:ilvl="2" w:tplc="280A0005" w:tentative="1">
+      <w:start w:val="1"/>
+      <w:numFmt w:val="bullet"/>
+      <w:lvlText w:val=""/>
+      <w:lvlJc w:val="left"/>
+      <w:pPr>
+        <w:ind w:left="2727" w:hanging="360"/>
+      </w:pPr>
+      <w:rPr>
+        <w:rFonts w:ascii="Wingdings" w:hAnsi="Wingdings" w:hint="default"/>
+      </w:rPr>
+    </w:lvl>
+    <w:lvl w:ilvl="3" w:tplc="280A0001" w:tentative="1">
+      <w:start w:val="1"/>
+      <w:numFmt w:val="bullet"/>
+      <w:lvlText w:val=""/>
+      <w:lvlJc w:val="left"/>
+      <w:pPr>
+        <w:ind w:left="3447" w:hanging="360"/>
+      </w:pPr>
+      <w:rPr>
+        <w:rFonts w:ascii="Symbol" w:hAnsi="Symbol" w:hint="default"/>
+      </w:rPr>
+    </w:lvl>
+    <w:lvl w:ilvl="4" w:tplc="280A0003" w:tentative="1">
+      <w:start w:val="1"/>
+      <w:numFmt w:val="bullet"/>
+      <w:lvlText w:val="o"/>
+      <w:lvlJc w:val="left"/>
+      <w:pPr>
+        <w:ind w:left="4167" w:hanging="360"/>
+      </w:pPr>
+      <w:rPr>
+        <w:rFonts w:ascii="Courier New" w:hAnsi="Courier New" w:cs="Courier New" w:hint="default"/>
+      </w:rPr>
+    </w:lvl>
+    <w:lvl w:ilvl="5" w:tplc="280A0005" w:tentative="1">
+      <w:start w:val="1"/>
+      <w:numFmt w:val="bullet"/>
+      <w:lvlText w:val=""/>
+      <w:lvlJc w:val="left"/>
+      <w:pPr>
+        <w:ind w:left="4887" w:hanging="360"/>
+      </w:pPr>
+      <w:rPr>
+        <w:rFonts w:ascii="Wingdings" w:hAnsi="Wingdings" w:hint="default"/>
+      </w:rPr>
+    </w:lvl>
+    <w:lvl w:ilvl="6" w:tplc="280A0001" w:tentative="1">
+      <w:start w:val="1"/>
+      <w:numFmt w:val="bullet"/>
+      <w:lvlText w:val=""/>
+      <w:lvlJc w:val="left"/>
+      <w:pPr>
+        <w:ind w:left="5607" w:hanging="360"/>
+      </w:pPr>
+      <w:rPr>
+        <w:rFonts w:ascii="Symbol" w:hAnsi="Symbol" w:hint="default"/>
+      </w:rPr>
+    </w:lvl>
+    <w:lvl w:ilvl="7" w:tplc="280A0003" w:tentative="1">
+      <w:start w:val="1"/>
+      <w:numFmt w:val="bullet"/>
+      <w:lvlText w:val="o"/>
+      <w:lvlJc w:val="left"/>
+      <w:pPr>
+        <w:ind w:left="6327" w:hanging="360"/>
+      </w:pPr>
+      <w:rPr>
+        <w:rFonts w:ascii="Courier New" w:hAnsi="Courier New" w:cs="Courier New" w:hint="default"/>
+      </w:rPr>
+    </w:lvl>
+    <w:lvl w:ilvl="8" w:tplc="280A0005" w:tentative="1">
+      <w:start w:val="1"/>
+      <w:numFmt w:val="bullet"/>
+      <w:lvlText w:val=""/>
+      <w:lvlJc w:val="left"/>
+      <w:pPr>
+        <w:ind w:left="7047" w:hanging="360"/>
+      </w:pPr>
+      <w:rPr>
+        <w:rFonts w:ascii="Wingdings" w:hAnsi="Wingdings" w:hint="default"/>
+      </w:rPr>
+    </w:lvl>
+  </w:abstractNum>
+  <w:abstractNum w:abstractNumId="33" w15:restartNumberingAfterBreak="0">
+    <w:nsid w:val="66C6118D"/>
+    <w:multiLevelType w:val="hybridMultilevel"/>
+    <w:tmpl w:val="10FC1A30"/>
+    <w:lvl w:ilvl="0" w:tplc="280A0001">
+      <w:start w:val="1"/>
+      <w:numFmt w:val="bullet"/>
+      <w:lvlText w:val=""/>
+      <w:lvlJc w:val="left"/>
+      <w:pPr>
+        <w:ind w:left="1004" w:hanging="360"/>
+      </w:pPr>
+      <w:rPr>
+        <w:rFonts w:ascii="Symbol" w:hAnsi="Symbol" w:hint="default"/>
+      </w:rPr>
+    </w:lvl>
+    <w:lvl w:ilvl="1" w:tplc="280A0003" w:tentative="1">
+      <w:start w:val="1"/>
+      <w:numFmt w:val="bullet"/>
+      <w:lvlText w:val="o"/>
+      <w:lvlJc w:val="left"/>
+      <w:pPr>
+        <w:ind w:left="1724" w:hanging="360"/>
+      </w:pPr>
+      <w:rPr>
+        <w:rFonts w:ascii="Courier New" w:hAnsi="Courier New" w:cs="Courier New" w:hint="default"/>
+      </w:rPr>
+    </w:lvl>
+    <w:lvl w:ilvl="2" w:tplc="280A0005" w:tentative="1">
+      <w:start w:val="1"/>
+      <w:numFmt w:val="bullet"/>
+      <w:lvlText w:val=""/>
+      <w:lvlJc w:val="left"/>
+      <w:pPr>
+        <w:ind w:left="2444" w:hanging="360"/>
+      </w:pPr>
+      <w:rPr>
+        <w:rFonts w:ascii="Wingdings" w:hAnsi="Wingdings" w:hint="default"/>
+      </w:rPr>
+    </w:lvl>
+    <w:lvl w:ilvl="3" w:tplc="280A0001" w:tentative="1">
+      <w:start w:val="1"/>
+      <w:numFmt w:val="bullet"/>
+      <w:lvlText w:val=""/>
+      <w:lvlJc w:val="left"/>
+      <w:pPr>
+        <w:ind w:left="3164" w:hanging="360"/>
+      </w:pPr>
+      <w:rPr>
+        <w:rFonts w:ascii="Symbol" w:hAnsi="Symbol" w:hint="default"/>
+      </w:rPr>
+    </w:lvl>
+    <w:lvl w:ilvl="4" w:tplc="280A0003" w:tentative="1">
+      <w:start w:val="1"/>
+      <w:numFmt w:val="bullet"/>
+      <w:lvlText w:val="o"/>
+      <w:lvlJc w:val="left"/>
+      <w:pPr>
+        <w:ind w:left="3884" w:hanging="360"/>
+      </w:pPr>
+      <w:rPr>
+        <w:rFonts w:ascii="Courier New" w:hAnsi="Courier New" w:cs="Courier New" w:hint="default"/>
+      </w:rPr>
+    </w:lvl>
+    <w:lvl w:ilvl="5" w:tplc="280A0005" w:tentative="1">
+      <w:start w:val="1"/>
+      <w:numFmt w:val="bullet"/>
+      <w:lvlText w:val=""/>
+      <w:lvlJc w:val="left"/>
+      <w:pPr>
+        <w:ind w:left="4604" w:hanging="360"/>
+      </w:pPr>
+      <w:rPr>
+        <w:rFonts w:ascii="Wingdings" w:hAnsi="Wingdings" w:hint="default"/>
+      </w:rPr>
+    </w:lvl>
+    <w:lvl w:ilvl="6" w:tplc="280A0001" w:tentative="1">
+      <w:start w:val="1"/>
+      <w:numFmt w:val="bullet"/>
+      <w:lvlText w:val=""/>
+      <w:lvlJc w:val="left"/>
+      <w:pPr>
+        <w:ind w:left="5324" w:hanging="360"/>
+      </w:pPr>
+      <w:rPr>
+        <w:rFonts w:ascii="Symbol" w:hAnsi="Symbol" w:hint="default"/>
+      </w:rPr>
+    </w:lvl>
+    <w:lvl w:ilvl="7" w:tplc="280A0003" w:tentative="1">
+      <w:start w:val="1"/>
+      <w:numFmt w:val="bullet"/>
+      <w:lvlText w:val="o"/>
+      <w:lvlJc w:val="left"/>
+      <w:pPr>
+        <w:ind w:left="6044" w:hanging="360"/>
+      </w:pPr>
+      <w:rPr>
+        <w:rFonts w:ascii="Courier New" w:hAnsi="Courier New" w:cs="Courier New" w:hint="default"/>
+      </w:rPr>
+    </w:lvl>
+    <w:lvl w:ilvl="8" w:tplc="280A0005" w:tentative="1">
+      <w:start w:val="1"/>
+      <w:numFmt w:val="bullet"/>
+      <w:lvlText w:val=""/>
+      <w:lvlJc w:val="left"/>
+      <w:pPr>
+        <w:ind w:left="6764" w:hanging="360"/>
+      </w:pPr>
+      <w:rPr>
+        <w:rFonts w:ascii="Wingdings" w:hAnsi="Wingdings" w:hint="default"/>
+      </w:rPr>
+    </w:lvl>
+  </w:abstractNum>
+  <w:abstractNum w:abstractNumId="34" w15:restartNumberingAfterBreak="0">
+    <w:nsid w:val="68717D93"/>
+    <w:multiLevelType w:val="hybridMultilevel"/>
+    <w:tmpl w:val="7584E91E"/>
+    <w:lvl w:ilvl="0" w:tplc="280A000F">
+      <w:start w:val="1"/>
+      <w:numFmt w:val="decimal"/>
+      <w:lvlText w:val="%1."/>
+      <w:lvlJc w:val="left"/>
+      <w:pPr>
+        <w:ind w:left="1080" w:hanging="360"/>
+      </w:pPr>
+    </w:lvl>
+    <w:lvl w:ilvl="1" w:tplc="280A0019" w:tentative="1">
+      <w:start w:val="1"/>
+      <w:numFmt w:val="lowerLetter"/>
+      <w:lvlText w:val="%2."/>
+      <w:lvlJc w:val="left"/>
+      <w:pPr>
+        <w:ind w:left="1800" w:hanging="360"/>
+      </w:pPr>
+    </w:lvl>
+    <w:lvl w:ilvl="2" w:tplc="280A001B" w:tentative="1">
+      <w:start w:val="1"/>
+      <w:numFmt w:val="lowerRoman"/>
+      <w:lvlText w:val="%3."/>
+      <w:lvlJc w:val="right"/>
+      <w:pPr>
+        <w:ind w:left="2520" w:hanging="180"/>
+      </w:pPr>
+    </w:lvl>
+    <w:lvl w:ilvl="3" w:tplc="280A000F" w:tentative="1">
+      <w:start w:val="1"/>
+      <w:numFmt w:val="decimal"/>
+      <w:lvlText w:val="%4."/>
+      <w:lvlJc w:val="left"/>
+      <w:pPr>
+        <w:ind w:left="3240" w:hanging="360"/>
+      </w:pPr>
+    </w:lvl>
+    <w:lvl w:ilvl="4" w:tplc="280A0019" w:tentative="1">
+      <w:start w:val="1"/>
+      <w:numFmt w:val="lowerLetter"/>
+      <w:lvlText w:val="%5."/>
+      <w:lvlJc w:val="left"/>
+      <w:pPr>
+        <w:ind w:left="3960" w:hanging="360"/>
+      </w:pPr>
+    </w:lvl>
+    <w:lvl w:ilvl="5" w:tplc="280A001B" w:tentative="1">
+      <w:start w:val="1"/>
+      <w:numFmt w:val="lowerRoman"/>
+      <w:lvlText w:val="%6."/>
+      <w:lvlJc w:val="right"/>
+      <w:pPr>
+        <w:ind w:left="4680" w:hanging="180"/>
+      </w:pPr>
+    </w:lvl>
+    <w:lvl w:ilvl="6" w:tplc="280A000F" w:tentative="1">
+      <w:start w:val="1"/>
+      <w:numFmt w:val="decimal"/>
+      <w:lvlText w:val="%7."/>
+      <w:lvlJc w:val="left"/>
+      <w:pPr>
+        <w:ind w:left="5400" w:hanging="360"/>
+      </w:pPr>
+    </w:lvl>
+    <w:lvl w:ilvl="7" w:tplc="280A0019" w:tentative="1">
+      <w:start w:val="1"/>
+      <w:numFmt w:val="lowerLetter"/>
+      <w:lvlText w:val="%8."/>
+      <w:lvlJc w:val="left"/>
+      <w:pPr>
+        <w:ind w:left="6120" w:hanging="360"/>
+      </w:pPr>
+    </w:lvl>
+    <w:lvl w:ilvl="8" w:tplc="280A001B" w:tentative="1">
+      <w:start w:val="1"/>
+      <w:numFmt w:val="lowerRoman"/>
+      <w:lvlText w:val="%9."/>
+      <w:lvlJc w:val="right"/>
+      <w:pPr>
+        <w:ind w:left="6840" w:hanging="180"/>
+      </w:pPr>
+    </w:lvl>
+  </w:abstractNum>
+  <w:abstractNum w:abstractNumId="35" w15:restartNumberingAfterBreak="0">
     <w:nsid w:val="6D535E5B"/>
     <w:multiLevelType w:val="hybridMultilevel"/>
     <w:tmpl w:val="49769532"/>
@@ -4314,7 +6277,206 @@
       </w:pPr>
     </w:lvl>
   </w:abstractNum>
-  <w:abstractNum w:abstractNumId="18" w15:restartNumberingAfterBreak="0">
+  <w:abstractNum w:abstractNumId="36" w15:restartNumberingAfterBreak="0">
+    <w:nsid w:val="70234C8A"/>
+    <w:multiLevelType w:val="multilevel"/>
+    <w:tmpl w:val="1AF21CD8"/>
+    <w:lvl w:ilvl="0">
+      <w:start w:val="1"/>
+      <w:numFmt w:val="decimal"/>
+      <w:lvlText w:val="%1."/>
+      <w:lvlJc w:val="left"/>
+      <w:pPr>
+        <w:tabs>
+          <w:tab w:val="num" w:pos="720"/>
+        </w:tabs>
+        <w:ind w:left="720" w:hanging="360"/>
+      </w:pPr>
+    </w:lvl>
+    <w:lvl w:ilvl="1" w:tentative="1">
+      <w:start w:val="1"/>
+      <w:numFmt w:val="decimal"/>
+      <w:lvlText w:val="%2."/>
+      <w:lvlJc w:val="left"/>
+      <w:pPr>
+        <w:tabs>
+          <w:tab w:val="num" w:pos="1440"/>
+        </w:tabs>
+        <w:ind w:left="1440" w:hanging="360"/>
+      </w:pPr>
+    </w:lvl>
+    <w:lvl w:ilvl="2" w:tentative="1">
+      <w:start w:val="1"/>
+      <w:numFmt w:val="decimal"/>
+      <w:lvlText w:val="%3."/>
+      <w:lvlJc w:val="left"/>
+      <w:pPr>
+        <w:tabs>
+          <w:tab w:val="num" w:pos="2160"/>
+        </w:tabs>
+        <w:ind w:left="2160" w:hanging="360"/>
+      </w:pPr>
+    </w:lvl>
+    <w:lvl w:ilvl="3" w:tentative="1">
+      <w:start w:val="1"/>
+      <w:numFmt w:val="decimal"/>
+      <w:lvlText w:val="%4."/>
+      <w:lvlJc w:val="left"/>
+      <w:pPr>
+        <w:tabs>
+          <w:tab w:val="num" w:pos="2880"/>
+        </w:tabs>
+        <w:ind w:left="2880" w:hanging="360"/>
+      </w:pPr>
+    </w:lvl>
+    <w:lvl w:ilvl="4" w:tentative="1">
+      <w:start w:val="1"/>
+      <w:numFmt w:val="decimal"/>
+      <w:lvlText w:val="%5."/>
+      <w:lvlJc w:val="left"/>
+      <w:pPr>
+        <w:tabs>
+          <w:tab w:val="num" w:pos="3600"/>
+        </w:tabs>
+        <w:ind w:left="3600" w:hanging="360"/>
+      </w:pPr>
+    </w:lvl>
+    <w:lvl w:ilvl="5" w:tentative="1">
+      <w:start w:val="1"/>
+      <w:numFmt w:val="decimal"/>
+      <w:lvlText w:val="%6."/>
+      <w:lvlJc w:val="left"/>
+      <w:pPr>
+        <w:tabs>
+          <w:tab w:val="num" w:pos="4320"/>
+        </w:tabs>
+        <w:ind w:left="4320" w:hanging="360"/>
+      </w:pPr>
+    </w:lvl>
+    <w:lvl w:ilvl="6" w:tentative="1">
+      <w:start w:val="1"/>
+      <w:numFmt w:val="decimal"/>
+      <w:lvlText w:val="%7."/>
+      <w:lvlJc w:val="left"/>
+      <w:pPr>
+        <w:tabs>
+          <w:tab w:val="num" w:pos="5040"/>
+        </w:tabs>
+        <w:ind w:left="5040" w:hanging="360"/>
+      </w:pPr>
+    </w:lvl>
+    <w:lvl w:ilvl="7" w:tentative="1">
+      <w:start w:val="1"/>
+      <w:numFmt w:val="decimal"/>
+      <w:lvlText w:val="%8."/>
+      <w:lvlJc w:val="left"/>
+      <w:pPr>
+        <w:tabs>
+          <w:tab w:val="num" w:pos="5760"/>
+        </w:tabs>
+        <w:ind w:left="5760" w:hanging="360"/>
+      </w:pPr>
+    </w:lvl>
+    <w:lvl w:ilvl="8" w:tentative="1">
+      <w:start w:val="1"/>
+      <w:numFmt w:val="decimal"/>
+      <w:lvlText w:val="%9."/>
+      <w:lvlJc w:val="left"/>
+      <w:pPr>
+        <w:tabs>
+          <w:tab w:val="num" w:pos="6480"/>
+        </w:tabs>
+        <w:ind w:left="6480" w:hanging="360"/>
+      </w:pPr>
+    </w:lvl>
+  </w:abstractNum>
+  <w:abstractNum w:abstractNumId="37" w15:restartNumberingAfterBreak="0">
+    <w:nsid w:val="721D1A2C"/>
+    <w:multiLevelType w:val="hybridMultilevel"/>
+    <w:tmpl w:val="866ECEBA"/>
+    <w:lvl w:ilvl="0" w:tplc="280A000F">
+      <w:start w:val="1"/>
+      <w:numFmt w:val="decimal"/>
+      <w:lvlText w:val="%1."/>
+      <w:lvlJc w:val="left"/>
+      <w:pPr>
+        <w:ind w:left="1004" w:hanging="360"/>
+      </w:pPr>
+    </w:lvl>
+    <w:lvl w:ilvl="1" w:tplc="280A0019" w:tentative="1">
+      <w:start w:val="1"/>
+      <w:numFmt w:val="lowerLetter"/>
+      <w:lvlText w:val="%2."/>
+      <w:lvlJc w:val="left"/>
+      <w:pPr>
+        <w:ind w:left="1724" w:hanging="360"/>
+      </w:pPr>
+    </w:lvl>
+    <w:lvl w:ilvl="2" w:tplc="280A001B" w:tentative="1">
+      <w:start w:val="1"/>
+      <w:numFmt w:val="lowerRoman"/>
+      <w:lvlText w:val="%3."/>
+      <w:lvlJc w:val="right"/>
+      <w:pPr>
+        <w:ind w:left="2444" w:hanging="180"/>
+      </w:pPr>
+    </w:lvl>
+    <w:lvl w:ilvl="3" w:tplc="280A000F" w:tentative="1">
+      <w:start w:val="1"/>
+      <w:numFmt w:val="decimal"/>
+      <w:lvlText w:val="%4."/>
+      <w:lvlJc w:val="left"/>
+      <w:pPr>
+        <w:ind w:left="3164" w:hanging="360"/>
+      </w:pPr>
+    </w:lvl>
+    <w:lvl w:ilvl="4" w:tplc="280A0019" w:tentative="1">
+      <w:start w:val="1"/>
+      <w:numFmt w:val="lowerLetter"/>
+      <w:lvlText w:val="%5."/>
+      <w:lvlJc w:val="left"/>
+      <w:pPr>
+        <w:ind w:left="3884" w:hanging="360"/>
+      </w:pPr>
+    </w:lvl>
+    <w:lvl w:ilvl="5" w:tplc="280A001B" w:tentative="1">
+      <w:start w:val="1"/>
+      <w:numFmt w:val="lowerRoman"/>
+      <w:lvlText w:val="%6."/>
+      <w:lvlJc w:val="right"/>
+      <w:pPr>
+        <w:ind w:left="4604" w:hanging="180"/>
+      </w:pPr>
+    </w:lvl>
+    <w:lvl w:ilvl="6" w:tplc="280A000F" w:tentative="1">
+      <w:start w:val="1"/>
+      <w:numFmt w:val="decimal"/>
+      <w:lvlText w:val="%7."/>
+      <w:lvlJc w:val="left"/>
+      <w:pPr>
+        <w:ind w:left="5324" w:hanging="360"/>
+      </w:pPr>
+    </w:lvl>
+    <w:lvl w:ilvl="7" w:tplc="280A0019" w:tentative="1">
+      <w:start w:val="1"/>
+      <w:numFmt w:val="lowerLetter"/>
+      <w:lvlText w:val="%8."/>
+      <w:lvlJc w:val="left"/>
+      <w:pPr>
+        <w:ind w:left="6044" w:hanging="360"/>
+      </w:pPr>
+    </w:lvl>
+    <w:lvl w:ilvl="8" w:tplc="280A001B" w:tentative="1">
+      <w:start w:val="1"/>
+      <w:numFmt w:val="lowerRoman"/>
+      <w:lvlText w:val="%9."/>
+      <w:lvlJc w:val="right"/>
+      <w:pPr>
+        <w:ind w:left="6764" w:hanging="180"/>
+      </w:pPr>
+    </w:lvl>
+  </w:abstractNum>
+  <w:abstractNum w:abstractNumId="38" w15:restartNumberingAfterBreak="0">
     <w:nsid w:val="73012DD5"/>
     <w:multiLevelType w:val="multilevel"/>
     <w:tmpl w:val="26F62B48"/>
@@ -4463,7 +6625,7 @@
       </w:rPr>
     </w:lvl>
   </w:abstractNum>
-  <w:abstractNum w:abstractNumId="19" w15:restartNumberingAfterBreak="0">
+  <w:abstractNum w:abstractNumId="39" w15:restartNumberingAfterBreak="0">
     <w:nsid w:val="73EA3377"/>
     <w:multiLevelType w:val="hybridMultilevel"/>
     <w:tmpl w:val="1028363E"/>
@@ -4549,7 +6711,93 @@
       </w:pPr>
     </w:lvl>
   </w:abstractNum>
-  <w:abstractNum w:abstractNumId="20" w15:restartNumberingAfterBreak="0">
+  <w:abstractNum w:abstractNumId="40" w15:restartNumberingAfterBreak="0">
+    <w:nsid w:val="787D2616"/>
+    <w:multiLevelType w:val="hybridMultilevel"/>
+    <w:tmpl w:val="BA60951E"/>
+    <w:lvl w:ilvl="0" w:tplc="280A000F">
+      <w:start w:val="1"/>
+      <w:numFmt w:val="decimal"/>
+      <w:lvlText w:val="%1."/>
+      <w:lvlJc w:val="left"/>
+      <w:pPr>
+        <w:ind w:left="1287" w:hanging="360"/>
+      </w:pPr>
+    </w:lvl>
+    <w:lvl w:ilvl="1" w:tplc="280A0019" w:tentative="1">
+      <w:start w:val="1"/>
+      <w:numFmt w:val="lowerLetter"/>
+      <w:lvlText w:val="%2."/>
+      <w:lvlJc w:val="left"/>
+      <w:pPr>
+        <w:ind w:left="2007" w:hanging="360"/>
+      </w:pPr>
+    </w:lvl>
+    <w:lvl w:ilvl="2" w:tplc="280A001B" w:tentative="1">
+      <w:start w:val="1"/>
+      <w:numFmt w:val="lowerRoman"/>
+      <w:lvlText w:val="%3."/>
+      <w:lvlJc w:val="right"/>
+      <w:pPr>
+        <w:ind w:left="2727" w:hanging="180"/>
+      </w:pPr>
+    </w:lvl>
+    <w:lvl w:ilvl="3" w:tplc="280A000F" w:tentative="1">
+      <w:start w:val="1"/>
+      <w:numFmt w:val="decimal"/>
+      <w:lvlText w:val="%4."/>
+      <w:lvlJc w:val="left"/>
+      <w:pPr>
+        <w:ind w:left="3447" w:hanging="360"/>
+      </w:pPr>
+    </w:lvl>
+    <w:lvl w:ilvl="4" w:tplc="280A0019" w:tentative="1">
+      <w:start w:val="1"/>
+      <w:numFmt w:val="lowerLetter"/>
+      <w:lvlText w:val="%5."/>
+      <w:lvlJc w:val="left"/>
+      <w:pPr>
+        <w:ind w:left="4167" w:hanging="360"/>
+      </w:pPr>
+    </w:lvl>
+    <w:lvl w:ilvl="5" w:tplc="280A001B" w:tentative="1">
+      <w:start w:val="1"/>
+      <w:numFmt w:val="lowerRoman"/>
+      <w:lvlText w:val="%6."/>
+      <w:lvlJc w:val="right"/>
+      <w:pPr>
+        <w:ind w:left="4887" w:hanging="180"/>
+      </w:pPr>
+    </w:lvl>
+    <w:lvl w:ilvl="6" w:tplc="280A000F" w:tentative="1">
+      <w:start w:val="1"/>
+      <w:numFmt w:val="decimal"/>
+      <w:lvlText w:val="%7."/>
+      <w:lvlJc w:val="left"/>
+      <w:pPr>
+        <w:ind w:left="5607" w:hanging="360"/>
+      </w:pPr>
+    </w:lvl>
+    <w:lvl w:ilvl="7" w:tplc="280A0019" w:tentative="1">
+      <w:start w:val="1"/>
+      <w:numFmt w:val="lowerLetter"/>
+      <w:lvlText w:val="%8."/>
+      <w:lvlJc w:val="left"/>
+      <w:pPr>
+        <w:ind w:left="6327" w:hanging="360"/>
+      </w:pPr>
+    </w:lvl>
+    <w:lvl w:ilvl="8" w:tplc="280A001B" w:tentative="1">
+      <w:start w:val="1"/>
+      <w:numFmt w:val="lowerRoman"/>
+      <w:lvlText w:val="%9."/>
+      <w:lvlJc w:val="right"/>
+      <w:pPr>
+        <w:ind w:left="7047" w:hanging="180"/>
+      </w:pPr>
+    </w:lvl>
+  </w:abstractNum>
+  <w:abstractNum w:abstractNumId="41" w15:restartNumberingAfterBreak="0">
     <w:nsid w:val="790510BA"/>
     <w:multiLevelType w:val="hybridMultilevel"/>
     <w:tmpl w:val="AA502BDA"/>
@@ -4635,7 +6883,7 @@
       </w:pPr>
     </w:lvl>
   </w:abstractNum>
-  <w:abstractNum w:abstractNumId="21" w15:restartNumberingAfterBreak="0">
+  <w:abstractNum w:abstractNumId="42" w15:restartNumberingAfterBreak="0">
     <w:nsid w:val="7B17047E"/>
     <w:multiLevelType w:val="hybridMultilevel"/>
     <w:tmpl w:val="F42A7632"/>
@@ -4721,71 +6969,250 @@
       </w:pPr>
     </w:lvl>
   </w:abstractNum>
+  <w:abstractNum w:abstractNumId="43" w15:restartNumberingAfterBreak="0">
+    <w:nsid w:val="7E817D8C"/>
+    <w:multiLevelType w:val="multilevel"/>
+    <w:tmpl w:val="839A1E8A"/>
+    <w:lvl w:ilvl="0">
+      <w:start w:val="1"/>
+      <w:numFmt w:val="decimal"/>
+      <w:lvlText w:val="%1."/>
+      <w:lvlJc w:val="left"/>
+      <w:pPr>
+        <w:tabs>
+          <w:tab w:val="num" w:pos="720"/>
+        </w:tabs>
+        <w:ind w:left="720" w:hanging="360"/>
+      </w:pPr>
+    </w:lvl>
+    <w:lvl w:ilvl="1" w:tentative="1">
+      <w:start w:val="1"/>
+      <w:numFmt w:val="decimal"/>
+      <w:lvlText w:val="%2."/>
+      <w:lvlJc w:val="left"/>
+      <w:pPr>
+        <w:tabs>
+          <w:tab w:val="num" w:pos="1440"/>
+        </w:tabs>
+        <w:ind w:left="1440" w:hanging="360"/>
+      </w:pPr>
+    </w:lvl>
+    <w:lvl w:ilvl="2" w:tentative="1">
+      <w:start w:val="1"/>
+      <w:numFmt w:val="decimal"/>
+      <w:lvlText w:val="%3."/>
+      <w:lvlJc w:val="left"/>
+      <w:pPr>
+        <w:tabs>
+          <w:tab w:val="num" w:pos="2160"/>
+        </w:tabs>
+        <w:ind w:left="2160" w:hanging="360"/>
+      </w:pPr>
+    </w:lvl>
+    <w:lvl w:ilvl="3" w:tentative="1">
+      <w:start w:val="1"/>
+      <w:numFmt w:val="decimal"/>
+      <w:lvlText w:val="%4."/>
+      <w:lvlJc w:val="left"/>
+      <w:pPr>
+        <w:tabs>
+          <w:tab w:val="num" w:pos="2880"/>
+        </w:tabs>
+        <w:ind w:left="2880" w:hanging="360"/>
+      </w:pPr>
+    </w:lvl>
+    <w:lvl w:ilvl="4" w:tentative="1">
+      <w:start w:val="1"/>
+      <w:numFmt w:val="decimal"/>
+      <w:lvlText w:val="%5."/>
+      <w:lvlJc w:val="left"/>
+      <w:pPr>
+        <w:tabs>
+          <w:tab w:val="num" w:pos="3600"/>
+        </w:tabs>
+        <w:ind w:left="3600" w:hanging="360"/>
+      </w:pPr>
+    </w:lvl>
+    <w:lvl w:ilvl="5" w:tentative="1">
+      <w:start w:val="1"/>
+      <w:numFmt w:val="decimal"/>
+      <w:lvlText w:val="%6."/>
+      <w:lvlJc w:val="left"/>
+      <w:pPr>
+        <w:tabs>
+          <w:tab w:val="num" w:pos="4320"/>
+        </w:tabs>
+        <w:ind w:left="4320" w:hanging="360"/>
+      </w:pPr>
+    </w:lvl>
+    <w:lvl w:ilvl="6" w:tentative="1">
+      <w:start w:val="1"/>
+      <w:numFmt w:val="decimal"/>
+      <w:lvlText w:val="%7."/>
+      <w:lvlJc w:val="left"/>
+      <w:pPr>
+        <w:tabs>
+          <w:tab w:val="num" w:pos="5040"/>
+        </w:tabs>
+        <w:ind w:left="5040" w:hanging="360"/>
+      </w:pPr>
+    </w:lvl>
+    <w:lvl w:ilvl="7" w:tentative="1">
+      <w:start w:val="1"/>
+      <w:numFmt w:val="decimal"/>
+      <w:lvlText w:val="%8."/>
+      <w:lvlJc w:val="left"/>
+      <w:pPr>
+        <w:tabs>
+          <w:tab w:val="num" w:pos="5760"/>
+        </w:tabs>
+        <w:ind w:left="5760" w:hanging="360"/>
+      </w:pPr>
+    </w:lvl>
+    <w:lvl w:ilvl="8" w:tentative="1">
+      <w:start w:val="1"/>
+      <w:numFmt w:val="decimal"/>
+      <w:lvlText w:val="%9."/>
+      <w:lvlJc w:val="left"/>
+      <w:pPr>
+        <w:tabs>
+          <w:tab w:val="num" w:pos="6480"/>
+        </w:tabs>
+        <w:ind w:left="6480" w:hanging="360"/>
+      </w:pPr>
+    </w:lvl>
+  </w:abstractNum>
   <w:num w:numId="1" w16cid:durableId="637078259">
-    <w:abstractNumId w:val="12"/>
+    <w:abstractNumId w:val="20"/>
   </w:num>
   <w:num w:numId="2" w16cid:durableId="829836228">
-    <w:abstractNumId w:val="13"/>
+    <w:abstractNumId w:val="23"/>
   </w:num>
   <w:num w:numId="3" w16cid:durableId="1689288656">
-    <w:abstractNumId w:val="4"/>
+    <w:abstractNumId w:val="9"/>
   </w:num>
   <w:num w:numId="4" w16cid:durableId="1044138674">
     <w:abstractNumId w:val="1"/>
   </w:num>
   <w:num w:numId="5" w16cid:durableId="2065564152">
-    <w:abstractNumId w:val="10"/>
+    <w:abstractNumId w:val="18"/>
   </w:num>
   <w:num w:numId="6" w16cid:durableId="1253930101">
+    <w:abstractNumId w:val="39"/>
+  </w:num>
+  <w:num w:numId="7" w16cid:durableId="64845101">
+    <w:abstractNumId w:val="11"/>
+  </w:num>
+  <w:num w:numId="8" w16cid:durableId="114325483">
+    <w:abstractNumId w:val="27"/>
+  </w:num>
+  <w:num w:numId="9" w16cid:durableId="662701675">
+    <w:abstractNumId w:val="24"/>
+  </w:num>
+  <w:num w:numId="10" w16cid:durableId="224730057">
+    <w:abstractNumId w:val="7"/>
+  </w:num>
+  <w:num w:numId="11" w16cid:durableId="1919631467">
+    <w:abstractNumId w:val="42"/>
+  </w:num>
+  <w:num w:numId="12" w16cid:durableId="1897668200">
+    <w:abstractNumId w:val="14"/>
+  </w:num>
+  <w:num w:numId="13" w16cid:durableId="2018656728">
     <w:abstractNumId w:val="19"/>
   </w:num>
-  <w:num w:numId="7" w16cid:durableId="64845101">
-    <w:abstractNumId w:val="6"/>
-  </w:num>
-  <w:num w:numId="8" w16cid:durableId="114325483">
-    <w:abstractNumId w:val="15"/>
-  </w:num>
-  <w:num w:numId="9" w16cid:durableId="662701675">
-    <w:abstractNumId w:val="14"/>
-  </w:num>
-  <w:num w:numId="10" w16cid:durableId="224730057">
-    <w:abstractNumId w:val="3"/>
-  </w:num>
-  <w:num w:numId="11" w16cid:durableId="1919631467">
-    <w:abstractNumId w:val="21"/>
-  </w:num>
-  <w:num w:numId="12" w16cid:durableId="1897668200">
-    <w:abstractNumId w:val="9"/>
-  </w:num>
-  <w:num w:numId="13" w16cid:durableId="2018656728">
-    <w:abstractNumId w:val="11"/>
-  </w:num>
   <w:num w:numId="14" w16cid:durableId="781338598">
-    <w:abstractNumId w:val="7"/>
+    <w:abstractNumId w:val="12"/>
   </w:num>
   <w:num w:numId="15" w16cid:durableId="1687095415">
-    <w:abstractNumId w:val="17"/>
+    <w:abstractNumId w:val="35"/>
   </w:num>
   <w:num w:numId="16" w16cid:durableId="16203515">
-    <w:abstractNumId w:val="16"/>
+    <w:abstractNumId w:val="29"/>
   </w:num>
   <w:num w:numId="17" w16cid:durableId="2138449025">
-    <w:abstractNumId w:val="8"/>
+    <w:abstractNumId w:val="13"/>
   </w:num>
   <w:num w:numId="18" w16cid:durableId="1699356353">
-    <w:abstractNumId w:val="18"/>
+    <w:abstractNumId w:val="38"/>
   </w:num>
   <w:num w:numId="19" w16cid:durableId="247543886">
     <w:abstractNumId w:val="0"/>
   </w:num>
   <w:num w:numId="20" w16cid:durableId="96146553">
+    <w:abstractNumId w:val="10"/>
+  </w:num>
+  <w:num w:numId="21" w16cid:durableId="980884564">
+    <w:abstractNumId w:val="41"/>
+  </w:num>
+  <w:num w:numId="22" w16cid:durableId="1824274949">
+    <w:abstractNumId w:val="4"/>
+  </w:num>
+  <w:num w:numId="23" w16cid:durableId="1880508748">
+    <w:abstractNumId w:val="43"/>
+  </w:num>
+  <w:num w:numId="24" w16cid:durableId="55397566">
+    <w:abstractNumId w:val="30"/>
+  </w:num>
+  <w:num w:numId="25" w16cid:durableId="174999357">
+    <w:abstractNumId w:val="36"/>
+  </w:num>
+  <w:num w:numId="26" w16cid:durableId="2046759104">
+    <w:abstractNumId w:val="15"/>
+  </w:num>
+  <w:num w:numId="27" w16cid:durableId="1597052757">
+    <w:abstractNumId w:val="25"/>
+  </w:num>
+  <w:num w:numId="28" w16cid:durableId="454373596">
+    <w:abstractNumId w:val="6"/>
+  </w:num>
+  <w:num w:numId="29" w16cid:durableId="445929087">
     <w:abstractNumId w:val="5"/>
   </w:num>
-  <w:num w:numId="21" w16cid:durableId="980884564">
-    <w:abstractNumId w:val="20"/>
+  <w:num w:numId="30" w16cid:durableId="559294448">
+    <w:abstractNumId w:val="31"/>
   </w:num>
-  <w:num w:numId="22" w16cid:durableId="1824274949">
+  <w:num w:numId="31" w16cid:durableId="1468013842">
+    <w:abstractNumId w:val="34"/>
+  </w:num>
+  <w:num w:numId="32" w16cid:durableId="888808838">
+    <w:abstractNumId w:val="16"/>
+  </w:num>
+  <w:num w:numId="33" w16cid:durableId="1757288043">
+    <w:abstractNumId w:val="22"/>
+  </w:num>
+  <w:num w:numId="34" w16cid:durableId="1560020707">
+    <w:abstractNumId w:val="37"/>
+  </w:num>
+  <w:num w:numId="35" w16cid:durableId="1490249553">
+    <w:abstractNumId w:val="28"/>
+  </w:num>
+  <w:num w:numId="36" w16cid:durableId="1385833712">
+    <w:abstractNumId w:val="26"/>
+  </w:num>
+  <w:num w:numId="37" w16cid:durableId="865412413">
+    <w:abstractNumId w:val="21"/>
+  </w:num>
+  <w:num w:numId="38" w16cid:durableId="1800368848">
+    <w:abstractNumId w:val="40"/>
+  </w:num>
+  <w:num w:numId="39" w16cid:durableId="567155182">
     <w:abstractNumId w:val="2"/>
+  </w:num>
+  <w:num w:numId="40" w16cid:durableId="23215942">
+    <w:abstractNumId w:val="8"/>
+  </w:num>
+  <w:num w:numId="41" w16cid:durableId="998533672">
+    <w:abstractNumId w:val="17"/>
+  </w:num>
+  <w:num w:numId="42" w16cid:durableId="197352644">
+    <w:abstractNumId w:val="3"/>
+  </w:num>
+  <w:num w:numId="43" w16cid:durableId="1361734785">
+    <w:abstractNumId w:val="32"/>
+  </w:num>
+  <w:num w:numId="44" w16cid:durableId="507449283">
+    <w:abstractNumId w:val="33"/>
   </w:num>
 </w:numbering>
 </file>
@@ -5832,6 +8259,29 @@
       <w14:ligatures w14:val="none"/>
     </w:rPr>
   </w:style>
+  <w:style w:type="character" w:styleId="Hipervnculo">
+    <w:name w:val="Hyperlink"/>
+    <w:basedOn w:val="Fuentedeprrafopredeter"/>
+    <w:uiPriority w:val="99"/>
+    <w:unhideWhenUsed/>
+    <w:rsid w:val="0087096A"/>
+    <w:rPr>
+      <w:color w:val="467886" w:themeColor="hyperlink"/>
+      <w:u w:val="single"/>
+    </w:rPr>
+  </w:style>
+  <w:style w:type="character" w:styleId="Mencinsinresolver">
+    <w:name w:val="Unresolved Mention"/>
+    <w:basedOn w:val="Fuentedeprrafopredeter"/>
+    <w:uiPriority w:val="99"/>
+    <w:semiHidden/>
+    <w:unhideWhenUsed/>
+    <w:rsid w:val="0087096A"/>
+    <w:rPr>
+      <w:color w:val="605E5C"/>
+      <w:shd w:val="clear" w:color="auto" w:fill="E1DFDD"/>
+    </w:rPr>
+  </w:style>
 </w:styles>
 </file>
 
